--- a/jobsheet-06/jhf.docx
+++ b/jobsheet-06/jhf.docx
@@ -4,25 +4,2596 @@
   <w:body>
     <w:p>
       <w:pPr>
-        <w:rPr>
-          <w:lang w:val="id-ID"/>
-        </w:rPr>
-      </w:pPr>
-      <w:r>
-        <w:rPr>
-          <w:lang w:val="id-ID"/>
-        </w:rPr>
-        <w:t>jhf</w:t>
+        <w:jc w:val="center"/>
+        <w:rPr>
+          <w:rFonts w:ascii="Times New Roman" w:hAnsi="Times New Roman" w:cs="Times New Roman"/>
+          <w:b/>
+          <w:bCs/>
+          <w:sz w:val="40"/>
+          <w:szCs w:val="40"/>
+        </w:rPr>
+      </w:pPr>
+      <w:r>
+        <w:rPr>
+          <w:rFonts w:ascii="Times New Roman" w:hAnsi="Times New Roman" w:cs="Times New Roman"/>
+          <w:b/>
+          <w:bCs/>
+          <w:sz w:val="40"/>
+          <w:szCs w:val="40"/>
+          <w:lang w:val="en-US"/>
+        </w:rPr>
+        <w:t xml:space="preserve">Laporan </w:t>
+      </w:r>
+      <w:r>
+        <w:rPr>
+          <w:rFonts w:ascii="Times New Roman" w:hAnsi="Times New Roman" w:cs="Times New Roman"/>
+          <w:b/>
+          <w:bCs/>
+          <w:sz w:val="40"/>
+          <w:szCs w:val="40"/>
+        </w:rPr>
+        <w:t>Tugas</w:t>
+      </w:r>
+      <w:r>
+        <w:rPr>
+          <w:rFonts w:ascii="Times New Roman" w:hAnsi="Times New Roman" w:cs="Times New Roman"/>
+          <w:b/>
+          <w:bCs/>
+          <w:sz w:val="40"/>
+          <w:szCs w:val="40"/>
+          <w:lang w:val="en-US"/>
+        </w:rPr>
+        <w:t xml:space="preserve"> </w:t>
+      </w:r>
+      <w:r>
+        <w:rPr>
+          <w:rFonts w:ascii="Times New Roman" w:hAnsi="Times New Roman" w:cs="Times New Roman"/>
+          <w:b/>
+          <w:bCs/>
+          <w:sz w:val="40"/>
+          <w:szCs w:val="40"/>
+        </w:rPr>
+        <w:t>Pemrograman Web</w:t>
+      </w:r>
+    </w:p>
+    <w:p>
+      <w:pPr>
+        <w:jc w:val="center"/>
+        <w:rPr>
+          <w:rFonts w:ascii="Times New Roman" w:hAnsi="Times New Roman" w:cs="Times New Roman"/>
+          <w:b/>
+          <w:bCs/>
+          <w:i/>
+          <w:iCs/>
+          <w:sz w:val="40"/>
+          <w:szCs w:val="40"/>
+        </w:rPr>
+      </w:pPr>
+      <w:r>
+        <w:rPr>
+          <w:rFonts w:ascii="Times New Roman" w:hAnsi="Times New Roman" w:cs="Times New Roman"/>
+          <w:b/>
+          <w:bCs/>
+          <w:noProof/>
+          <w:sz w:val="40"/>
+          <w:szCs w:val="40"/>
+          <w:lang w:val="en-US"/>
+        </w:rPr>
+        <w:drawing>
+          <wp:anchor distT="0" distB="0" distL="114300" distR="114300" simplePos="0" relativeHeight="251659264" behindDoc="0" locked="0" layoutInCell="1" allowOverlap="1" wp14:anchorId="330E50FA" wp14:editId="47454636">
+            <wp:simplePos x="0" y="0"/>
+            <wp:positionH relativeFrom="margin">
+              <wp:align>center</wp:align>
+            </wp:positionH>
+            <wp:positionV relativeFrom="paragraph">
+              <wp:posOffset>741045</wp:posOffset>
+            </wp:positionV>
+            <wp:extent cx="3154680" cy="3057691"/>
+            <wp:effectExtent l="0" t="0" r="0" b="0"/>
+            <wp:wrapNone/>
+            <wp:docPr id="555138882" name="Picture 1"/>
+            <wp:cNvGraphicFramePr>
+              <a:graphicFrameLocks xmlns:a="http://schemas.openxmlformats.org/drawingml/2006/main" noChangeAspect="1"/>
+            </wp:cNvGraphicFramePr>
+            <a:graphic xmlns:a="http://schemas.openxmlformats.org/drawingml/2006/main">
+              <a:graphicData uri="http://schemas.openxmlformats.org/drawingml/2006/picture">
+                <pic:pic xmlns:pic="http://schemas.openxmlformats.org/drawingml/2006/picture">
+                  <pic:nvPicPr>
+                    <pic:cNvPr id="0" name="Picture 1"/>
+                    <pic:cNvPicPr>
+                      <a:picLocks noChangeAspect="1" noChangeArrowheads="1"/>
+                    </pic:cNvPicPr>
+                  </pic:nvPicPr>
+                  <pic:blipFill>
+                    <a:blip r:embed="rId5" cstate="print">
+                      <a:extLst>
+                        <a:ext uri="{28A0092B-C50C-407E-A947-70E740481C1C}">
+                          <a14:useLocalDpi xmlns:a14="http://schemas.microsoft.com/office/drawing/2010/main" val="0"/>
+                        </a:ext>
+                      </a:extLst>
+                    </a:blip>
+                    <a:srcRect/>
+                    <a:stretch>
+                      <a:fillRect/>
+                    </a:stretch>
+                  </pic:blipFill>
+                  <pic:spPr bwMode="auto">
+                    <a:xfrm>
+                      <a:off x="0" y="0"/>
+                      <a:ext cx="3154680" cy="3057691"/>
+                    </a:xfrm>
+                    <a:prstGeom prst="rect">
+                      <a:avLst/>
+                    </a:prstGeom>
+                    <a:noFill/>
+                    <a:ln>
+                      <a:noFill/>
+                    </a:ln>
+                  </pic:spPr>
+                </pic:pic>
+              </a:graphicData>
+            </a:graphic>
+            <wp14:sizeRelH relativeFrom="margin">
+              <wp14:pctWidth>0</wp14:pctWidth>
+            </wp14:sizeRelH>
+            <wp14:sizeRelV relativeFrom="margin">
+              <wp14:pctHeight>0</wp14:pctHeight>
+            </wp14:sizeRelV>
+          </wp:anchor>
+        </w:drawing>
+      </w:r>
+      <w:r>
+        <w:rPr>
+          <w:rFonts w:ascii="Times New Roman" w:hAnsi="Times New Roman" w:cs="Times New Roman"/>
+          <w:b/>
+          <w:bCs/>
+          <w:i/>
+          <w:iCs/>
+          <w:sz w:val="40"/>
+          <w:szCs w:val="40"/>
+          <w:lang w:val="en-US"/>
+        </w:rPr>
+        <w:t>Jobsheet</w:t>
+      </w:r>
+      <w:r>
+        <w:rPr>
+          <w:rFonts w:ascii="Times New Roman" w:hAnsi="Times New Roman" w:cs="Times New Roman"/>
+          <w:b/>
+          <w:bCs/>
+          <w:i/>
+          <w:iCs/>
+          <w:sz w:val="40"/>
+          <w:szCs w:val="40"/>
+          <w:lang w:val="en-US"/>
+        </w:rPr>
+        <w:t xml:space="preserve"> </w:t>
+      </w:r>
+      <w:r>
+        <w:rPr>
+          <w:rFonts w:ascii="Times New Roman" w:hAnsi="Times New Roman" w:cs="Times New Roman"/>
+          <w:b/>
+          <w:bCs/>
+          <w:i/>
+          <w:iCs/>
+          <w:sz w:val="40"/>
+          <w:szCs w:val="40"/>
+        </w:rPr>
+        <w:t>5 dan 6</w:t>
+      </w:r>
+    </w:p>
+    <w:p>
+      <w:pPr>
+        <w:jc w:val="center"/>
+        <w:rPr>
+          <w:rFonts w:ascii="Times New Roman" w:hAnsi="Times New Roman" w:cs="Times New Roman"/>
+          <w:b/>
+          <w:bCs/>
+          <w:i/>
+          <w:iCs/>
+          <w:sz w:val="40"/>
+          <w:szCs w:val="40"/>
+          <w:lang w:val="en-US"/>
+        </w:rPr>
+      </w:pPr>
+    </w:p>
+    <w:p>
+      <w:pPr>
+        <w:jc w:val="center"/>
+        <w:rPr>
+          <w:rFonts w:ascii="Times New Roman" w:hAnsi="Times New Roman" w:cs="Times New Roman"/>
+          <w:b/>
+          <w:bCs/>
+          <w:i/>
+          <w:iCs/>
+          <w:sz w:val="40"/>
+          <w:szCs w:val="40"/>
+          <w:lang w:val="en-US"/>
+        </w:rPr>
+      </w:pPr>
+    </w:p>
+    <w:p>
+      <w:pPr>
+        <w:jc w:val="center"/>
+        <w:rPr>
+          <w:rFonts w:ascii="Times New Roman" w:hAnsi="Times New Roman" w:cs="Times New Roman"/>
+          <w:b/>
+          <w:bCs/>
+          <w:i/>
+          <w:iCs/>
+          <w:sz w:val="40"/>
+          <w:szCs w:val="40"/>
+          <w:lang w:val="en-US"/>
+        </w:rPr>
+      </w:pPr>
+    </w:p>
+    <w:p>
+      <w:pPr>
+        <w:jc w:val="center"/>
+        <w:rPr>
+          <w:rFonts w:ascii="Times New Roman" w:hAnsi="Times New Roman" w:cs="Times New Roman"/>
+          <w:b/>
+          <w:bCs/>
+          <w:i/>
+          <w:iCs/>
+          <w:sz w:val="40"/>
+          <w:szCs w:val="40"/>
+          <w:lang w:val="en-US"/>
+        </w:rPr>
+      </w:pPr>
+    </w:p>
+    <w:p>
+      <w:pPr>
+        <w:jc w:val="center"/>
+        <w:rPr>
+          <w:rFonts w:ascii="Times New Roman" w:hAnsi="Times New Roman" w:cs="Times New Roman"/>
+          <w:b/>
+          <w:bCs/>
+          <w:i/>
+          <w:iCs/>
+          <w:sz w:val="40"/>
+          <w:szCs w:val="40"/>
+          <w:lang w:val="en-US"/>
+        </w:rPr>
+      </w:pPr>
+    </w:p>
+    <w:p>
+      <w:pPr>
+        <w:jc w:val="center"/>
+        <w:rPr>
+          <w:rFonts w:ascii="Times New Roman" w:hAnsi="Times New Roman" w:cs="Times New Roman"/>
+          <w:b/>
+          <w:bCs/>
+          <w:i/>
+          <w:iCs/>
+          <w:sz w:val="40"/>
+          <w:szCs w:val="40"/>
+          <w:lang w:val="en-US"/>
+        </w:rPr>
+      </w:pPr>
+    </w:p>
+    <w:p>
+      <w:pPr>
+        <w:jc w:val="center"/>
+        <w:rPr>
+          <w:rFonts w:ascii="Times New Roman" w:hAnsi="Times New Roman" w:cs="Times New Roman"/>
+          <w:b/>
+          <w:bCs/>
+          <w:i/>
+          <w:iCs/>
+          <w:sz w:val="40"/>
+          <w:szCs w:val="40"/>
+          <w:lang w:val="en-US"/>
+        </w:rPr>
+      </w:pPr>
+    </w:p>
+    <w:p>
+      <w:pPr>
+        <w:jc w:val="center"/>
+        <w:rPr>
+          <w:rFonts w:ascii="Times New Roman" w:hAnsi="Times New Roman" w:cs="Times New Roman"/>
+          <w:b/>
+          <w:bCs/>
+          <w:i/>
+          <w:iCs/>
+          <w:sz w:val="40"/>
+          <w:szCs w:val="40"/>
+          <w:lang w:val="en-US"/>
+        </w:rPr>
+      </w:pPr>
+    </w:p>
+    <w:p>
+      <w:pPr>
+        <w:jc w:val="center"/>
+        <w:rPr>
+          <w:rFonts w:ascii="Times New Roman" w:hAnsi="Times New Roman" w:cs="Times New Roman"/>
+          <w:b/>
+          <w:bCs/>
+          <w:i/>
+          <w:iCs/>
+          <w:sz w:val="40"/>
+          <w:szCs w:val="40"/>
+          <w:lang w:val="en-US"/>
+        </w:rPr>
+      </w:pPr>
+    </w:p>
+    <w:p>
+      <w:pPr>
+        <w:jc w:val="center"/>
+        <w:rPr>
+          <w:rFonts w:ascii="Times New Roman" w:hAnsi="Times New Roman" w:cs="Times New Roman"/>
+          <w:szCs w:val="24"/>
+          <w:lang w:val="en-US"/>
+        </w:rPr>
+      </w:pPr>
+      <w:r>
+        <w:rPr>
+          <w:rFonts w:ascii="Times New Roman" w:hAnsi="Times New Roman" w:cs="Times New Roman"/>
+          <w:szCs w:val="24"/>
+          <w:lang w:val="en-US"/>
+        </w:rPr>
+        <w:t>Oleh:</w:t>
+      </w:r>
+    </w:p>
+    <w:p>
+      <w:pPr>
+        <w:jc w:val="center"/>
+        <w:rPr>
+          <w:rFonts w:ascii="Times New Roman" w:hAnsi="Times New Roman" w:cs="Times New Roman"/>
+          <w:szCs w:val="24"/>
+          <w:lang w:val="en-US"/>
+        </w:rPr>
+      </w:pPr>
+      <w:r>
+        <w:rPr>
+          <w:rFonts w:ascii="Times New Roman" w:hAnsi="Times New Roman" w:cs="Times New Roman"/>
+          <w:szCs w:val="24"/>
+        </w:rPr>
+        <w:t>Muhammad Ramdhani Ariyadin</w:t>
+      </w:r>
+      <w:r>
+        <w:rPr>
+          <w:rFonts w:ascii="Times New Roman" w:hAnsi="Times New Roman" w:cs="Times New Roman"/>
+          <w:szCs w:val="24"/>
+          <w:lang w:val="en-US"/>
+        </w:rPr>
+        <w:t xml:space="preserve"> (2541070600</w:t>
+      </w:r>
+      <w:r>
+        <w:rPr>
+          <w:rFonts w:ascii="Times New Roman" w:hAnsi="Times New Roman" w:cs="Times New Roman"/>
+          <w:szCs w:val="24"/>
+        </w:rPr>
+        <w:t>18</w:t>
+      </w:r>
+      <w:r>
+        <w:rPr>
+          <w:rFonts w:ascii="Times New Roman" w:hAnsi="Times New Roman" w:cs="Times New Roman"/>
+          <w:szCs w:val="24"/>
+          <w:lang w:val="en-US"/>
+        </w:rPr>
+        <w:t>)</w:t>
+      </w:r>
+    </w:p>
+    <w:p>
+      <w:pPr>
+        <w:jc w:val="center"/>
+        <w:rPr>
+          <w:rFonts w:ascii="Times New Roman" w:hAnsi="Times New Roman" w:cs="Times New Roman"/>
+          <w:szCs w:val="24"/>
+          <w:lang w:val="en-US"/>
+        </w:rPr>
+      </w:pPr>
+      <w:r>
+        <w:rPr>
+          <w:rFonts w:ascii="Times New Roman" w:hAnsi="Times New Roman" w:cs="Times New Roman"/>
+          <w:szCs w:val="24"/>
+          <w:lang w:val="en-US"/>
+        </w:rPr>
+        <w:t>SIB 2-E</w:t>
+      </w:r>
+    </w:p>
+    <w:p>
+      <w:pPr>
+        <w:jc w:val="center"/>
+        <w:rPr>
+          <w:rFonts w:ascii="Times New Roman" w:hAnsi="Times New Roman" w:cs="Times New Roman"/>
+          <w:szCs w:val="24"/>
+        </w:rPr>
+      </w:pPr>
+      <w:r>
+        <w:rPr>
+          <w:rFonts w:ascii="Times New Roman" w:hAnsi="Times New Roman" w:cs="Times New Roman"/>
+          <w:szCs w:val="24"/>
+        </w:rPr>
+        <w:t xml:space="preserve">Link Github : </w:t>
+      </w:r>
+    </w:p>
+    <w:p>
+      <w:pPr>
+        <w:jc w:val="center"/>
+        <w:rPr>
+          <w:rFonts w:ascii="Times New Roman" w:hAnsi="Times New Roman" w:cs="Times New Roman"/>
+          <w:szCs w:val="24"/>
+          <w:lang w:val="en-US"/>
+        </w:rPr>
+      </w:pPr>
+    </w:p>
+    <w:p>
+      <w:pPr>
+        <w:rPr>
+          <w:lang w:val="en-US"/>
+        </w:rPr>
+      </w:pPr>
+    </w:p>
+    <w:p/>
+    <w:p/>
+    <w:p/>
+    <w:p/>
+    <w:p/>
+    <w:p/>
+    <w:p/>
+    <w:p/>
+    <w:p/>
+    <w:p>
+      <w:pPr>
+        <w:jc w:val="center"/>
+        <w:rPr>
+          <w:rFonts w:ascii="Times New Roman" w:hAnsi="Times New Roman" w:cs="Times New Roman"/>
+          <w:b/>
+          <w:bCs/>
+        </w:rPr>
+      </w:pPr>
+      <w:r>
+        <w:rPr>
+          <w:rFonts w:ascii="Times New Roman" w:hAnsi="Times New Roman" w:cs="Times New Roman"/>
+          <w:b/>
+          <w:bCs/>
+        </w:rPr>
+        <w:t>Jobsheet 5</w:t>
+      </w:r>
+    </w:p>
+    <w:p>
+      <w:pPr>
+        <w:pStyle w:val="ListParagraph"/>
+        <w:numPr>
+          <w:ilvl w:val="0"/>
+          <w:numId w:val="1"/>
+        </w:numPr>
+        <w:rPr>
+          <w:rFonts w:ascii="Times New Roman" w:hAnsi="Times New Roman" w:cs="Times New Roman"/>
+        </w:rPr>
+      </w:pPr>
+      <w:r>
+        <w:rPr>
+          <w:rFonts w:ascii="Times New Roman" w:hAnsi="Times New Roman" w:cs="Times New Roman"/>
+        </w:rPr>
+        <w:t>Tambah validasi field baru — misalnya field ISBN di form Tambah Buku (yang saat ini tidak wajib diisi, ingat dari </w:t>
+      </w:r>
+      <w:hyperlink r:id="rId6" w:anchor="44-jenis-jenis-input-yang-dipakai" w:history="1">
+        <w:r>
+          <w:rPr>
+            <w:rFonts w:ascii="Times New Roman" w:hAnsi="Times New Roman" w:cs="Times New Roman"/>
+          </w:rPr>
+          <w:t>dokumentasi jobsheet-01 §4.4</w:t>
+        </w:r>
+      </w:hyperlink>
+      <w:r>
+        <w:rPr>
+          <w:rFonts w:ascii="Times New Roman" w:hAnsi="Times New Roman" w:cs="Times New Roman"/>
+        </w:rPr>
+        <w:t>) validasi supaya hanya menerima angka dan tanda hubung.</w:t>
+      </w:r>
+    </w:p>
+    <w:p>
+      <w:pPr>
+        <w:pStyle w:val="ListParagraph"/>
+        <w:rPr>
+          <w:rFonts w:ascii="Times New Roman" w:hAnsi="Times New Roman" w:cs="Times New Roman"/>
+        </w:rPr>
+      </w:pPr>
+    </w:p>
+    <w:p>
+      <w:pPr>
+        <w:pStyle w:val="ListParagraph"/>
+        <w:rPr>
+          <w:rFonts w:ascii="Times New Roman" w:hAnsi="Times New Roman" w:cs="Times New Roman"/>
+        </w:rPr>
+      </w:pPr>
+      <w:r>
+        <w:rPr>
+          <w:rFonts w:ascii="Times New Roman" w:hAnsi="Times New Roman" w:cs="Times New Roman"/>
+        </w:rPr>
+        <w:t>Jawab</w:t>
+      </w:r>
+    </w:p>
+    <w:p>
+      <w:pPr>
+        <w:pStyle w:val="ListParagraph"/>
+        <w:rPr>
+          <w:rFonts w:ascii="Times New Roman" w:hAnsi="Times New Roman" w:cs="Times New Roman"/>
+        </w:rPr>
+      </w:pPr>
+      <w:r>
+        <w:rPr>
+          <w:rFonts w:ascii="Times New Roman" w:hAnsi="Times New Roman" w:cs="Times New Roman"/>
+        </w:rPr>
+        <w:t>Menambahkan</w:t>
+      </w:r>
+      <w:r>
+        <w:rPr>
+          <w:rFonts w:ascii="Times New Roman" w:hAnsi="Times New Roman" w:cs="Times New Roman"/>
+        </w:rPr>
+        <w:t xml:space="preserve"> aturan regex /^[0-9-]+$/ pada form-tambah khusus untuk field isbn agar hanya menerima angka dan tanda hubung</w:t>
+      </w:r>
+    </w:p>
+    <w:p>
+      <w:pPr>
+        <w:pStyle w:val="ListParagraph"/>
+        <w:rPr>
+          <w:rFonts w:ascii="Times New Roman" w:hAnsi="Times New Roman" w:cs="Times New Roman"/>
+        </w:rPr>
+      </w:pPr>
+      <w:r>
+        <w:rPr>
+          <w:rFonts w:ascii="Times New Roman" w:hAnsi="Times New Roman" w:cs="Times New Roman"/>
+        </w:rPr>
+        <w:drawing>
+          <wp:inline distT="0" distB="0" distL="0" distR="0" wp14:anchorId="40AFECC0" wp14:editId="6017A958">
+            <wp:extent cx="5731510" cy="1727200"/>
+            <wp:effectExtent l="0" t="0" r="2540" b="6350"/>
+            <wp:docPr id="1" name="Picture 1"/>
+            <wp:cNvGraphicFramePr>
+              <a:graphicFrameLocks xmlns:a="http://schemas.openxmlformats.org/drawingml/2006/main" noChangeAspect="1"/>
+            </wp:cNvGraphicFramePr>
+            <a:graphic xmlns:a="http://schemas.openxmlformats.org/drawingml/2006/main">
+              <a:graphicData uri="http://schemas.openxmlformats.org/drawingml/2006/picture">
+                <pic:pic xmlns:pic="http://schemas.openxmlformats.org/drawingml/2006/picture">
+                  <pic:nvPicPr>
+                    <pic:cNvPr id="1" name=""/>
+                    <pic:cNvPicPr/>
+                  </pic:nvPicPr>
+                  <pic:blipFill>
+                    <a:blip r:embed="rId7"/>
+                    <a:stretch>
+                      <a:fillRect/>
+                    </a:stretch>
+                  </pic:blipFill>
+                  <pic:spPr>
+                    <a:xfrm>
+                      <a:off x="0" y="0"/>
+                      <a:ext cx="5731510" cy="1727200"/>
+                    </a:xfrm>
+                    <a:prstGeom prst="rect">
+                      <a:avLst/>
+                    </a:prstGeom>
+                  </pic:spPr>
+                </pic:pic>
+              </a:graphicData>
+            </a:graphic>
+          </wp:inline>
+        </w:drawing>
+      </w:r>
+    </w:p>
+    <w:p>
+      <w:pPr>
+        <w:pStyle w:val="ListParagraph"/>
+        <w:rPr>
+          <w:rFonts w:ascii="Times New Roman" w:hAnsi="Times New Roman" w:cs="Times New Roman"/>
+        </w:rPr>
+      </w:pPr>
+    </w:p>
+    <w:p>
+      <w:pPr>
+        <w:pStyle w:val="ListParagraph"/>
+        <w:rPr>
+          <w:rFonts w:ascii="Times New Roman" w:hAnsi="Times New Roman" w:cs="Times New Roman"/>
+        </w:rPr>
+      </w:pPr>
+      <w:r>
+        <w:rPr>
+          <w:rFonts w:ascii="Times New Roman" w:hAnsi="Times New Roman" w:cs="Times New Roman"/>
+        </w:rPr>
+        <w:t>Uji coba</w:t>
+      </w:r>
+    </w:p>
+    <w:p>
+      <w:pPr>
+        <w:pStyle w:val="ListParagraph"/>
+        <w:rPr>
+          <w:rFonts w:ascii="Times New Roman" w:hAnsi="Times New Roman" w:cs="Times New Roman"/>
+        </w:rPr>
+      </w:pPr>
+      <w:r>
+        <w:rPr>
+          <w:rFonts w:ascii="Times New Roman" w:hAnsi="Times New Roman" w:cs="Times New Roman"/>
+        </w:rPr>
+        <w:drawing>
+          <wp:inline distT="0" distB="0" distL="0" distR="0" wp14:anchorId="609CCD50" wp14:editId="533AB90B">
+            <wp:extent cx="3327400" cy="1194451"/>
+            <wp:effectExtent l="133350" t="114300" r="139700" b="158115"/>
+            <wp:docPr id="2" name="Picture 2"/>
+            <wp:cNvGraphicFramePr>
+              <a:graphicFrameLocks xmlns:a="http://schemas.openxmlformats.org/drawingml/2006/main" noChangeAspect="1"/>
+            </wp:cNvGraphicFramePr>
+            <a:graphic xmlns:a="http://schemas.openxmlformats.org/drawingml/2006/main">
+              <a:graphicData uri="http://schemas.openxmlformats.org/drawingml/2006/picture">
+                <pic:pic xmlns:pic="http://schemas.openxmlformats.org/drawingml/2006/picture">
+                  <pic:nvPicPr>
+                    <pic:cNvPr id="1" name=""/>
+                    <pic:cNvPicPr/>
+                  </pic:nvPicPr>
+                  <pic:blipFill>
+                    <a:blip r:embed="rId8"/>
+                    <a:stretch>
+                      <a:fillRect/>
+                    </a:stretch>
+                  </pic:blipFill>
+                  <pic:spPr>
+                    <a:xfrm>
+                      <a:off x="0" y="0"/>
+                      <a:ext cx="3341047" cy="1199350"/>
+                    </a:xfrm>
+                    <a:prstGeom prst="rect">
+                      <a:avLst/>
+                    </a:prstGeom>
+                    <a:solidFill>
+                      <a:srgbClr val="FFFFFF">
+                        <a:shade val="85000"/>
+                      </a:srgbClr>
+                    </a:solidFill>
+                    <a:ln w="88900" cap="sq">
+                      <a:solidFill>
+                        <a:srgbClr val="FFFFFF"/>
+                      </a:solidFill>
+                      <a:miter lim="800000"/>
+                    </a:ln>
+                    <a:effectLst>
+                      <a:outerShdw blurRad="55000" dist="18000" dir="5400000" algn="tl" rotWithShape="0">
+                        <a:srgbClr val="000000">
+                          <a:alpha val="40000"/>
+                        </a:srgbClr>
+                      </a:outerShdw>
+                    </a:effectLst>
+                    <a:scene3d>
+                      <a:camera prst="orthographicFront"/>
+                      <a:lightRig rig="twoPt" dir="t">
+                        <a:rot lat="0" lon="0" rev="7200000"/>
+                      </a:lightRig>
+                    </a:scene3d>
+                    <a:sp3d>
+                      <a:bevelT w="25400" h="19050"/>
+                      <a:contourClr>
+                        <a:srgbClr val="FFFFFF"/>
+                      </a:contourClr>
+                    </a:sp3d>
+                  </pic:spPr>
+                </pic:pic>
+              </a:graphicData>
+            </a:graphic>
+          </wp:inline>
+        </w:drawing>
+      </w:r>
+    </w:p>
+    <w:p>
+      <w:pPr>
+        <w:pStyle w:val="ListParagraph"/>
+        <w:numPr>
+          <w:ilvl w:val="0"/>
+          <w:numId w:val="1"/>
+        </w:numPr>
+        <w:rPr>
+          <w:rFonts w:ascii="Times New Roman" w:hAnsi="Times New Roman" w:cs="Times New Roman"/>
+        </w:rPr>
+      </w:pPr>
+      <w:r>
+        <w:rPr>
+          <w:rFonts w:ascii="Times New Roman" w:hAnsi="Times New Roman" w:cs="Times New Roman"/>
+        </w:rPr>
+        <w:t>Tambah animasi sederhana pada initNavToggle — misalnya tambahkan class CSS transition pada header nav di style.css supaya menu terbuka/tertutup dengan efek geser halus, alih-alih langsung muncul/hilang seketika.</w:t>
+      </w:r>
+    </w:p>
+    <w:p>
+      <w:pPr>
+        <w:pStyle w:val="ListParagraph"/>
+        <w:rPr>
+          <w:rFonts w:ascii="Times New Roman" w:hAnsi="Times New Roman" w:cs="Times New Roman"/>
+        </w:rPr>
+      </w:pPr>
+    </w:p>
+    <w:p>
+      <w:pPr>
+        <w:pStyle w:val="ListParagraph"/>
+        <w:rPr>
+          <w:rFonts w:ascii="Times New Roman" w:hAnsi="Times New Roman" w:cs="Times New Roman"/>
+        </w:rPr>
+      </w:pPr>
+      <w:r>
+        <w:rPr>
+          <w:rFonts w:ascii="Times New Roman" w:hAnsi="Times New Roman" w:cs="Times New Roman"/>
+        </w:rPr>
+        <w:t>Jawab</w:t>
+      </w:r>
+    </w:p>
+    <w:p>
+      <w:pPr>
+        <w:pStyle w:val="ListParagraph"/>
+        <w:rPr>
+          <w:rFonts w:ascii="Times New Roman" w:hAnsi="Times New Roman" w:cs="Times New Roman"/>
+        </w:rPr>
+      </w:pPr>
+      <w:r>
+        <w:rPr>
+          <w:rFonts w:ascii="Times New Roman" w:hAnsi="Times New Roman" w:cs="Times New Roman"/>
+        </w:rPr>
+        <w:t>Mengganti display: none / display: block dengan manipulasi max-height dan opacity di CSS agar transisi buka/tutup menu menjadi halus.</w:t>
+      </w:r>
+    </w:p>
+    <w:p>
+      <w:pPr>
+        <w:pStyle w:val="ListParagraph"/>
+        <w:rPr>
+          <w:rFonts w:ascii="Times New Roman" w:hAnsi="Times New Roman" w:cs="Times New Roman"/>
+        </w:rPr>
+      </w:pPr>
+      <w:r>
+        <w:rPr>
+          <w:rFonts w:ascii="Times New Roman" w:hAnsi="Times New Roman" w:cs="Times New Roman"/>
+        </w:rPr>
+        <w:lastRenderedPageBreak/>
+        <w:drawing>
+          <wp:inline distT="0" distB="0" distL="0" distR="0" wp14:anchorId="7A4B0B50" wp14:editId="009D662D">
+            <wp:extent cx="5217178" cy="2241550"/>
+            <wp:effectExtent l="0" t="0" r="2540" b="6350"/>
+            <wp:docPr id="3" name="Picture 3"/>
+            <wp:cNvGraphicFramePr>
+              <a:graphicFrameLocks xmlns:a="http://schemas.openxmlformats.org/drawingml/2006/main" noChangeAspect="1"/>
+            </wp:cNvGraphicFramePr>
+            <a:graphic xmlns:a="http://schemas.openxmlformats.org/drawingml/2006/main">
+              <a:graphicData uri="http://schemas.openxmlformats.org/drawingml/2006/picture">
+                <pic:pic xmlns:pic="http://schemas.openxmlformats.org/drawingml/2006/picture">
+                  <pic:nvPicPr>
+                    <pic:cNvPr id="1" name=""/>
+                    <pic:cNvPicPr/>
+                  </pic:nvPicPr>
+                  <pic:blipFill>
+                    <a:blip r:embed="rId9"/>
+                    <a:stretch>
+                      <a:fillRect/>
+                    </a:stretch>
+                  </pic:blipFill>
+                  <pic:spPr>
+                    <a:xfrm>
+                      <a:off x="0" y="0"/>
+                      <a:ext cx="5244623" cy="2253342"/>
+                    </a:xfrm>
+                    <a:prstGeom prst="rect">
+                      <a:avLst/>
+                    </a:prstGeom>
+                  </pic:spPr>
+                </pic:pic>
+              </a:graphicData>
+            </a:graphic>
+          </wp:inline>
+        </w:drawing>
+      </w:r>
+    </w:p>
+    <w:p>
+      <w:pPr>
+        <w:pStyle w:val="ListParagraph"/>
+        <w:rPr>
+          <w:rFonts w:ascii="Times New Roman" w:hAnsi="Times New Roman" w:cs="Times New Roman"/>
+        </w:rPr>
+      </w:pPr>
+    </w:p>
+    <w:p>
+      <w:pPr>
+        <w:pStyle w:val="ListParagraph"/>
+        <w:numPr>
+          <w:ilvl w:val="0"/>
+          <w:numId w:val="1"/>
+        </w:numPr>
+        <w:rPr>
+          <w:rFonts w:ascii="Times New Roman" w:hAnsi="Times New Roman" w:cs="Times New Roman"/>
+        </w:rPr>
+      </w:pPr>
+      <w:r>
+        <w:rPr>
+          <w:rFonts w:ascii="Times New Roman" w:hAnsi="Times New Roman" w:cs="Times New Roman"/>
+        </w:rPr>
+        <w:t>Perluas initTableFilter supaya pencarian bisa dibatasi ke satu kolom saja (misalnya hanya kolom "Judul"), bukan mencari di seluruh teks baris — petunjuk: gunakan row.querySelector("td") seperti pola yang sudah dipakai di </w:t>
+      </w:r>
+      <w:hyperlink r:id="rId10" w:anchor="54-mengambil-namajudul-dari-baris-itu" w:history="1">
+        <w:r>
+          <w:rPr>
+            <w:rFonts w:ascii="Times New Roman" w:hAnsi="Times New Roman" w:cs="Times New Roman"/>
+          </w:rPr>
+          <w:t>bab 5 §5.4</w:t>
+        </w:r>
+      </w:hyperlink>
+      <w:r>
+        <w:rPr>
+          <w:rFonts w:ascii="Times New Roman" w:hAnsi="Times New Roman" w:cs="Times New Roman"/>
+        </w:rPr>
+        <w:t>, alih-alih row.textContent.</w:t>
+      </w:r>
+    </w:p>
+    <w:p>
+      <w:pPr>
+        <w:pStyle w:val="ListParagraph"/>
+        <w:rPr>
+          <w:rFonts w:ascii="Times New Roman" w:hAnsi="Times New Roman" w:cs="Times New Roman"/>
+        </w:rPr>
+      </w:pPr>
+    </w:p>
+    <w:p>
+      <w:pPr>
+        <w:pStyle w:val="ListParagraph"/>
+        <w:rPr>
+          <w:rFonts w:ascii="Times New Roman" w:hAnsi="Times New Roman" w:cs="Times New Roman"/>
+        </w:rPr>
+      </w:pPr>
+      <w:r>
+        <w:rPr>
+          <w:rFonts w:ascii="Times New Roman" w:hAnsi="Times New Roman" w:cs="Times New Roman"/>
+        </w:rPr>
+        <w:t xml:space="preserve">Jawaban </w:t>
+      </w:r>
+    </w:p>
+    <w:p>
+      <w:pPr>
+        <w:pStyle w:val="ListParagraph"/>
+        <w:rPr>
+          <w:rFonts w:ascii="Times New Roman" w:hAnsi="Times New Roman" w:cs="Times New Roman"/>
+        </w:rPr>
+      </w:pPr>
+      <w:r>
+        <w:rPr>
+          <w:rFonts w:ascii="Times New Roman" w:hAnsi="Times New Roman" w:cs="Times New Roman"/>
+        </w:rPr>
+        <w:t>Mengubah pencarian di app.js agar hanya mencocokkan teks pada kolom pertama (row.querySelector("td")) alih-alih seluruh isi baris (row.textContent</w:t>
+      </w:r>
+      <w:r>
+        <w:rPr>
+          <w:rFonts w:ascii="Times New Roman" w:hAnsi="Times New Roman" w:cs="Times New Roman"/>
+        </w:rPr>
+        <w:t>)</w:t>
+      </w:r>
+    </w:p>
+    <w:p>
+      <w:pPr>
+        <w:pStyle w:val="ListParagraph"/>
+        <w:rPr>
+          <w:rFonts w:ascii="Times New Roman" w:hAnsi="Times New Roman" w:cs="Times New Roman"/>
+        </w:rPr>
+      </w:pPr>
+      <w:r>
+        <w:rPr>
+          <w:rFonts w:ascii="Times New Roman" w:hAnsi="Times New Roman" w:cs="Times New Roman"/>
+        </w:rPr>
+        <w:drawing>
+          <wp:inline distT="0" distB="0" distL="0" distR="0" wp14:anchorId="1B07008B" wp14:editId="76AC9C33">
+            <wp:extent cx="5264421" cy="1587582"/>
+            <wp:effectExtent l="0" t="0" r="0" b="0"/>
+            <wp:docPr id="4" name="Picture 4"/>
+            <wp:cNvGraphicFramePr>
+              <a:graphicFrameLocks xmlns:a="http://schemas.openxmlformats.org/drawingml/2006/main" noChangeAspect="1"/>
+            </wp:cNvGraphicFramePr>
+            <a:graphic xmlns:a="http://schemas.openxmlformats.org/drawingml/2006/main">
+              <a:graphicData uri="http://schemas.openxmlformats.org/drawingml/2006/picture">
+                <pic:pic xmlns:pic="http://schemas.openxmlformats.org/drawingml/2006/picture">
+                  <pic:nvPicPr>
+                    <pic:cNvPr id="1" name=""/>
+                    <pic:cNvPicPr/>
+                  </pic:nvPicPr>
+                  <pic:blipFill>
+                    <a:blip r:embed="rId11"/>
+                    <a:stretch>
+                      <a:fillRect/>
+                    </a:stretch>
+                  </pic:blipFill>
+                  <pic:spPr>
+                    <a:xfrm>
+                      <a:off x="0" y="0"/>
+                      <a:ext cx="5264421" cy="1587582"/>
+                    </a:xfrm>
+                    <a:prstGeom prst="rect">
+                      <a:avLst/>
+                    </a:prstGeom>
+                  </pic:spPr>
+                </pic:pic>
+              </a:graphicData>
+            </a:graphic>
+          </wp:inline>
+        </w:drawing>
+      </w:r>
+    </w:p>
+    <w:p>
+      <w:pPr>
+        <w:pStyle w:val="ListParagraph"/>
+        <w:rPr>
+          <w:rFonts w:ascii="Times New Roman" w:hAnsi="Times New Roman" w:cs="Times New Roman"/>
+        </w:rPr>
+      </w:pPr>
+    </w:p>
+    <w:p>
+      <w:pPr>
+        <w:pStyle w:val="ListParagraph"/>
+        <w:numPr>
+          <w:ilvl w:val="0"/>
+          <w:numId w:val="1"/>
+        </w:numPr>
+        <w:rPr>
+          <w:rFonts w:ascii="Times New Roman" w:hAnsi="Times New Roman" w:cs="Times New Roman"/>
+        </w:rPr>
+      </w:pPr>
+      <w:r>
+        <w:rPr>
+          <w:rFonts w:ascii="Times New Roman" w:hAnsi="Times New Roman" w:cs="Times New Roman"/>
+        </w:rPr>
+        <w:t>Tambah counter jumlah baris tersisa setelah difilter atau dihapus — tampilkan misalnya "Menampilkan 3 dari 5 buku" di atas tabel, diperbarui setiap kali initTableFilter atau initHapusConfirm berjalan.</w:t>
+      </w:r>
+    </w:p>
+    <w:p>
+      <w:pPr>
+        <w:pStyle w:val="ListParagraph"/>
+        <w:rPr>
+          <w:rFonts w:ascii="Times New Roman" w:hAnsi="Times New Roman" w:cs="Times New Roman"/>
+        </w:rPr>
+      </w:pPr>
+    </w:p>
+    <w:p>
+      <w:pPr>
+        <w:pStyle w:val="ListParagraph"/>
+        <w:rPr>
+          <w:rFonts w:ascii="Times New Roman" w:hAnsi="Times New Roman" w:cs="Times New Roman"/>
+        </w:rPr>
+      </w:pPr>
+      <w:r>
+        <w:rPr>
+          <w:rFonts w:ascii="Times New Roman" w:hAnsi="Times New Roman" w:cs="Times New Roman"/>
+        </w:rPr>
+        <w:t>Jawaban</w:t>
+      </w:r>
+    </w:p>
+    <w:p>
+      <w:pPr>
+        <w:pStyle w:val="ListParagraph"/>
+        <w:rPr>
+          <w:rFonts w:ascii="Times New Roman" w:hAnsi="Times New Roman" w:cs="Times New Roman"/>
+        </w:rPr>
+      </w:pPr>
+      <w:r>
+        <w:rPr>
+          <w:rFonts w:ascii="Times New Roman" w:hAnsi="Times New Roman" w:cs="Times New Roman"/>
+        </w:rPr>
+        <w:t>Tambah counter jumlah baris tersisa setelah difilter atau dihapus</w:t>
+      </w:r>
+    </w:p>
+    <w:p>
+      <w:pPr>
+        <w:pStyle w:val="ListParagraph"/>
+        <w:numPr>
+          <w:ilvl w:val="0"/>
+          <w:numId w:val="8"/>
+        </w:numPr>
+        <w:rPr>
+          <w:rFonts w:ascii="Times New Roman" w:hAnsi="Times New Roman" w:cs="Times New Roman"/>
+        </w:rPr>
+      </w:pPr>
+      <w:r>
+        <w:rPr>
+          <w:rFonts w:ascii="Times New Roman" w:hAnsi="Times New Roman" w:cs="Times New Roman"/>
+        </w:rPr>
+        <w:t>Penambahan elemen HTML pada buku/list.html dan anggota/list.html</w:t>
+      </w:r>
+    </w:p>
+    <w:p>
+      <w:pPr>
+        <w:pStyle w:val="ListParagraph"/>
+        <w:ind w:left="1440"/>
+        <w:rPr>
+          <w:rFonts w:ascii="Times New Roman" w:hAnsi="Times New Roman" w:cs="Times New Roman"/>
+        </w:rPr>
+      </w:pPr>
+      <w:r>
+        <w:rPr>
+          <w:rFonts w:ascii="Times New Roman" w:hAnsi="Times New Roman" w:cs="Times New Roman"/>
+        </w:rPr>
+        <w:drawing>
+          <wp:inline distT="0" distB="0" distL="0" distR="0" wp14:anchorId="6B7798D9" wp14:editId="28A2D299">
+            <wp:extent cx="5551335" cy="723900"/>
+            <wp:effectExtent l="0" t="0" r="0" b="0"/>
+            <wp:docPr id="10" name="Picture 10"/>
+            <wp:cNvGraphicFramePr>
+              <a:graphicFrameLocks xmlns:a="http://schemas.openxmlformats.org/drawingml/2006/main" noChangeAspect="1"/>
+            </wp:cNvGraphicFramePr>
+            <a:graphic xmlns:a="http://schemas.openxmlformats.org/drawingml/2006/main">
+              <a:graphicData uri="http://schemas.openxmlformats.org/drawingml/2006/picture">
+                <pic:pic xmlns:pic="http://schemas.openxmlformats.org/drawingml/2006/picture">
+                  <pic:nvPicPr>
+                    <pic:cNvPr id="1" name=""/>
+                    <pic:cNvPicPr/>
+                  </pic:nvPicPr>
+                  <pic:blipFill>
+                    <a:blip r:embed="rId12"/>
+                    <a:stretch>
+                      <a:fillRect/>
+                    </a:stretch>
+                  </pic:blipFill>
+                  <pic:spPr>
+                    <a:xfrm>
+                      <a:off x="0" y="0"/>
+                      <a:ext cx="5555032" cy="724382"/>
+                    </a:xfrm>
+                    <a:prstGeom prst="rect">
+                      <a:avLst/>
+                    </a:prstGeom>
+                  </pic:spPr>
+                </pic:pic>
+              </a:graphicData>
+            </a:graphic>
+          </wp:inline>
+        </w:drawing>
+      </w:r>
+    </w:p>
+    <w:p>
+      <w:pPr>
+        <w:pStyle w:val="ListParagraph"/>
+        <w:ind w:left="1440"/>
+        <w:rPr>
+          <w:rFonts w:ascii="Times New Roman" w:hAnsi="Times New Roman" w:cs="Times New Roman"/>
+        </w:rPr>
+      </w:pPr>
+    </w:p>
+    <w:p>
+      <w:pPr>
+        <w:pStyle w:val="ListParagraph"/>
+        <w:ind w:left="1440"/>
+        <w:rPr>
+          <w:rFonts w:ascii="Times New Roman" w:hAnsi="Times New Roman" w:cs="Times New Roman"/>
+        </w:rPr>
+      </w:pPr>
+    </w:p>
+    <w:p>
+      <w:pPr>
+        <w:pStyle w:val="ListParagraph"/>
+        <w:ind w:left="1440"/>
+        <w:rPr>
+          <w:rFonts w:ascii="Times New Roman" w:hAnsi="Times New Roman" w:cs="Times New Roman"/>
+        </w:rPr>
+      </w:pPr>
+    </w:p>
+    <w:p>
+      <w:pPr>
+        <w:pStyle w:val="ListParagraph"/>
+        <w:numPr>
+          <w:ilvl w:val="0"/>
+          <w:numId w:val="8"/>
+        </w:numPr>
+        <w:rPr>
+          <w:rFonts w:ascii="Times New Roman" w:hAnsi="Times New Roman" w:cs="Times New Roman"/>
+        </w:rPr>
+      </w:pPr>
+      <w:r>
+        <w:rPr>
+          <w:rFonts w:ascii="Times New Roman" w:hAnsi="Times New Roman" w:cs="Times New Roman"/>
+        </w:rPr>
+        <w:lastRenderedPageBreak/>
+        <w:t>Pembuatan fungsi updateTableCounter()</w:t>
+      </w:r>
+      <w:r>
+        <w:rPr>
+          <w:rFonts w:ascii="Times New Roman" w:hAnsi="Times New Roman" w:cs="Times New Roman"/>
+        </w:rPr>
+        <w:drawing>
+          <wp:inline distT="0" distB="0" distL="0" distR="0" wp14:anchorId="48401667" wp14:editId="1EACA3BF">
+            <wp:extent cx="5264150" cy="2132838"/>
+            <wp:effectExtent l="0" t="0" r="0" b="1270"/>
+            <wp:docPr id="6" name="Picture 6"/>
+            <wp:cNvGraphicFramePr>
+              <a:graphicFrameLocks xmlns:a="http://schemas.openxmlformats.org/drawingml/2006/main" noChangeAspect="1"/>
+            </wp:cNvGraphicFramePr>
+            <a:graphic xmlns:a="http://schemas.openxmlformats.org/drawingml/2006/main">
+              <a:graphicData uri="http://schemas.openxmlformats.org/drawingml/2006/picture">
+                <pic:pic xmlns:pic="http://schemas.openxmlformats.org/drawingml/2006/picture">
+                  <pic:nvPicPr>
+                    <pic:cNvPr id="1" name=""/>
+                    <pic:cNvPicPr/>
+                  </pic:nvPicPr>
+                  <pic:blipFill>
+                    <a:blip r:embed="rId13"/>
+                    <a:stretch>
+                      <a:fillRect/>
+                    </a:stretch>
+                  </pic:blipFill>
+                  <pic:spPr>
+                    <a:xfrm>
+                      <a:off x="0" y="0"/>
+                      <a:ext cx="5269873" cy="2135157"/>
+                    </a:xfrm>
+                    <a:prstGeom prst="rect">
+                      <a:avLst/>
+                    </a:prstGeom>
+                  </pic:spPr>
+                </pic:pic>
+              </a:graphicData>
+            </a:graphic>
+          </wp:inline>
+        </w:drawing>
+      </w:r>
+    </w:p>
+    <w:p>
+      <w:pPr>
+        <w:pStyle w:val="ListParagraph"/>
+        <w:numPr>
+          <w:ilvl w:val="0"/>
+          <w:numId w:val="8"/>
+        </w:numPr>
+        <w:rPr>
+          <w:rFonts w:ascii="Times New Roman" w:hAnsi="Times New Roman" w:cs="Times New Roman"/>
+        </w:rPr>
+      </w:pPr>
+      <w:r>
+        <w:rPr>
+          <w:rFonts w:ascii="Times New Roman" w:hAnsi="Times New Roman" w:cs="Times New Roman"/>
+        </w:rPr>
+        <w:t>Pemanggilan updateTableCounter() pada fungsi konfirmasi hapus (initHapusConfirm):</w:t>
+      </w:r>
+    </w:p>
+    <w:p>
+      <w:pPr>
+        <w:pStyle w:val="ListParagraph"/>
+        <w:ind w:left="1440"/>
+        <w:rPr>
+          <w:rFonts w:ascii="Times New Roman" w:hAnsi="Times New Roman" w:cs="Times New Roman"/>
+        </w:rPr>
+      </w:pPr>
+      <w:r>
+        <w:rPr>
+          <w:rFonts w:ascii="Times New Roman" w:hAnsi="Times New Roman" w:cs="Times New Roman"/>
+        </w:rPr>
+        <w:drawing>
+          <wp:inline distT="0" distB="0" distL="0" distR="0" wp14:anchorId="041BB3D5" wp14:editId="35CE9200">
+            <wp:extent cx="3264068" cy="692186"/>
+            <wp:effectExtent l="0" t="0" r="0" b="0"/>
+            <wp:docPr id="7" name="Picture 7"/>
+            <wp:cNvGraphicFramePr>
+              <a:graphicFrameLocks xmlns:a="http://schemas.openxmlformats.org/drawingml/2006/main" noChangeAspect="1"/>
+            </wp:cNvGraphicFramePr>
+            <a:graphic xmlns:a="http://schemas.openxmlformats.org/drawingml/2006/main">
+              <a:graphicData uri="http://schemas.openxmlformats.org/drawingml/2006/picture">
+                <pic:pic xmlns:pic="http://schemas.openxmlformats.org/drawingml/2006/picture">
+                  <pic:nvPicPr>
+                    <pic:cNvPr id="1" name=""/>
+                    <pic:cNvPicPr/>
+                  </pic:nvPicPr>
+                  <pic:blipFill>
+                    <a:blip r:embed="rId14"/>
+                    <a:stretch>
+                      <a:fillRect/>
+                    </a:stretch>
+                  </pic:blipFill>
+                  <pic:spPr>
+                    <a:xfrm>
+                      <a:off x="0" y="0"/>
+                      <a:ext cx="3264068" cy="692186"/>
+                    </a:xfrm>
+                    <a:prstGeom prst="rect">
+                      <a:avLst/>
+                    </a:prstGeom>
+                  </pic:spPr>
+                </pic:pic>
+              </a:graphicData>
+            </a:graphic>
+          </wp:inline>
+        </w:drawing>
+      </w:r>
+    </w:p>
+    <w:p>
+      <w:pPr>
+        <w:pStyle w:val="ListParagraph"/>
+        <w:numPr>
+          <w:ilvl w:val="0"/>
+          <w:numId w:val="8"/>
+        </w:numPr>
+        <w:rPr>
+          <w:rFonts w:ascii="Times New Roman" w:hAnsi="Times New Roman" w:cs="Times New Roman"/>
+        </w:rPr>
+      </w:pPr>
+      <w:r>
+        <w:rPr>
+          <w:rFonts w:ascii="Times New Roman" w:hAnsi="Times New Roman" w:cs="Times New Roman"/>
+        </w:rPr>
+        <w:t>Pemanggilan updateTableCounter() pada fungsi filter pencarian (initTableFilter):</w:t>
+      </w:r>
+    </w:p>
+    <w:p>
+      <w:pPr>
+        <w:pStyle w:val="ListParagraph"/>
+        <w:ind w:left="1440"/>
+        <w:rPr>
+          <w:rFonts w:ascii="Times New Roman" w:hAnsi="Times New Roman" w:cs="Times New Roman"/>
+        </w:rPr>
+      </w:pPr>
+      <w:r>
+        <w:rPr>
+          <w:rFonts w:ascii="Times New Roman" w:hAnsi="Times New Roman" w:cs="Times New Roman"/>
+        </w:rPr>
+        <w:drawing>
+          <wp:inline distT="0" distB="0" distL="0" distR="0" wp14:anchorId="16EAFABC" wp14:editId="4FA1AEA0">
+            <wp:extent cx="4121362" cy="749339"/>
+            <wp:effectExtent l="0" t="0" r="0" b="0"/>
+            <wp:docPr id="8" name="Picture 8"/>
+            <wp:cNvGraphicFramePr>
+              <a:graphicFrameLocks xmlns:a="http://schemas.openxmlformats.org/drawingml/2006/main" noChangeAspect="1"/>
+            </wp:cNvGraphicFramePr>
+            <a:graphic xmlns:a="http://schemas.openxmlformats.org/drawingml/2006/main">
+              <a:graphicData uri="http://schemas.openxmlformats.org/drawingml/2006/picture">
+                <pic:pic xmlns:pic="http://schemas.openxmlformats.org/drawingml/2006/picture">
+                  <pic:nvPicPr>
+                    <pic:cNvPr id="1" name=""/>
+                    <pic:cNvPicPr/>
+                  </pic:nvPicPr>
+                  <pic:blipFill>
+                    <a:blip r:embed="rId15"/>
+                    <a:stretch>
+                      <a:fillRect/>
+                    </a:stretch>
+                  </pic:blipFill>
+                  <pic:spPr>
+                    <a:xfrm>
+                      <a:off x="0" y="0"/>
+                      <a:ext cx="4121362" cy="749339"/>
+                    </a:xfrm>
+                    <a:prstGeom prst="rect">
+                      <a:avLst/>
+                    </a:prstGeom>
+                  </pic:spPr>
+                </pic:pic>
+              </a:graphicData>
+            </a:graphic>
+          </wp:inline>
+        </w:drawing>
+      </w:r>
+    </w:p>
+    <w:p>
+      <w:pPr>
+        <w:pStyle w:val="ListParagraph"/>
+        <w:numPr>
+          <w:ilvl w:val="0"/>
+          <w:numId w:val="8"/>
+        </w:numPr>
+        <w:rPr>
+          <w:rFonts w:ascii="Times New Roman" w:hAnsi="Times New Roman" w:cs="Times New Roman"/>
+        </w:rPr>
+      </w:pPr>
+      <w:r>
+        <w:rPr>
+          <w:rFonts w:ascii="Times New Roman" w:hAnsi="Times New Roman" w:cs="Times New Roman"/>
+        </w:rPr>
+        <w:t>Pemanggilan updateTableCounter() saat halaman pertama kali dimuat (DOMContentLoaded):"</w:t>
+      </w:r>
+    </w:p>
+    <w:p>
+      <w:pPr>
+        <w:pStyle w:val="ListParagraph"/>
+        <w:ind w:left="1440"/>
+        <w:rPr>
+          <w:rFonts w:ascii="Times New Roman" w:hAnsi="Times New Roman" w:cs="Times New Roman"/>
+        </w:rPr>
+      </w:pPr>
+      <w:r>
+        <w:rPr>
+          <w:rFonts w:ascii="Times New Roman" w:hAnsi="Times New Roman" w:cs="Times New Roman"/>
+        </w:rPr>
+        <w:drawing>
+          <wp:inline distT="0" distB="0" distL="0" distR="0" wp14:anchorId="39E205A3" wp14:editId="2EFF21B9">
+            <wp:extent cx="4997707" cy="1149409"/>
+            <wp:effectExtent l="0" t="0" r="0" b="0"/>
+            <wp:docPr id="9" name="Picture 9"/>
+            <wp:cNvGraphicFramePr>
+              <a:graphicFrameLocks xmlns:a="http://schemas.openxmlformats.org/drawingml/2006/main" noChangeAspect="1"/>
+            </wp:cNvGraphicFramePr>
+            <a:graphic xmlns:a="http://schemas.openxmlformats.org/drawingml/2006/main">
+              <a:graphicData uri="http://schemas.openxmlformats.org/drawingml/2006/picture">
+                <pic:pic xmlns:pic="http://schemas.openxmlformats.org/drawingml/2006/picture">
+                  <pic:nvPicPr>
+                    <pic:cNvPr id="1" name=""/>
+                    <pic:cNvPicPr/>
+                  </pic:nvPicPr>
+                  <pic:blipFill>
+                    <a:blip r:embed="rId16"/>
+                    <a:stretch>
+                      <a:fillRect/>
+                    </a:stretch>
+                  </pic:blipFill>
+                  <pic:spPr>
+                    <a:xfrm>
+                      <a:off x="0" y="0"/>
+                      <a:ext cx="4997707" cy="1149409"/>
+                    </a:xfrm>
+                    <a:prstGeom prst="rect">
+                      <a:avLst/>
+                    </a:prstGeom>
+                  </pic:spPr>
+                </pic:pic>
+              </a:graphicData>
+            </a:graphic>
+          </wp:inline>
+        </w:drawing>
+      </w:r>
+    </w:p>
+    <w:p>
+      <w:pPr>
+        <w:pStyle w:val="ListParagraph"/>
+        <w:ind w:left="1440"/>
+        <w:rPr>
+          <w:rFonts w:ascii="Times New Roman" w:hAnsi="Times New Roman" w:cs="Times New Roman"/>
+        </w:rPr>
+      </w:pPr>
+    </w:p>
+    <w:p>
+      <w:pPr>
+        <w:pStyle w:val="ListParagraph"/>
+        <w:ind w:left="1440"/>
+        <w:rPr>
+          <w:rFonts w:ascii="Times New Roman" w:hAnsi="Times New Roman" w:cs="Times New Roman"/>
+        </w:rPr>
+      </w:pPr>
+    </w:p>
+    <w:p>
+      <w:pPr>
+        <w:pStyle w:val="ListParagraph"/>
+        <w:ind w:left="1440"/>
+        <w:rPr>
+          <w:rFonts w:ascii="Times New Roman" w:hAnsi="Times New Roman" w:cs="Times New Roman"/>
+        </w:rPr>
+      </w:pPr>
+    </w:p>
+    <w:p>
+      <w:pPr>
+        <w:pStyle w:val="ListParagraph"/>
+        <w:ind w:left="1440"/>
+        <w:rPr>
+          <w:rFonts w:ascii="Times New Roman" w:hAnsi="Times New Roman" w:cs="Times New Roman"/>
+        </w:rPr>
+      </w:pPr>
+    </w:p>
+    <w:p>
+      <w:pPr>
+        <w:pStyle w:val="ListParagraph"/>
+        <w:numPr>
+          <w:ilvl w:val="0"/>
+          <w:numId w:val="1"/>
+        </w:numPr>
+        <w:rPr>
+          <w:rFonts w:ascii="Times New Roman" w:hAnsi="Times New Roman" w:cs="Times New Roman"/>
+        </w:rPr>
+      </w:pPr>
+      <w:r>
+        <w:rPr>
+          <w:rFonts w:ascii="Times New Roman" w:hAnsi="Times New Roman" w:cs="Times New Roman"/>
+        </w:rPr>
+        <w:t>Refactor validasi — coba ubah initValidasiForm supaya nama field yang wajib divalidasi diambil dari sebuah array/daftar, alih-alih menulis blok if terpisah untuk tiap field satu-satu (petunjuk: pikirkan pola perulangan forEach yang sudah dipakai di </w:t>
+      </w:r>
+      <w:hyperlink r:id="rId17" w:history="1">
+        <w:r>
+          <w:rPr>
+            <w:rFonts w:ascii="Times New Roman" w:hAnsi="Times New Roman" w:cs="Times New Roman"/>
+          </w:rPr>
+          <w:t>bab 5</w:t>
+        </w:r>
+      </w:hyperlink>
+      <w:r>
+        <w:rPr>
+          <w:rFonts w:ascii="Times New Roman" w:hAnsi="Times New Roman" w:cs="Times New Roman"/>
+        </w:rPr>
+        <w:t> dan </w:t>
+      </w:r>
+      <w:hyperlink r:id="rId18" w:history="1">
+        <w:r>
+          <w:rPr>
+            <w:rFonts w:ascii="Times New Roman" w:hAnsi="Times New Roman" w:cs="Times New Roman"/>
+          </w:rPr>
+          <w:t>bab 6</w:t>
+        </w:r>
+      </w:hyperlink>
+      <w:r>
+        <w:rPr>
+          <w:rFonts w:ascii="Times New Roman" w:hAnsi="Times New Roman" w:cs="Times New Roman"/>
+        </w:rPr>
+        <w:t>).</w:t>
+      </w:r>
+    </w:p>
+    <w:p>
+      <w:pPr>
+        <w:pStyle w:val="ListParagraph"/>
+        <w:rPr>
+          <w:rFonts w:ascii="Times New Roman" w:hAnsi="Times New Roman" w:cs="Times New Roman"/>
+        </w:rPr>
+      </w:pPr>
+    </w:p>
+    <w:p>
+      <w:pPr>
+        <w:pStyle w:val="ListParagraph"/>
+        <w:rPr>
+          <w:rFonts w:ascii="Times New Roman" w:hAnsi="Times New Roman" w:cs="Times New Roman"/>
+        </w:rPr>
+      </w:pPr>
+    </w:p>
+    <w:p>
+      <w:pPr>
+        <w:pStyle w:val="ListParagraph"/>
+        <w:rPr>
+          <w:rFonts w:ascii="Times New Roman" w:hAnsi="Times New Roman" w:cs="Times New Roman"/>
+        </w:rPr>
+      </w:pPr>
+    </w:p>
+    <w:p>
+      <w:pPr>
+        <w:pStyle w:val="ListParagraph"/>
+        <w:rPr>
+          <w:rFonts w:ascii="Times New Roman" w:hAnsi="Times New Roman" w:cs="Times New Roman"/>
+        </w:rPr>
+      </w:pPr>
+    </w:p>
+    <w:p>
+      <w:pPr>
+        <w:pStyle w:val="ListParagraph"/>
+        <w:rPr>
+          <w:rFonts w:ascii="Times New Roman" w:hAnsi="Times New Roman" w:cs="Times New Roman"/>
+        </w:rPr>
+      </w:pPr>
+      <w:r>
+        <w:rPr>
+          <w:rFonts w:ascii="Times New Roman" w:hAnsi="Times New Roman" w:cs="Times New Roman"/>
+        </w:rPr>
+        <w:lastRenderedPageBreak/>
+        <w:t xml:space="preserve">Jawaban </w:t>
+      </w:r>
+    </w:p>
+    <w:p>
+      <w:pPr>
+        <w:pStyle w:val="ListParagraph"/>
+        <w:rPr>
+          <w:rFonts w:ascii="Times New Roman" w:hAnsi="Times New Roman" w:cs="Times New Roman"/>
+        </w:rPr>
+      </w:pPr>
+      <w:r>
+        <w:rPr>
+          <w:rFonts w:ascii="Times New Roman" w:hAnsi="Times New Roman" w:cs="Times New Roman"/>
+        </w:rPr>
+        <w:t>Ubah fungsi initValidasiForm() di file assets/js/app.js menggunakan pendekatan perulangan forEach dengan array konfigurasi rules/aturan validasi:</w:t>
+      </w:r>
+    </w:p>
+    <w:p>
+      <w:pPr>
+        <w:pStyle w:val="ListParagraph"/>
+        <w:rPr>
+          <w:rFonts w:ascii="Times New Roman" w:hAnsi="Times New Roman" w:cs="Times New Roman"/>
+        </w:rPr>
+      </w:pPr>
+      <w:r>
+        <w:rPr>
+          <w:rFonts w:ascii="Times New Roman" w:hAnsi="Times New Roman" w:cs="Times New Roman"/>
+        </w:rPr>
+        <w:drawing>
+          <wp:inline distT="0" distB="0" distL="0" distR="0" wp14:anchorId="06DAC261" wp14:editId="3EDBF2A3">
+            <wp:extent cx="4816304" cy="3994150"/>
+            <wp:effectExtent l="0" t="0" r="3810" b="6350"/>
+            <wp:docPr id="13" name="Picture 13"/>
+            <wp:cNvGraphicFramePr>
+              <a:graphicFrameLocks xmlns:a="http://schemas.openxmlformats.org/drawingml/2006/main" noChangeAspect="1"/>
+            </wp:cNvGraphicFramePr>
+            <a:graphic xmlns:a="http://schemas.openxmlformats.org/drawingml/2006/main">
+              <a:graphicData uri="http://schemas.openxmlformats.org/drawingml/2006/picture">
+                <pic:pic xmlns:pic="http://schemas.openxmlformats.org/drawingml/2006/picture">
+                  <pic:nvPicPr>
+                    <pic:cNvPr id="1" name=""/>
+                    <pic:cNvPicPr/>
+                  </pic:nvPicPr>
+                  <pic:blipFill>
+                    <a:blip r:embed="rId19"/>
+                    <a:stretch>
+                      <a:fillRect/>
+                    </a:stretch>
+                  </pic:blipFill>
+                  <pic:spPr>
+                    <a:xfrm>
+                      <a:off x="0" y="0"/>
+                      <a:ext cx="4818465" cy="3995942"/>
+                    </a:xfrm>
+                    <a:prstGeom prst="rect">
+                      <a:avLst/>
+                    </a:prstGeom>
+                  </pic:spPr>
+                </pic:pic>
+              </a:graphicData>
+            </a:graphic>
+          </wp:inline>
+        </w:drawing>
+      </w:r>
+      <w:r>
+        <w:rPr>
+          <w:noProof/>
+          <w14:ligatures w14:val="none"/>
+        </w:rPr>
+        <w:t xml:space="preserve"> </w:t>
+      </w:r>
+      <w:r>
+        <w:rPr>
+          <w:rFonts w:ascii="Times New Roman" w:hAnsi="Times New Roman" w:cs="Times New Roman"/>
+        </w:rPr>
+        <w:drawing>
+          <wp:inline distT="0" distB="0" distL="0" distR="0" wp14:anchorId="6E831302" wp14:editId="557C5B0C">
+            <wp:extent cx="4013200" cy="3962471"/>
+            <wp:effectExtent l="0" t="0" r="6350" b="0"/>
+            <wp:docPr id="14" name="Picture 14"/>
+            <wp:cNvGraphicFramePr>
+              <a:graphicFrameLocks xmlns:a="http://schemas.openxmlformats.org/drawingml/2006/main" noChangeAspect="1"/>
+            </wp:cNvGraphicFramePr>
+            <a:graphic xmlns:a="http://schemas.openxmlformats.org/drawingml/2006/main">
+              <a:graphicData uri="http://schemas.openxmlformats.org/drawingml/2006/picture">
+                <pic:pic xmlns:pic="http://schemas.openxmlformats.org/drawingml/2006/picture">
+                  <pic:nvPicPr>
+                    <pic:cNvPr id="1" name=""/>
+                    <pic:cNvPicPr/>
+                  </pic:nvPicPr>
+                  <pic:blipFill>
+                    <a:blip r:embed="rId20"/>
+                    <a:stretch>
+                      <a:fillRect/>
+                    </a:stretch>
+                  </pic:blipFill>
+                  <pic:spPr>
+                    <a:xfrm>
+                      <a:off x="0" y="0"/>
+                      <a:ext cx="4014481" cy="3963736"/>
+                    </a:xfrm>
+                    <a:prstGeom prst="rect">
+                      <a:avLst/>
+                    </a:prstGeom>
+                  </pic:spPr>
+                </pic:pic>
+              </a:graphicData>
+            </a:graphic>
+          </wp:inline>
+        </w:drawing>
       </w:r>
     </w:p>
     <w:sectPr>
-      <w:pgSz w:w="12240" w:h="15840"/>
-      <w:pgMar w:top="1440" w:right="1440" w:bottom="1440" w:left="1440" w:header="720" w:footer="720" w:gutter="0"/>
-      <w:cols w:space="720"/>
+      <w:pgSz w:w="11906" w:h="16838"/>
+      <w:pgMar w:top="1440" w:right="1440" w:bottom="1440" w:left="1440" w:header="708" w:footer="708" w:gutter="0"/>
+      <w:cols w:space="708"/>
       <w:docGrid w:linePitch="360"/>
     </w:sectPr>
   </w:body>
 </w:document>
+</file>
+
+<file path=word/numbering.xml><?xml version="1.0" encoding="utf-8"?>
+<w:numbering xmlns:wpc="http://schemas.microsoft.com/office/word/2010/wordprocessingCanvas" xmlns:cx="http://schemas.microsoft.com/office/drawing/2014/chartex" xmlns:cx1="http://schemas.microsoft.com/office/drawing/2015/9/8/chartex" xmlns:cx2="http://schemas.microsoft.com/office/drawing/2015/10/21/chartex" xmlns:cx3="http://schemas.microsoft.com/office/drawing/2016/5/9/chartex" xmlns:cx4="http://schemas.microsoft.com/office/drawing/2016/5/10/chartex" xmlns:cx5="http://schemas.microsoft.com/office/drawing/2016/5/11/chartex" xmlns:cx6="http://schemas.microsoft.com/office/drawing/2016/5/12/chartex" xmlns:cx7="http://schemas.microsoft.com/office/drawing/2016/5/13/chartex" xmlns:cx8="http://schemas.microsoft.com/office/drawing/2016/5/14/chartex" xmlns:mc="http://schemas.openxmlformats.org/markup-compatibility/2006" xmlns:aink="http://schemas.microsoft.com/office/drawing/2016/ink" xmlns:am3d="http://schemas.microsoft.com/office/drawing/2017/model3d" xmlns:o="urn:schemas-microsoft-com:office:office" xmlns:r="http://schemas.openxmlformats.org/officeDocument/2006/relationships" xmlns:m="http://schemas.openxmlformats.org/officeDocument/2006/math" xmlns:v="urn:schemas-microsoft-com:vml" xmlns:wp14="http://schemas.microsoft.com/office/word/2010/wordprocessingDrawing" xmlns:wp="http://schemas.openxmlformats.org/drawingml/2006/wordprocessingDrawing" xmlns:w10="urn:schemas-microsoft-com:office:word" xmlns:w="http://schemas.openxmlformats.org/wordprocessingml/2006/main" xmlns:w14="http://schemas.microsoft.com/office/word/2010/wordml" xmlns:w15="http://schemas.microsoft.com/office/word/2012/wordml" xmlns:w16cex="http://schemas.microsoft.com/office/word/2018/wordml/cex" xmlns:w16cid="http://schemas.microsoft.com/office/word/2016/wordml/cid" xmlns:w16="http://schemas.microsoft.com/office/word/2018/wordml" xmlns:w16sdtdh="http://schemas.microsoft.com/office/word/2020/wordml/sdtdatahash" xmlns:w16se="http://schemas.microsoft.com/office/word/2015/wordml/symex" xmlns:wpg="http://schemas.microsoft.com/office/word/2010/wordprocessingGroup" xmlns:wpi="http://schemas.microsoft.com/office/word/2010/wordprocessingInk" xmlns:wne="http://schemas.microsoft.com/office/word/2006/wordml" xmlns:wps="http://schemas.microsoft.com/office/word/2010/wordprocessingShape" mc:Ignorable="w14 w15 w16se w16cid w16 w16cex w16sdtdh wp14">
+  <w:abstractNum w:abstractNumId="0" w15:restartNumberingAfterBreak="0">
+    <w:nsid w:val="154C48B1"/>
+    <w:multiLevelType w:val="hybridMultilevel"/>
+    <w:tmpl w:val="FDF0871C"/>
+    <w:lvl w:ilvl="0" w:tplc="04090001">
+      <w:start w:val="1"/>
+      <w:numFmt w:val="bullet"/>
+      <w:lvlText w:val=""/>
+      <w:lvlJc w:val="left"/>
+      <w:pPr>
+        <w:ind w:left="1440" w:hanging="360"/>
+      </w:pPr>
+      <w:rPr>
+        <w:rFonts w:ascii="Symbol" w:hAnsi="Symbol" w:hint="default"/>
+      </w:rPr>
+    </w:lvl>
+    <w:lvl w:ilvl="1" w:tplc="04090003" w:tentative="1">
+      <w:start w:val="1"/>
+      <w:numFmt w:val="bullet"/>
+      <w:lvlText w:val="o"/>
+      <w:lvlJc w:val="left"/>
+      <w:pPr>
+        <w:ind w:left="2160" w:hanging="360"/>
+      </w:pPr>
+      <w:rPr>
+        <w:rFonts w:ascii="Courier New" w:hAnsi="Courier New" w:cs="Courier New" w:hint="default"/>
+      </w:rPr>
+    </w:lvl>
+    <w:lvl w:ilvl="2" w:tplc="04090005" w:tentative="1">
+      <w:start w:val="1"/>
+      <w:numFmt w:val="bullet"/>
+      <w:lvlText w:val=""/>
+      <w:lvlJc w:val="left"/>
+      <w:pPr>
+        <w:ind w:left="2880" w:hanging="360"/>
+      </w:pPr>
+      <w:rPr>
+        <w:rFonts w:ascii="Wingdings" w:hAnsi="Wingdings" w:hint="default"/>
+      </w:rPr>
+    </w:lvl>
+    <w:lvl w:ilvl="3" w:tplc="04090001" w:tentative="1">
+      <w:start w:val="1"/>
+      <w:numFmt w:val="bullet"/>
+      <w:lvlText w:val=""/>
+      <w:lvlJc w:val="left"/>
+      <w:pPr>
+        <w:ind w:left="3600" w:hanging="360"/>
+      </w:pPr>
+      <w:rPr>
+        <w:rFonts w:ascii="Symbol" w:hAnsi="Symbol" w:hint="default"/>
+      </w:rPr>
+    </w:lvl>
+    <w:lvl w:ilvl="4" w:tplc="04090003" w:tentative="1">
+      <w:start w:val="1"/>
+      <w:numFmt w:val="bullet"/>
+      <w:lvlText w:val="o"/>
+      <w:lvlJc w:val="left"/>
+      <w:pPr>
+        <w:ind w:left="4320" w:hanging="360"/>
+      </w:pPr>
+      <w:rPr>
+        <w:rFonts w:ascii="Courier New" w:hAnsi="Courier New" w:cs="Courier New" w:hint="default"/>
+      </w:rPr>
+    </w:lvl>
+    <w:lvl w:ilvl="5" w:tplc="04090005" w:tentative="1">
+      <w:start w:val="1"/>
+      <w:numFmt w:val="bullet"/>
+      <w:lvlText w:val=""/>
+      <w:lvlJc w:val="left"/>
+      <w:pPr>
+        <w:ind w:left="5040" w:hanging="360"/>
+      </w:pPr>
+      <w:rPr>
+        <w:rFonts w:ascii="Wingdings" w:hAnsi="Wingdings" w:hint="default"/>
+      </w:rPr>
+    </w:lvl>
+    <w:lvl w:ilvl="6" w:tplc="04090001" w:tentative="1">
+      <w:start w:val="1"/>
+      <w:numFmt w:val="bullet"/>
+      <w:lvlText w:val=""/>
+      <w:lvlJc w:val="left"/>
+      <w:pPr>
+        <w:ind w:left="5760" w:hanging="360"/>
+      </w:pPr>
+      <w:rPr>
+        <w:rFonts w:ascii="Symbol" w:hAnsi="Symbol" w:hint="default"/>
+      </w:rPr>
+    </w:lvl>
+    <w:lvl w:ilvl="7" w:tplc="04090003" w:tentative="1">
+      <w:start w:val="1"/>
+      <w:numFmt w:val="bullet"/>
+      <w:lvlText w:val="o"/>
+      <w:lvlJc w:val="left"/>
+      <w:pPr>
+        <w:ind w:left="6480" w:hanging="360"/>
+      </w:pPr>
+      <w:rPr>
+        <w:rFonts w:ascii="Courier New" w:hAnsi="Courier New" w:cs="Courier New" w:hint="default"/>
+      </w:rPr>
+    </w:lvl>
+    <w:lvl w:ilvl="8" w:tplc="04090005" w:tentative="1">
+      <w:start w:val="1"/>
+      <w:numFmt w:val="bullet"/>
+      <w:lvlText w:val=""/>
+      <w:lvlJc w:val="left"/>
+      <w:pPr>
+        <w:ind w:left="7200" w:hanging="360"/>
+      </w:pPr>
+      <w:rPr>
+        <w:rFonts w:ascii="Wingdings" w:hAnsi="Wingdings" w:hint="default"/>
+      </w:rPr>
+    </w:lvl>
+  </w:abstractNum>
+  <w:abstractNum w:abstractNumId="1" w15:restartNumberingAfterBreak="0">
+    <w:nsid w:val="1B3319E2"/>
+    <w:multiLevelType w:val="multilevel"/>
+    <w:tmpl w:val="71E869B6"/>
+    <w:lvl w:ilvl="0">
+      <w:start w:val="1"/>
+      <w:numFmt w:val="decimal"/>
+      <w:lvlText w:val="%1."/>
+      <w:lvlJc w:val="left"/>
+      <w:pPr>
+        <w:tabs>
+          <w:tab w:val="num" w:pos="720"/>
+        </w:tabs>
+        <w:ind w:left="720" w:hanging="360"/>
+      </w:pPr>
+    </w:lvl>
+    <w:lvl w:ilvl="1" w:tentative="1">
+      <w:start w:val="1"/>
+      <w:numFmt w:val="decimal"/>
+      <w:lvlText w:val="%2."/>
+      <w:lvlJc w:val="left"/>
+      <w:pPr>
+        <w:tabs>
+          <w:tab w:val="num" w:pos="1440"/>
+        </w:tabs>
+        <w:ind w:left="1440" w:hanging="360"/>
+      </w:pPr>
+    </w:lvl>
+    <w:lvl w:ilvl="2" w:tentative="1">
+      <w:start w:val="1"/>
+      <w:numFmt w:val="decimal"/>
+      <w:lvlText w:val="%3."/>
+      <w:lvlJc w:val="left"/>
+      <w:pPr>
+        <w:tabs>
+          <w:tab w:val="num" w:pos="2160"/>
+        </w:tabs>
+        <w:ind w:left="2160" w:hanging="360"/>
+      </w:pPr>
+    </w:lvl>
+    <w:lvl w:ilvl="3" w:tentative="1">
+      <w:start w:val="1"/>
+      <w:numFmt w:val="decimal"/>
+      <w:lvlText w:val="%4."/>
+      <w:lvlJc w:val="left"/>
+      <w:pPr>
+        <w:tabs>
+          <w:tab w:val="num" w:pos="2880"/>
+        </w:tabs>
+        <w:ind w:left="2880" w:hanging="360"/>
+      </w:pPr>
+    </w:lvl>
+    <w:lvl w:ilvl="4" w:tentative="1">
+      <w:start w:val="1"/>
+      <w:numFmt w:val="decimal"/>
+      <w:lvlText w:val="%5."/>
+      <w:lvlJc w:val="left"/>
+      <w:pPr>
+        <w:tabs>
+          <w:tab w:val="num" w:pos="3600"/>
+        </w:tabs>
+        <w:ind w:left="3600" w:hanging="360"/>
+      </w:pPr>
+    </w:lvl>
+    <w:lvl w:ilvl="5" w:tentative="1">
+      <w:start w:val="1"/>
+      <w:numFmt w:val="decimal"/>
+      <w:lvlText w:val="%6."/>
+      <w:lvlJc w:val="left"/>
+      <w:pPr>
+        <w:tabs>
+          <w:tab w:val="num" w:pos="4320"/>
+        </w:tabs>
+        <w:ind w:left="4320" w:hanging="360"/>
+      </w:pPr>
+    </w:lvl>
+    <w:lvl w:ilvl="6" w:tentative="1">
+      <w:start w:val="1"/>
+      <w:numFmt w:val="decimal"/>
+      <w:lvlText w:val="%7."/>
+      <w:lvlJc w:val="left"/>
+      <w:pPr>
+        <w:tabs>
+          <w:tab w:val="num" w:pos="5040"/>
+        </w:tabs>
+        <w:ind w:left="5040" w:hanging="360"/>
+      </w:pPr>
+    </w:lvl>
+    <w:lvl w:ilvl="7" w:tentative="1">
+      <w:start w:val="1"/>
+      <w:numFmt w:val="decimal"/>
+      <w:lvlText w:val="%8."/>
+      <w:lvlJc w:val="left"/>
+      <w:pPr>
+        <w:tabs>
+          <w:tab w:val="num" w:pos="5760"/>
+        </w:tabs>
+        <w:ind w:left="5760" w:hanging="360"/>
+      </w:pPr>
+    </w:lvl>
+    <w:lvl w:ilvl="8" w:tentative="1">
+      <w:start w:val="1"/>
+      <w:numFmt w:val="decimal"/>
+      <w:lvlText w:val="%9."/>
+      <w:lvlJc w:val="left"/>
+      <w:pPr>
+        <w:tabs>
+          <w:tab w:val="num" w:pos="6480"/>
+        </w:tabs>
+        <w:ind w:left="6480" w:hanging="360"/>
+      </w:pPr>
+    </w:lvl>
+  </w:abstractNum>
+  <w:abstractNum w:abstractNumId="2" w15:restartNumberingAfterBreak="0">
+    <w:nsid w:val="3AF17404"/>
+    <w:multiLevelType w:val="hybridMultilevel"/>
+    <w:tmpl w:val="D0A85630"/>
+    <w:lvl w:ilvl="0" w:tplc="0409000F">
+      <w:start w:val="1"/>
+      <w:numFmt w:val="decimal"/>
+      <w:lvlText w:val="%1."/>
+      <w:lvlJc w:val="left"/>
+      <w:pPr>
+        <w:ind w:left="720" w:hanging="360"/>
+      </w:pPr>
+      <w:rPr>
+        <w:rFonts w:hint="default"/>
+      </w:rPr>
+    </w:lvl>
+    <w:lvl w:ilvl="1" w:tplc="04090019" w:tentative="1">
+      <w:start w:val="1"/>
+      <w:numFmt w:val="lowerLetter"/>
+      <w:lvlText w:val="%2."/>
+      <w:lvlJc w:val="left"/>
+      <w:pPr>
+        <w:ind w:left="1440" w:hanging="360"/>
+      </w:pPr>
+    </w:lvl>
+    <w:lvl w:ilvl="2" w:tplc="0409001B" w:tentative="1">
+      <w:start w:val="1"/>
+      <w:numFmt w:val="lowerRoman"/>
+      <w:lvlText w:val="%3."/>
+      <w:lvlJc w:val="right"/>
+      <w:pPr>
+        <w:ind w:left="2160" w:hanging="180"/>
+      </w:pPr>
+    </w:lvl>
+    <w:lvl w:ilvl="3" w:tplc="0409000F" w:tentative="1">
+      <w:start w:val="1"/>
+      <w:numFmt w:val="decimal"/>
+      <w:lvlText w:val="%4."/>
+      <w:lvlJc w:val="left"/>
+      <w:pPr>
+        <w:ind w:left="2880" w:hanging="360"/>
+      </w:pPr>
+    </w:lvl>
+    <w:lvl w:ilvl="4" w:tplc="04090019" w:tentative="1">
+      <w:start w:val="1"/>
+      <w:numFmt w:val="lowerLetter"/>
+      <w:lvlText w:val="%5."/>
+      <w:lvlJc w:val="left"/>
+      <w:pPr>
+        <w:ind w:left="3600" w:hanging="360"/>
+      </w:pPr>
+    </w:lvl>
+    <w:lvl w:ilvl="5" w:tplc="0409001B" w:tentative="1">
+      <w:start w:val="1"/>
+      <w:numFmt w:val="lowerRoman"/>
+      <w:lvlText w:val="%6."/>
+      <w:lvlJc w:val="right"/>
+      <w:pPr>
+        <w:ind w:left="4320" w:hanging="180"/>
+      </w:pPr>
+    </w:lvl>
+    <w:lvl w:ilvl="6" w:tplc="0409000F" w:tentative="1">
+      <w:start w:val="1"/>
+      <w:numFmt w:val="decimal"/>
+      <w:lvlText w:val="%7."/>
+      <w:lvlJc w:val="left"/>
+      <w:pPr>
+        <w:ind w:left="5040" w:hanging="360"/>
+      </w:pPr>
+    </w:lvl>
+    <w:lvl w:ilvl="7" w:tplc="04090019" w:tentative="1">
+      <w:start w:val="1"/>
+      <w:numFmt w:val="lowerLetter"/>
+      <w:lvlText w:val="%8."/>
+      <w:lvlJc w:val="left"/>
+      <w:pPr>
+        <w:ind w:left="5760" w:hanging="360"/>
+      </w:pPr>
+    </w:lvl>
+    <w:lvl w:ilvl="8" w:tplc="0409001B" w:tentative="1">
+      <w:start w:val="1"/>
+      <w:numFmt w:val="lowerRoman"/>
+      <w:lvlText w:val="%9."/>
+      <w:lvlJc w:val="right"/>
+      <w:pPr>
+        <w:ind w:left="6480" w:hanging="180"/>
+      </w:pPr>
+    </w:lvl>
+  </w:abstractNum>
+  <w:abstractNum w:abstractNumId="3" w15:restartNumberingAfterBreak="0">
+    <w:nsid w:val="411C06CC"/>
+    <w:multiLevelType w:val="hybridMultilevel"/>
+    <w:tmpl w:val="CC883116"/>
+    <w:lvl w:ilvl="0" w:tplc="04090001">
+      <w:start w:val="1"/>
+      <w:numFmt w:val="bullet"/>
+      <w:lvlText w:val=""/>
+      <w:lvlJc w:val="left"/>
+      <w:pPr>
+        <w:ind w:left="1440" w:hanging="360"/>
+      </w:pPr>
+      <w:rPr>
+        <w:rFonts w:ascii="Symbol" w:hAnsi="Symbol" w:hint="default"/>
+      </w:rPr>
+    </w:lvl>
+    <w:lvl w:ilvl="1" w:tplc="04090003" w:tentative="1">
+      <w:start w:val="1"/>
+      <w:numFmt w:val="bullet"/>
+      <w:lvlText w:val="o"/>
+      <w:lvlJc w:val="left"/>
+      <w:pPr>
+        <w:ind w:left="2160" w:hanging="360"/>
+      </w:pPr>
+      <w:rPr>
+        <w:rFonts w:ascii="Courier New" w:hAnsi="Courier New" w:cs="Courier New" w:hint="default"/>
+      </w:rPr>
+    </w:lvl>
+    <w:lvl w:ilvl="2" w:tplc="04090005" w:tentative="1">
+      <w:start w:val="1"/>
+      <w:numFmt w:val="bullet"/>
+      <w:lvlText w:val=""/>
+      <w:lvlJc w:val="left"/>
+      <w:pPr>
+        <w:ind w:left="2880" w:hanging="360"/>
+      </w:pPr>
+      <w:rPr>
+        <w:rFonts w:ascii="Wingdings" w:hAnsi="Wingdings" w:hint="default"/>
+      </w:rPr>
+    </w:lvl>
+    <w:lvl w:ilvl="3" w:tplc="04090001" w:tentative="1">
+      <w:start w:val="1"/>
+      <w:numFmt w:val="bullet"/>
+      <w:lvlText w:val=""/>
+      <w:lvlJc w:val="left"/>
+      <w:pPr>
+        <w:ind w:left="3600" w:hanging="360"/>
+      </w:pPr>
+      <w:rPr>
+        <w:rFonts w:ascii="Symbol" w:hAnsi="Symbol" w:hint="default"/>
+      </w:rPr>
+    </w:lvl>
+    <w:lvl w:ilvl="4" w:tplc="04090003" w:tentative="1">
+      <w:start w:val="1"/>
+      <w:numFmt w:val="bullet"/>
+      <w:lvlText w:val="o"/>
+      <w:lvlJc w:val="left"/>
+      <w:pPr>
+        <w:ind w:left="4320" w:hanging="360"/>
+      </w:pPr>
+      <w:rPr>
+        <w:rFonts w:ascii="Courier New" w:hAnsi="Courier New" w:cs="Courier New" w:hint="default"/>
+      </w:rPr>
+    </w:lvl>
+    <w:lvl w:ilvl="5" w:tplc="04090005" w:tentative="1">
+      <w:start w:val="1"/>
+      <w:numFmt w:val="bullet"/>
+      <w:lvlText w:val=""/>
+      <w:lvlJc w:val="left"/>
+      <w:pPr>
+        <w:ind w:left="5040" w:hanging="360"/>
+      </w:pPr>
+      <w:rPr>
+        <w:rFonts w:ascii="Wingdings" w:hAnsi="Wingdings" w:hint="default"/>
+      </w:rPr>
+    </w:lvl>
+    <w:lvl w:ilvl="6" w:tplc="04090001" w:tentative="1">
+      <w:start w:val="1"/>
+      <w:numFmt w:val="bullet"/>
+      <w:lvlText w:val=""/>
+      <w:lvlJc w:val="left"/>
+      <w:pPr>
+        <w:ind w:left="5760" w:hanging="360"/>
+      </w:pPr>
+      <w:rPr>
+        <w:rFonts w:ascii="Symbol" w:hAnsi="Symbol" w:hint="default"/>
+      </w:rPr>
+    </w:lvl>
+    <w:lvl w:ilvl="7" w:tplc="04090003" w:tentative="1">
+      <w:start w:val="1"/>
+      <w:numFmt w:val="bullet"/>
+      <w:lvlText w:val="o"/>
+      <w:lvlJc w:val="left"/>
+      <w:pPr>
+        <w:ind w:left="6480" w:hanging="360"/>
+      </w:pPr>
+      <w:rPr>
+        <w:rFonts w:ascii="Courier New" w:hAnsi="Courier New" w:cs="Courier New" w:hint="default"/>
+      </w:rPr>
+    </w:lvl>
+    <w:lvl w:ilvl="8" w:tplc="04090005" w:tentative="1">
+      <w:start w:val="1"/>
+      <w:numFmt w:val="bullet"/>
+      <w:lvlText w:val=""/>
+      <w:lvlJc w:val="left"/>
+      <w:pPr>
+        <w:ind w:left="7200" w:hanging="360"/>
+      </w:pPr>
+      <w:rPr>
+        <w:rFonts w:ascii="Wingdings" w:hAnsi="Wingdings" w:hint="default"/>
+      </w:rPr>
+    </w:lvl>
+  </w:abstractNum>
+  <w:abstractNum w:abstractNumId="4" w15:restartNumberingAfterBreak="0">
+    <w:nsid w:val="4E665BE3"/>
+    <w:multiLevelType w:val="multilevel"/>
+    <w:tmpl w:val="A79E0D44"/>
+    <w:lvl w:ilvl="0">
+      <w:start w:val="1"/>
+      <w:numFmt w:val="decimal"/>
+      <w:lvlText w:val="%1."/>
+      <w:lvlJc w:val="left"/>
+      <w:pPr>
+        <w:tabs>
+          <w:tab w:val="num" w:pos="720"/>
+        </w:tabs>
+        <w:ind w:left="720" w:hanging="360"/>
+      </w:pPr>
+    </w:lvl>
+    <w:lvl w:ilvl="1" w:tentative="1">
+      <w:start w:val="1"/>
+      <w:numFmt w:val="decimal"/>
+      <w:lvlText w:val="%2."/>
+      <w:lvlJc w:val="left"/>
+      <w:pPr>
+        <w:tabs>
+          <w:tab w:val="num" w:pos="1440"/>
+        </w:tabs>
+        <w:ind w:left="1440" w:hanging="360"/>
+      </w:pPr>
+    </w:lvl>
+    <w:lvl w:ilvl="2" w:tentative="1">
+      <w:start w:val="1"/>
+      <w:numFmt w:val="decimal"/>
+      <w:lvlText w:val="%3."/>
+      <w:lvlJc w:val="left"/>
+      <w:pPr>
+        <w:tabs>
+          <w:tab w:val="num" w:pos="2160"/>
+        </w:tabs>
+        <w:ind w:left="2160" w:hanging="360"/>
+      </w:pPr>
+    </w:lvl>
+    <w:lvl w:ilvl="3" w:tentative="1">
+      <w:start w:val="1"/>
+      <w:numFmt w:val="decimal"/>
+      <w:lvlText w:val="%4."/>
+      <w:lvlJc w:val="left"/>
+      <w:pPr>
+        <w:tabs>
+          <w:tab w:val="num" w:pos="2880"/>
+        </w:tabs>
+        <w:ind w:left="2880" w:hanging="360"/>
+      </w:pPr>
+    </w:lvl>
+    <w:lvl w:ilvl="4" w:tentative="1">
+      <w:start w:val="1"/>
+      <w:numFmt w:val="decimal"/>
+      <w:lvlText w:val="%5."/>
+      <w:lvlJc w:val="left"/>
+      <w:pPr>
+        <w:tabs>
+          <w:tab w:val="num" w:pos="3600"/>
+        </w:tabs>
+        <w:ind w:left="3600" w:hanging="360"/>
+      </w:pPr>
+    </w:lvl>
+    <w:lvl w:ilvl="5" w:tentative="1">
+      <w:start w:val="1"/>
+      <w:numFmt w:val="decimal"/>
+      <w:lvlText w:val="%6."/>
+      <w:lvlJc w:val="left"/>
+      <w:pPr>
+        <w:tabs>
+          <w:tab w:val="num" w:pos="4320"/>
+        </w:tabs>
+        <w:ind w:left="4320" w:hanging="360"/>
+      </w:pPr>
+    </w:lvl>
+    <w:lvl w:ilvl="6" w:tentative="1">
+      <w:start w:val="1"/>
+      <w:numFmt w:val="decimal"/>
+      <w:lvlText w:val="%7."/>
+      <w:lvlJc w:val="left"/>
+      <w:pPr>
+        <w:tabs>
+          <w:tab w:val="num" w:pos="5040"/>
+        </w:tabs>
+        <w:ind w:left="5040" w:hanging="360"/>
+      </w:pPr>
+    </w:lvl>
+    <w:lvl w:ilvl="7" w:tentative="1">
+      <w:start w:val="1"/>
+      <w:numFmt w:val="decimal"/>
+      <w:lvlText w:val="%8."/>
+      <w:lvlJc w:val="left"/>
+      <w:pPr>
+        <w:tabs>
+          <w:tab w:val="num" w:pos="5760"/>
+        </w:tabs>
+        <w:ind w:left="5760" w:hanging="360"/>
+      </w:pPr>
+    </w:lvl>
+    <w:lvl w:ilvl="8" w:tentative="1">
+      <w:start w:val="1"/>
+      <w:numFmt w:val="decimal"/>
+      <w:lvlText w:val="%9."/>
+      <w:lvlJc w:val="left"/>
+      <w:pPr>
+        <w:tabs>
+          <w:tab w:val="num" w:pos="6480"/>
+        </w:tabs>
+        <w:ind w:left="6480" w:hanging="360"/>
+      </w:pPr>
+    </w:lvl>
+  </w:abstractNum>
+  <w:abstractNum w:abstractNumId="5" w15:restartNumberingAfterBreak="0">
+    <w:nsid w:val="610421C2"/>
+    <w:multiLevelType w:val="multilevel"/>
+    <w:tmpl w:val="76ECDBC2"/>
+    <w:lvl w:ilvl="0">
+      <w:start w:val="1"/>
+      <w:numFmt w:val="decimal"/>
+      <w:lvlText w:val="%1."/>
+      <w:lvlJc w:val="left"/>
+      <w:pPr>
+        <w:tabs>
+          <w:tab w:val="num" w:pos="720"/>
+        </w:tabs>
+        <w:ind w:left="720" w:hanging="360"/>
+      </w:pPr>
+    </w:lvl>
+    <w:lvl w:ilvl="1" w:tentative="1">
+      <w:start w:val="1"/>
+      <w:numFmt w:val="decimal"/>
+      <w:lvlText w:val="%2."/>
+      <w:lvlJc w:val="left"/>
+      <w:pPr>
+        <w:tabs>
+          <w:tab w:val="num" w:pos="1440"/>
+        </w:tabs>
+        <w:ind w:left="1440" w:hanging="360"/>
+      </w:pPr>
+    </w:lvl>
+    <w:lvl w:ilvl="2" w:tentative="1">
+      <w:start w:val="1"/>
+      <w:numFmt w:val="decimal"/>
+      <w:lvlText w:val="%3."/>
+      <w:lvlJc w:val="left"/>
+      <w:pPr>
+        <w:tabs>
+          <w:tab w:val="num" w:pos="2160"/>
+        </w:tabs>
+        <w:ind w:left="2160" w:hanging="360"/>
+      </w:pPr>
+    </w:lvl>
+    <w:lvl w:ilvl="3" w:tentative="1">
+      <w:start w:val="1"/>
+      <w:numFmt w:val="decimal"/>
+      <w:lvlText w:val="%4."/>
+      <w:lvlJc w:val="left"/>
+      <w:pPr>
+        <w:tabs>
+          <w:tab w:val="num" w:pos="2880"/>
+        </w:tabs>
+        <w:ind w:left="2880" w:hanging="360"/>
+      </w:pPr>
+    </w:lvl>
+    <w:lvl w:ilvl="4" w:tentative="1">
+      <w:start w:val="1"/>
+      <w:numFmt w:val="decimal"/>
+      <w:lvlText w:val="%5."/>
+      <w:lvlJc w:val="left"/>
+      <w:pPr>
+        <w:tabs>
+          <w:tab w:val="num" w:pos="3600"/>
+        </w:tabs>
+        <w:ind w:left="3600" w:hanging="360"/>
+      </w:pPr>
+    </w:lvl>
+    <w:lvl w:ilvl="5" w:tentative="1">
+      <w:start w:val="1"/>
+      <w:numFmt w:val="decimal"/>
+      <w:lvlText w:val="%6."/>
+      <w:lvlJc w:val="left"/>
+      <w:pPr>
+        <w:tabs>
+          <w:tab w:val="num" w:pos="4320"/>
+        </w:tabs>
+        <w:ind w:left="4320" w:hanging="360"/>
+      </w:pPr>
+    </w:lvl>
+    <w:lvl w:ilvl="6" w:tentative="1">
+      <w:start w:val="1"/>
+      <w:numFmt w:val="decimal"/>
+      <w:lvlText w:val="%7."/>
+      <w:lvlJc w:val="left"/>
+      <w:pPr>
+        <w:tabs>
+          <w:tab w:val="num" w:pos="5040"/>
+        </w:tabs>
+        <w:ind w:left="5040" w:hanging="360"/>
+      </w:pPr>
+    </w:lvl>
+    <w:lvl w:ilvl="7" w:tentative="1">
+      <w:start w:val="1"/>
+      <w:numFmt w:val="decimal"/>
+      <w:lvlText w:val="%8."/>
+      <w:lvlJc w:val="left"/>
+      <w:pPr>
+        <w:tabs>
+          <w:tab w:val="num" w:pos="5760"/>
+        </w:tabs>
+        <w:ind w:left="5760" w:hanging="360"/>
+      </w:pPr>
+    </w:lvl>
+    <w:lvl w:ilvl="8" w:tentative="1">
+      <w:start w:val="1"/>
+      <w:numFmt w:val="decimal"/>
+      <w:lvlText w:val="%9."/>
+      <w:lvlJc w:val="left"/>
+      <w:pPr>
+        <w:tabs>
+          <w:tab w:val="num" w:pos="6480"/>
+        </w:tabs>
+        <w:ind w:left="6480" w:hanging="360"/>
+      </w:pPr>
+    </w:lvl>
+  </w:abstractNum>
+  <w:abstractNum w:abstractNumId="6" w15:restartNumberingAfterBreak="0">
+    <w:nsid w:val="6C497CD6"/>
+    <w:multiLevelType w:val="multilevel"/>
+    <w:tmpl w:val="06F40490"/>
+    <w:lvl w:ilvl="0">
+      <w:start w:val="1"/>
+      <w:numFmt w:val="decimal"/>
+      <w:lvlText w:val="%1."/>
+      <w:lvlJc w:val="left"/>
+      <w:pPr>
+        <w:tabs>
+          <w:tab w:val="num" w:pos="720"/>
+        </w:tabs>
+        <w:ind w:left="720" w:hanging="360"/>
+      </w:pPr>
+    </w:lvl>
+    <w:lvl w:ilvl="1" w:tentative="1">
+      <w:start w:val="1"/>
+      <w:numFmt w:val="decimal"/>
+      <w:lvlText w:val="%2."/>
+      <w:lvlJc w:val="left"/>
+      <w:pPr>
+        <w:tabs>
+          <w:tab w:val="num" w:pos="1440"/>
+        </w:tabs>
+        <w:ind w:left="1440" w:hanging="360"/>
+      </w:pPr>
+    </w:lvl>
+    <w:lvl w:ilvl="2" w:tentative="1">
+      <w:start w:val="1"/>
+      <w:numFmt w:val="decimal"/>
+      <w:lvlText w:val="%3."/>
+      <w:lvlJc w:val="left"/>
+      <w:pPr>
+        <w:tabs>
+          <w:tab w:val="num" w:pos="2160"/>
+        </w:tabs>
+        <w:ind w:left="2160" w:hanging="360"/>
+      </w:pPr>
+    </w:lvl>
+    <w:lvl w:ilvl="3" w:tentative="1">
+      <w:start w:val="1"/>
+      <w:numFmt w:val="decimal"/>
+      <w:lvlText w:val="%4."/>
+      <w:lvlJc w:val="left"/>
+      <w:pPr>
+        <w:tabs>
+          <w:tab w:val="num" w:pos="2880"/>
+        </w:tabs>
+        <w:ind w:left="2880" w:hanging="360"/>
+      </w:pPr>
+    </w:lvl>
+    <w:lvl w:ilvl="4" w:tentative="1">
+      <w:start w:val="1"/>
+      <w:numFmt w:val="decimal"/>
+      <w:lvlText w:val="%5."/>
+      <w:lvlJc w:val="left"/>
+      <w:pPr>
+        <w:tabs>
+          <w:tab w:val="num" w:pos="3600"/>
+        </w:tabs>
+        <w:ind w:left="3600" w:hanging="360"/>
+      </w:pPr>
+    </w:lvl>
+    <w:lvl w:ilvl="5" w:tentative="1">
+      <w:start w:val="1"/>
+      <w:numFmt w:val="decimal"/>
+      <w:lvlText w:val="%6."/>
+      <w:lvlJc w:val="left"/>
+      <w:pPr>
+        <w:tabs>
+          <w:tab w:val="num" w:pos="4320"/>
+        </w:tabs>
+        <w:ind w:left="4320" w:hanging="360"/>
+      </w:pPr>
+    </w:lvl>
+    <w:lvl w:ilvl="6" w:tentative="1">
+      <w:start w:val="1"/>
+      <w:numFmt w:val="decimal"/>
+      <w:lvlText w:val="%7."/>
+      <w:lvlJc w:val="left"/>
+      <w:pPr>
+        <w:tabs>
+          <w:tab w:val="num" w:pos="5040"/>
+        </w:tabs>
+        <w:ind w:left="5040" w:hanging="360"/>
+      </w:pPr>
+    </w:lvl>
+    <w:lvl w:ilvl="7" w:tentative="1">
+      <w:start w:val="1"/>
+      <w:numFmt w:val="decimal"/>
+      <w:lvlText w:val="%8."/>
+      <w:lvlJc w:val="left"/>
+      <w:pPr>
+        <w:tabs>
+          <w:tab w:val="num" w:pos="5760"/>
+        </w:tabs>
+        <w:ind w:left="5760" w:hanging="360"/>
+      </w:pPr>
+    </w:lvl>
+    <w:lvl w:ilvl="8" w:tentative="1">
+      <w:start w:val="1"/>
+      <w:numFmt w:val="decimal"/>
+      <w:lvlText w:val="%9."/>
+      <w:lvlJc w:val="left"/>
+      <w:pPr>
+        <w:tabs>
+          <w:tab w:val="num" w:pos="6480"/>
+        </w:tabs>
+        <w:ind w:left="6480" w:hanging="360"/>
+      </w:pPr>
+    </w:lvl>
+  </w:abstractNum>
+  <w:abstractNum w:abstractNumId="7" w15:restartNumberingAfterBreak="0">
+    <w:nsid w:val="6FA60A2F"/>
+    <w:multiLevelType w:val="hybridMultilevel"/>
+    <w:tmpl w:val="D69A7788"/>
+    <w:lvl w:ilvl="0" w:tplc="04090001">
+      <w:start w:val="1"/>
+      <w:numFmt w:val="bullet"/>
+      <w:lvlText w:val=""/>
+      <w:lvlJc w:val="left"/>
+      <w:pPr>
+        <w:ind w:left="1440" w:hanging="360"/>
+      </w:pPr>
+      <w:rPr>
+        <w:rFonts w:ascii="Symbol" w:hAnsi="Symbol" w:hint="default"/>
+      </w:rPr>
+    </w:lvl>
+    <w:lvl w:ilvl="1" w:tplc="04090003" w:tentative="1">
+      <w:start w:val="1"/>
+      <w:numFmt w:val="bullet"/>
+      <w:lvlText w:val="o"/>
+      <w:lvlJc w:val="left"/>
+      <w:pPr>
+        <w:ind w:left="2160" w:hanging="360"/>
+      </w:pPr>
+      <w:rPr>
+        <w:rFonts w:ascii="Courier New" w:hAnsi="Courier New" w:cs="Courier New" w:hint="default"/>
+      </w:rPr>
+    </w:lvl>
+    <w:lvl w:ilvl="2" w:tplc="04090005" w:tentative="1">
+      <w:start w:val="1"/>
+      <w:numFmt w:val="bullet"/>
+      <w:lvlText w:val=""/>
+      <w:lvlJc w:val="left"/>
+      <w:pPr>
+        <w:ind w:left="2880" w:hanging="360"/>
+      </w:pPr>
+      <w:rPr>
+        <w:rFonts w:ascii="Wingdings" w:hAnsi="Wingdings" w:hint="default"/>
+      </w:rPr>
+    </w:lvl>
+    <w:lvl w:ilvl="3" w:tplc="04090001" w:tentative="1">
+      <w:start w:val="1"/>
+      <w:numFmt w:val="bullet"/>
+      <w:lvlText w:val=""/>
+      <w:lvlJc w:val="left"/>
+      <w:pPr>
+        <w:ind w:left="3600" w:hanging="360"/>
+      </w:pPr>
+      <w:rPr>
+        <w:rFonts w:ascii="Symbol" w:hAnsi="Symbol" w:hint="default"/>
+      </w:rPr>
+    </w:lvl>
+    <w:lvl w:ilvl="4" w:tplc="04090003" w:tentative="1">
+      <w:start w:val="1"/>
+      <w:numFmt w:val="bullet"/>
+      <w:lvlText w:val="o"/>
+      <w:lvlJc w:val="left"/>
+      <w:pPr>
+        <w:ind w:left="4320" w:hanging="360"/>
+      </w:pPr>
+      <w:rPr>
+        <w:rFonts w:ascii="Courier New" w:hAnsi="Courier New" w:cs="Courier New" w:hint="default"/>
+      </w:rPr>
+    </w:lvl>
+    <w:lvl w:ilvl="5" w:tplc="04090005" w:tentative="1">
+      <w:start w:val="1"/>
+      <w:numFmt w:val="bullet"/>
+      <w:lvlText w:val=""/>
+      <w:lvlJc w:val="left"/>
+      <w:pPr>
+        <w:ind w:left="5040" w:hanging="360"/>
+      </w:pPr>
+      <w:rPr>
+        <w:rFonts w:ascii="Wingdings" w:hAnsi="Wingdings" w:hint="default"/>
+      </w:rPr>
+    </w:lvl>
+    <w:lvl w:ilvl="6" w:tplc="04090001" w:tentative="1">
+      <w:start w:val="1"/>
+      <w:numFmt w:val="bullet"/>
+      <w:lvlText w:val=""/>
+      <w:lvlJc w:val="left"/>
+      <w:pPr>
+        <w:ind w:left="5760" w:hanging="360"/>
+      </w:pPr>
+      <w:rPr>
+        <w:rFonts w:ascii="Symbol" w:hAnsi="Symbol" w:hint="default"/>
+      </w:rPr>
+    </w:lvl>
+    <w:lvl w:ilvl="7" w:tplc="04090003" w:tentative="1">
+      <w:start w:val="1"/>
+      <w:numFmt w:val="bullet"/>
+      <w:lvlText w:val="o"/>
+      <w:lvlJc w:val="left"/>
+      <w:pPr>
+        <w:ind w:left="6480" w:hanging="360"/>
+      </w:pPr>
+      <w:rPr>
+        <w:rFonts w:ascii="Courier New" w:hAnsi="Courier New" w:cs="Courier New" w:hint="default"/>
+      </w:rPr>
+    </w:lvl>
+    <w:lvl w:ilvl="8" w:tplc="04090005" w:tentative="1">
+      <w:start w:val="1"/>
+      <w:numFmt w:val="bullet"/>
+      <w:lvlText w:val=""/>
+      <w:lvlJc w:val="left"/>
+      <w:pPr>
+        <w:ind w:left="7200" w:hanging="360"/>
+      </w:pPr>
+      <w:rPr>
+        <w:rFonts w:ascii="Wingdings" w:hAnsi="Wingdings" w:hint="default"/>
+      </w:rPr>
+    </w:lvl>
+  </w:abstractNum>
+  <w:abstractNum w:abstractNumId="8" w15:restartNumberingAfterBreak="0">
+    <w:nsid w:val="7D75482D"/>
+    <w:multiLevelType w:val="multilevel"/>
+    <w:tmpl w:val="445CC85E"/>
+    <w:lvl w:ilvl="0">
+      <w:start w:val="1"/>
+      <w:numFmt w:val="decimal"/>
+      <w:lvlText w:val="%1."/>
+      <w:lvlJc w:val="left"/>
+      <w:pPr>
+        <w:tabs>
+          <w:tab w:val="num" w:pos="720"/>
+        </w:tabs>
+        <w:ind w:left="720" w:hanging="360"/>
+      </w:pPr>
+    </w:lvl>
+    <w:lvl w:ilvl="1" w:tentative="1">
+      <w:start w:val="1"/>
+      <w:numFmt w:val="decimal"/>
+      <w:lvlText w:val="%2."/>
+      <w:lvlJc w:val="left"/>
+      <w:pPr>
+        <w:tabs>
+          <w:tab w:val="num" w:pos="1440"/>
+        </w:tabs>
+        <w:ind w:left="1440" w:hanging="360"/>
+      </w:pPr>
+    </w:lvl>
+    <w:lvl w:ilvl="2" w:tentative="1">
+      <w:start w:val="1"/>
+      <w:numFmt w:val="decimal"/>
+      <w:lvlText w:val="%3."/>
+      <w:lvlJc w:val="left"/>
+      <w:pPr>
+        <w:tabs>
+          <w:tab w:val="num" w:pos="2160"/>
+        </w:tabs>
+        <w:ind w:left="2160" w:hanging="360"/>
+      </w:pPr>
+    </w:lvl>
+    <w:lvl w:ilvl="3" w:tentative="1">
+      <w:start w:val="1"/>
+      <w:numFmt w:val="decimal"/>
+      <w:lvlText w:val="%4."/>
+      <w:lvlJc w:val="left"/>
+      <w:pPr>
+        <w:tabs>
+          <w:tab w:val="num" w:pos="2880"/>
+        </w:tabs>
+        <w:ind w:left="2880" w:hanging="360"/>
+      </w:pPr>
+    </w:lvl>
+    <w:lvl w:ilvl="4" w:tentative="1">
+      <w:start w:val="1"/>
+      <w:numFmt w:val="decimal"/>
+      <w:lvlText w:val="%5."/>
+      <w:lvlJc w:val="left"/>
+      <w:pPr>
+        <w:tabs>
+          <w:tab w:val="num" w:pos="3600"/>
+        </w:tabs>
+        <w:ind w:left="3600" w:hanging="360"/>
+      </w:pPr>
+    </w:lvl>
+    <w:lvl w:ilvl="5" w:tentative="1">
+      <w:start w:val="1"/>
+      <w:numFmt w:val="decimal"/>
+      <w:lvlText w:val="%6."/>
+      <w:lvlJc w:val="left"/>
+      <w:pPr>
+        <w:tabs>
+          <w:tab w:val="num" w:pos="4320"/>
+        </w:tabs>
+        <w:ind w:left="4320" w:hanging="360"/>
+      </w:pPr>
+    </w:lvl>
+    <w:lvl w:ilvl="6" w:tentative="1">
+      <w:start w:val="1"/>
+      <w:numFmt w:val="decimal"/>
+      <w:lvlText w:val="%7."/>
+      <w:lvlJc w:val="left"/>
+      <w:pPr>
+        <w:tabs>
+          <w:tab w:val="num" w:pos="5040"/>
+        </w:tabs>
+        <w:ind w:left="5040" w:hanging="360"/>
+      </w:pPr>
+    </w:lvl>
+    <w:lvl w:ilvl="7" w:tentative="1">
+      <w:start w:val="1"/>
+      <w:numFmt w:val="decimal"/>
+      <w:lvlText w:val="%8."/>
+      <w:lvlJc w:val="left"/>
+      <w:pPr>
+        <w:tabs>
+          <w:tab w:val="num" w:pos="5760"/>
+        </w:tabs>
+        <w:ind w:left="5760" w:hanging="360"/>
+      </w:pPr>
+    </w:lvl>
+    <w:lvl w:ilvl="8" w:tentative="1">
+      <w:start w:val="1"/>
+      <w:numFmt w:val="decimal"/>
+      <w:lvlText w:val="%9."/>
+      <w:lvlJc w:val="left"/>
+      <w:pPr>
+        <w:tabs>
+          <w:tab w:val="num" w:pos="6480"/>
+        </w:tabs>
+        <w:ind w:left="6480" w:hanging="360"/>
+      </w:pPr>
+    </w:lvl>
+  </w:abstractNum>
+  <w:num w:numId="1">
+    <w:abstractNumId w:val="2"/>
+  </w:num>
+  <w:num w:numId="2">
+    <w:abstractNumId w:val="5"/>
+  </w:num>
+  <w:num w:numId="3">
+    <w:abstractNumId w:val="8"/>
+  </w:num>
+  <w:num w:numId="4">
+    <w:abstractNumId w:val="1"/>
+  </w:num>
+  <w:num w:numId="5">
+    <w:abstractNumId w:val="6"/>
+  </w:num>
+  <w:num w:numId="6">
+    <w:abstractNumId w:val="4"/>
+  </w:num>
+  <w:num w:numId="7">
+    <w:abstractNumId w:val="7"/>
+  </w:num>
+  <w:num w:numId="8">
+    <w:abstractNumId w:val="3"/>
+  </w:num>
+  <w:num w:numId="9">
+    <w:abstractNumId w:val="0"/>
+  </w:num>
+</w:numbering>
 </file>
 
 <file path=word/styles.xml><?xml version="1.0" encoding="utf-8"?>
@@ -423,6 +2994,18 @@
   <w:style w:type="paragraph" w:default="1" w:styleId="Normal">
     <w:name w:val="Normal"/>
     <w:qFormat/>
+    <w:rsid w:val="00BE38AF"/>
+    <w:pPr>
+      <w:spacing w:line="278" w:lineRule="auto"/>
+    </w:pPr>
+    <w:rPr>
+      <w:rFonts w:eastAsiaTheme="minorEastAsia"/>
+      <w:kern w:val="2"/>
+      <w:sz w:val="24"/>
+      <w:szCs w:val="30"/>
+      <w:lang w:val="id-ID" w:eastAsia="zh-CN" w:bidi="th-TH"/>
+      <w14:ligatures w14:val="standardContextual"/>
+    </w:rPr>
   </w:style>
   <w:style w:type="character" w:default="1" w:styleId="DefaultParagraphFont">
     <w:name w:val="Default Paragraph Font"/>
@@ -450,6 +3033,56 @@
     <w:uiPriority w:val="99"/>
     <w:semiHidden/>
     <w:unhideWhenUsed/>
+  </w:style>
+  <w:style w:type="paragraph" w:styleId="ListParagraph">
+    <w:name w:val="List Paragraph"/>
+    <w:basedOn w:val="Normal"/>
+    <w:uiPriority w:val="34"/>
+    <w:qFormat/>
+    <w:rsid w:val="00BE38AF"/>
+    <w:pPr>
+      <w:ind w:left="720"/>
+      <w:contextualSpacing/>
+    </w:pPr>
+    <w:rPr>
+      <w:rFonts w:cs="Angsana New"/>
+    </w:rPr>
+  </w:style>
+  <w:style w:type="character" w:styleId="Strong">
+    <w:name w:val="Strong"/>
+    <w:basedOn w:val="DefaultParagraphFont"/>
+    <w:uiPriority w:val="22"/>
+    <w:qFormat/>
+    <w:rsid w:val="00BE38AF"/>
+    <w:rPr>
+      <w:b/>
+      <w:bCs/>
+    </w:rPr>
+  </w:style>
+  <w:style w:type="character" w:styleId="Hyperlink">
+    <w:name w:val="Hyperlink"/>
+    <w:basedOn w:val="DefaultParagraphFont"/>
+    <w:uiPriority w:val="99"/>
+    <w:semiHidden/>
+    <w:unhideWhenUsed/>
+    <w:rsid w:val="00BE38AF"/>
+    <w:rPr>
+      <w:color w:val="0000FF"/>
+      <w:u w:val="single"/>
+    </w:rPr>
+  </w:style>
+  <w:style w:type="character" w:styleId="HTMLCode">
+    <w:name w:val="HTML Code"/>
+    <w:basedOn w:val="DefaultParagraphFont"/>
+    <w:uiPriority w:val="99"/>
+    <w:semiHidden/>
+    <w:unhideWhenUsed/>
+    <w:rsid w:val="00BE38AF"/>
+    <w:rPr>
+      <w:rFonts w:ascii="Courier New" w:eastAsia="Times New Roman" w:hAnsi="Courier New" w:cs="Courier New"/>
+      <w:sz w:val="20"/>
+      <w:szCs w:val="20"/>
+    </w:rPr>
   </w:style>
 </w:styles>
 </file>

--- a/jobsheet-06/jhf.docx
+++ b/jobsheet-06/jhf.docx
@@ -432,8 +432,6 @@
     <w:p/>
     <w:p/>
     <w:p/>
-    <w:p/>
-    <w:p/>
     <w:p>
       <w:pPr>
         <w:jc w:val="center"/>
@@ -449,6 +447,7 @@
           <w:b/>
           <w:bCs/>
         </w:rPr>
+        <w:lastRenderedPageBreak/>
         <w:t>Jobsheet 5</w:t>
       </w:r>
     </w:p>
@@ -538,9 +537,9 @@
           <w:rFonts w:ascii="Times New Roman" w:hAnsi="Times New Roman" w:cs="Times New Roman"/>
         </w:rPr>
         <w:drawing>
-          <wp:inline distT="0" distB="0" distL="0" distR="0" wp14:anchorId="40AFECC0" wp14:editId="6017A958">
-            <wp:extent cx="5731510" cy="1727200"/>
-            <wp:effectExtent l="0" t="0" r="2540" b="6350"/>
+          <wp:inline distT="0" distB="0" distL="0" distR="0" wp14:anchorId="40AFECC0" wp14:editId="7DBA3756">
+            <wp:extent cx="5340350" cy="1609323"/>
+            <wp:effectExtent l="0" t="0" r="0" b="0"/>
             <wp:docPr id="1" name="Picture 1"/>
             <wp:cNvGraphicFramePr>
               <a:graphicFrameLocks xmlns:a="http://schemas.openxmlformats.org/drawingml/2006/main" noChangeAspect="1"/>
@@ -561,7 +560,7 @@
                   <pic:spPr>
                     <a:xfrm>
                       <a:off x="0" y="0"/>
-                      <a:ext cx="5731510" cy="1727200"/>
+                      <a:ext cx="5351588" cy="1612709"/>
                     </a:xfrm>
                     <a:prstGeom prst="rect">
                       <a:avLst/>
@@ -608,9 +607,9 @@
           <w:rFonts w:ascii="Times New Roman" w:hAnsi="Times New Roman" w:cs="Times New Roman"/>
         </w:rPr>
         <w:drawing>
-          <wp:inline distT="0" distB="0" distL="0" distR="0" wp14:anchorId="609CCD50" wp14:editId="533AB90B">
-            <wp:extent cx="3327400" cy="1194451"/>
-            <wp:effectExtent l="133350" t="114300" r="139700" b="158115"/>
+          <wp:inline distT="0" distB="0" distL="0" distR="0" wp14:anchorId="609CCD50" wp14:editId="0F0543D2">
+            <wp:extent cx="3117850" cy="1119228"/>
+            <wp:effectExtent l="152400" t="114300" r="120650" b="157480"/>
             <wp:docPr id="2" name="Picture 2"/>
             <wp:cNvGraphicFramePr>
               <a:graphicFrameLocks xmlns:a="http://schemas.openxmlformats.org/drawingml/2006/main" noChangeAspect="1"/>
@@ -631,7 +630,7 @@
                   <pic:spPr>
                     <a:xfrm>
                       <a:off x="0" y="0"/>
-                      <a:ext cx="3341047" cy="1199350"/>
+                      <a:ext cx="3144384" cy="1128753"/>
                     </a:xfrm>
                     <a:prstGeom prst="rect">
                       <a:avLst/>
@@ -739,7 +738,6 @@
         <w:rPr>
           <w:rFonts w:ascii="Times New Roman" w:hAnsi="Times New Roman" w:cs="Times New Roman"/>
         </w:rPr>
-        <w:lastRenderedPageBreak/>
         <w:drawing>
           <wp:inline distT="0" distB="0" distL="0" distR="0" wp14:anchorId="7A4B0B50" wp14:editId="009D662D">
             <wp:extent cx="5217178" cy="2241550"/>
@@ -780,14 +778,6 @@
     <w:p>
       <w:pPr>
         <w:pStyle w:val="ListParagraph"/>
-        <w:rPr>
-          <w:rFonts w:ascii="Times New Roman" w:hAnsi="Times New Roman" w:cs="Times New Roman"/>
-        </w:rPr>
-      </w:pPr>
-    </w:p>
-    <w:p>
-      <w:pPr>
-        <w:pStyle w:val="ListParagraph"/>
         <w:numPr>
           <w:ilvl w:val="0"/>
           <w:numId w:val="1"/>
@@ -800,7 +790,8 @@
         <w:rPr>
           <w:rFonts w:ascii="Times New Roman" w:hAnsi="Times New Roman" w:cs="Times New Roman"/>
         </w:rPr>
-        <w:t>Perluas initTableFilter supaya pencarian bisa dibatasi ke satu kolom saja (misalnya hanya kolom "Judul"), bukan mencari di seluruh teks baris — petunjuk: gunakan row.querySelector("td") seperti pola yang sudah dipakai di </w:t>
+        <w:lastRenderedPageBreak/>
+        <w:t>Perluas iniTableFilter supaya pencarian bisa dibatasi ke satu kolom saja (misalnya hanya kolom "Judul"), bukan mencari di seluruh teks baris — petunjuk: gunakan row.querySelector("td") seperti pola yang sudah dipakai di </w:t>
       </w:r>
       <w:hyperlink r:id="rId10" w:anchor="54-mengambil-namajudul-dari-baris-itu" w:history="1">
         <w:r>
@@ -918,92 +909,38 @@
     <w:p>
       <w:pPr>
         <w:pStyle w:val="ListParagraph"/>
-        <w:numPr>
-          <w:ilvl w:val="0"/>
-          <w:numId w:val="1"/>
-        </w:numPr>
-        <w:rPr>
-          <w:rFonts w:ascii="Times New Roman" w:hAnsi="Times New Roman" w:cs="Times New Roman"/>
-        </w:rPr>
-      </w:pPr>
-      <w:r>
-        <w:rPr>
-          <w:rFonts w:ascii="Times New Roman" w:hAnsi="Times New Roman" w:cs="Times New Roman"/>
-        </w:rPr>
-        <w:t>Tambah counter jumlah baris tersisa setelah difilter atau dihapus — tampilkan misalnya "Menampilkan 3 dari 5 buku" di atas tabel, diperbarui setiap kali initTableFilter atau initHapusConfirm berjalan.</w:t>
-      </w:r>
-    </w:p>
-    <w:p>
-      <w:pPr>
-        <w:pStyle w:val="ListParagraph"/>
-        <w:rPr>
-          <w:rFonts w:ascii="Times New Roman" w:hAnsi="Times New Roman" w:cs="Times New Roman"/>
-        </w:rPr>
-      </w:pPr>
-    </w:p>
-    <w:p>
-      <w:pPr>
-        <w:pStyle w:val="ListParagraph"/>
-        <w:rPr>
-          <w:rFonts w:ascii="Times New Roman" w:hAnsi="Times New Roman" w:cs="Times New Roman"/>
-        </w:rPr>
-      </w:pPr>
-      <w:r>
-        <w:rPr>
-          <w:rFonts w:ascii="Times New Roman" w:hAnsi="Times New Roman" w:cs="Times New Roman"/>
-        </w:rPr>
-        <w:t>Jawaban</w:t>
-      </w:r>
-    </w:p>
-    <w:p>
-      <w:pPr>
-        <w:pStyle w:val="ListParagraph"/>
-        <w:rPr>
-          <w:rFonts w:ascii="Times New Roman" w:hAnsi="Times New Roman" w:cs="Times New Roman"/>
-        </w:rPr>
-      </w:pPr>
-      <w:r>
-        <w:rPr>
-          <w:rFonts w:ascii="Times New Roman" w:hAnsi="Times New Roman" w:cs="Times New Roman"/>
-        </w:rPr>
-        <w:t>Tambah counter jumlah baris tersisa setelah difilter atau dihapus</w:t>
-      </w:r>
-    </w:p>
-    <w:p>
-      <w:pPr>
-        <w:pStyle w:val="ListParagraph"/>
-        <w:numPr>
-          <w:ilvl w:val="0"/>
-          <w:numId w:val="8"/>
-        </w:numPr>
-        <w:rPr>
-          <w:rFonts w:ascii="Times New Roman" w:hAnsi="Times New Roman" w:cs="Times New Roman"/>
-        </w:rPr>
-      </w:pPr>
-      <w:r>
-        <w:rPr>
-          <w:rFonts w:ascii="Times New Roman" w:hAnsi="Times New Roman" w:cs="Times New Roman"/>
-        </w:rPr>
-        <w:t>Penambahan elemen HTML pada buku/list.html dan anggota/list.html</w:t>
-      </w:r>
-    </w:p>
-    <w:p>
-      <w:pPr>
-        <w:pStyle w:val="ListParagraph"/>
-        <w:ind w:left="1440"/>
-        <w:rPr>
-          <w:rFonts w:ascii="Times New Roman" w:hAnsi="Times New Roman" w:cs="Times New Roman"/>
-        </w:rPr>
+        <w:rPr>
+          <w:rFonts w:ascii="Times New Roman" w:hAnsi="Times New Roman" w:cs="Times New Roman"/>
+        </w:rPr>
+      </w:pPr>
+      <w:r>
+        <w:rPr>
+          <w:rFonts w:ascii="Times New Roman" w:hAnsi="Times New Roman" w:cs="Times New Roman"/>
+        </w:rPr>
+        <w:t>Uji coba</w:t>
+      </w:r>
+    </w:p>
+    <w:p>
+      <w:pPr>
+        <w:pStyle w:val="ListParagraph"/>
+      </w:pPr>
+      <w:r>
+        <w:t>Buka halaman daftar, ketik judul buku di kolom pencarian, lalu pastikan baris tabel berhasil menyaring data sesuai kata kunci tersebut.</w:t>
+      </w:r>
+    </w:p>
+    <w:p>
+      <w:pPr>
+        <w:pStyle w:val="ListParagraph"/>
       </w:pPr>
       <w:r>
         <w:rPr>
           <w:rFonts w:ascii="Times New Roman" w:hAnsi="Times New Roman" w:cs="Times New Roman"/>
         </w:rPr>
         <w:drawing>
-          <wp:inline distT="0" distB="0" distL="0" distR="0" wp14:anchorId="6B7798D9" wp14:editId="28A2D299">
-            <wp:extent cx="5551335" cy="723900"/>
-            <wp:effectExtent l="0" t="0" r="0" b="0"/>
-            <wp:docPr id="10" name="Picture 10"/>
+          <wp:inline distT="0" distB="0" distL="0" distR="0" wp14:anchorId="58E72F2C" wp14:editId="62D30E61">
+            <wp:extent cx="5731510" cy="1687195"/>
+            <wp:effectExtent l="133350" t="114300" r="135890" b="160655"/>
+            <wp:docPr id="15" name="Picture 15"/>
             <wp:cNvGraphicFramePr>
               <a:graphicFrameLocks xmlns:a="http://schemas.openxmlformats.org/drawingml/2006/main" noChangeAspect="1"/>
             </wp:cNvGraphicFramePr>
@@ -1023,11 +960,41 @@
                   <pic:spPr>
                     <a:xfrm>
                       <a:off x="0" y="0"/>
-                      <a:ext cx="5555032" cy="724382"/>
+                      <a:ext cx="5731510" cy="1687195"/>
                     </a:xfrm>
                     <a:prstGeom prst="rect">
                       <a:avLst/>
                     </a:prstGeom>
+                    <a:solidFill>
+                      <a:srgbClr val="FFFFFF">
+                        <a:shade val="85000"/>
+                      </a:srgbClr>
+                    </a:solidFill>
+                    <a:ln w="88900" cap="sq">
+                      <a:solidFill>
+                        <a:srgbClr val="FFFFFF"/>
+                      </a:solidFill>
+                      <a:miter lim="800000"/>
+                    </a:ln>
+                    <a:effectLst>
+                      <a:outerShdw blurRad="55000" dist="18000" dir="5400000" algn="tl" rotWithShape="0">
+                        <a:srgbClr val="000000">
+                          <a:alpha val="40000"/>
+                        </a:srgbClr>
+                      </a:outerShdw>
+                    </a:effectLst>
+                    <a:scene3d>
+                      <a:camera prst="orthographicFront"/>
+                      <a:lightRig rig="twoPt" dir="t">
+                        <a:rot lat="0" lon="0" rev="7200000"/>
+                      </a:lightRig>
+                    </a:scene3d>
+                    <a:sp3d>
+                      <a:bevelT w="25400" h="19050"/>
+                      <a:contourClr>
+                        <a:srgbClr val="FFFFFF"/>
+                      </a:contourClr>
+                    </a:sp3d>
                   </pic:spPr>
                 </pic:pic>
               </a:graphicData>
@@ -1039,29 +1006,64 @@
     <w:p>
       <w:pPr>
         <w:pStyle w:val="ListParagraph"/>
-        <w:ind w:left="1440"/>
-        <w:rPr>
-          <w:rFonts w:ascii="Times New Roman" w:hAnsi="Times New Roman" w:cs="Times New Roman"/>
-        </w:rPr>
-      </w:pPr>
-    </w:p>
-    <w:p>
-      <w:pPr>
-        <w:pStyle w:val="ListParagraph"/>
-        <w:ind w:left="1440"/>
-        <w:rPr>
-          <w:rFonts w:ascii="Times New Roman" w:hAnsi="Times New Roman" w:cs="Times New Roman"/>
-        </w:rPr>
-      </w:pPr>
-    </w:p>
-    <w:p>
-      <w:pPr>
-        <w:pStyle w:val="ListParagraph"/>
-        <w:ind w:left="1440"/>
-        <w:rPr>
-          <w:rFonts w:ascii="Times New Roman" w:hAnsi="Times New Roman" w:cs="Times New Roman"/>
-        </w:rPr>
-      </w:pPr>
+        <w:rPr>
+          <w:rFonts w:ascii="Times New Roman" w:hAnsi="Times New Roman" w:cs="Times New Roman"/>
+        </w:rPr>
+      </w:pPr>
+    </w:p>
+    <w:p>
+      <w:pPr>
+        <w:pStyle w:val="ListParagraph"/>
+        <w:numPr>
+          <w:ilvl w:val="0"/>
+          <w:numId w:val="1"/>
+        </w:numPr>
+        <w:rPr>
+          <w:rFonts w:ascii="Times New Roman" w:hAnsi="Times New Roman" w:cs="Times New Roman"/>
+        </w:rPr>
+      </w:pPr>
+      <w:r>
+        <w:rPr>
+          <w:rFonts w:ascii="Times New Roman" w:hAnsi="Times New Roman" w:cs="Times New Roman"/>
+        </w:rPr>
+        <w:t>Tambah counter jumlah baris tersisa setelah difilter atau dihapus — tampilkan misalnya "Menampilkan 3 dari 5 buku" di atas tabel, diperbarui setiap kali initTableFilter atau initHapusConfirm berjalan.</w:t>
+      </w:r>
+    </w:p>
+    <w:p>
+      <w:pPr>
+        <w:pStyle w:val="ListParagraph"/>
+        <w:rPr>
+          <w:rFonts w:ascii="Times New Roman" w:hAnsi="Times New Roman" w:cs="Times New Roman"/>
+        </w:rPr>
+      </w:pPr>
+    </w:p>
+    <w:p>
+      <w:pPr>
+        <w:pStyle w:val="ListParagraph"/>
+        <w:rPr>
+          <w:rFonts w:ascii="Times New Roman" w:hAnsi="Times New Roman" w:cs="Times New Roman"/>
+        </w:rPr>
+      </w:pPr>
+      <w:r>
+        <w:rPr>
+          <w:rFonts w:ascii="Times New Roman" w:hAnsi="Times New Roman" w:cs="Times New Roman"/>
+        </w:rPr>
+        <w:t>Jawaban</w:t>
+      </w:r>
+    </w:p>
+    <w:p>
+      <w:pPr>
+        <w:pStyle w:val="ListParagraph"/>
+        <w:rPr>
+          <w:rFonts w:ascii="Times New Roman" w:hAnsi="Times New Roman" w:cs="Times New Roman"/>
+        </w:rPr>
+      </w:pPr>
+      <w:r>
+        <w:rPr>
+          <w:rFonts w:ascii="Times New Roman" w:hAnsi="Times New Roman" w:cs="Times New Roman"/>
+        </w:rPr>
+        <w:t>Tambah counter jumlah baris tersisa setelah difilter atau dihapus</w:t>
+      </w:r>
     </w:p>
     <w:p>
       <w:pPr>
@@ -1078,18 +1080,26 @@
         <w:rPr>
           <w:rFonts w:ascii="Times New Roman" w:hAnsi="Times New Roman" w:cs="Times New Roman"/>
         </w:rPr>
-        <w:lastRenderedPageBreak/>
-        <w:t>Pembuatan fungsi updateTableCounter()</w:t>
-      </w:r>
+        <w:t>Penambahan elemen HTML pada buku/list.html dan anggota/list.html</w:t>
+      </w:r>
+    </w:p>
+    <w:p>
+      <w:pPr>
+        <w:pStyle w:val="ListParagraph"/>
+        <w:ind w:left="1440"/>
+        <w:rPr>
+          <w:rFonts w:ascii="Times New Roman" w:hAnsi="Times New Roman" w:cs="Times New Roman"/>
+        </w:rPr>
+      </w:pPr>
       <w:r>
         <w:rPr>
           <w:rFonts w:ascii="Times New Roman" w:hAnsi="Times New Roman" w:cs="Times New Roman"/>
         </w:rPr>
         <w:drawing>
-          <wp:inline distT="0" distB="0" distL="0" distR="0" wp14:anchorId="48401667" wp14:editId="1EACA3BF">
-            <wp:extent cx="5264150" cy="2132838"/>
-            <wp:effectExtent l="0" t="0" r="0" b="1270"/>
-            <wp:docPr id="6" name="Picture 6"/>
+          <wp:inline distT="0" distB="0" distL="0" distR="0" wp14:anchorId="6B7798D9" wp14:editId="28A2D299">
+            <wp:extent cx="5551335" cy="723900"/>
+            <wp:effectExtent l="0" t="0" r="0" b="0"/>
+            <wp:docPr id="10" name="Picture 10"/>
             <wp:cNvGraphicFramePr>
               <a:graphicFrameLocks xmlns:a="http://schemas.openxmlformats.org/drawingml/2006/main" noChangeAspect="1"/>
             </wp:cNvGraphicFramePr>
@@ -1109,7 +1119,7 @@
                   <pic:spPr>
                     <a:xfrm>
                       <a:off x="0" y="0"/>
-                      <a:ext cx="5269873" cy="2135157"/>
+                      <a:ext cx="5555032" cy="724382"/>
                     </a:xfrm>
                     <a:prstGeom prst="rect">
                       <a:avLst/>
@@ -1137,26 +1147,18 @@
         <w:rPr>
           <w:rFonts w:ascii="Times New Roman" w:hAnsi="Times New Roman" w:cs="Times New Roman"/>
         </w:rPr>
-        <w:t>Pemanggilan updateTableCounter() pada fungsi konfirmasi hapus (initHapusConfirm):</w:t>
-      </w:r>
-    </w:p>
-    <w:p>
-      <w:pPr>
-        <w:pStyle w:val="ListParagraph"/>
-        <w:ind w:left="1440"/>
-        <w:rPr>
-          <w:rFonts w:ascii="Times New Roman" w:hAnsi="Times New Roman" w:cs="Times New Roman"/>
-        </w:rPr>
-      </w:pPr>
+        <w:lastRenderedPageBreak/>
+        <w:t>Pembuatan fungsi updateTableCounter()</w:t>
+      </w:r>
       <w:r>
         <w:rPr>
           <w:rFonts w:ascii="Times New Roman" w:hAnsi="Times New Roman" w:cs="Times New Roman"/>
         </w:rPr>
         <w:drawing>
-          <wp:inline distT="0" distB="0" distL="0" distR="0" wp14:anchorId="041BB3D5" wp14:editId="35CE9200">
-            <wp:extent cx="3264068" cy="692186"/>
-            <wp:effectExtent l="0" t="0" r="0" b="0"/>
-            <wp:docPr id="7" name="Picture 7"/>
+          <wp:inline distT="0" distB="0" distL="0" distR="0" wp14:anchorId="48401667" wp14:editId="1EACA3BF">
+            <wp:extent cx="5264150" cy="2132838"/>
+            <wp:effectExtent l="0" t="0" r="0" b="1270"/>
+            <wp:docPr id="6" name="Picture 6"/>
             <wp:cNvGraphicFramePr>
               <a:graphicFrameLocks xmlns:a="http://schemas.openxmlformats.org/drawingml/2006/main" noChangeAspect="1"/>
             </wp:cNvGraphicFramePr>
@@ -1176,7 +1178,7 @@
                   <pic:spPr>
                     <a:xfrm>
                       <a:off x="0" y="0"/>
-                      <a:ext cx="3264068" cy="692186"/>
+                      <a:ext cx="5269873" cy="2135157"/>
                     </a:xfrm>
                     <a:prstGeom prst="rect">
                       <a:avLst/>
@@ -1204,7 +1206,7 @@
         <w:rPr>
           <w:rFonts w:ascii="Times New Roman" w:hAnsi="Times New Roman" w:cs="Times New Roman"/>
         </w:rPr>
-        <w:t>Pemanggilan updateTableCounter() pada fungsi filter pencarian (initTableFilter):</w:t>
+        <w:t>Pemanggilan updateTableCounter() pada fungsi konfirmasi hapus (initHapusConfirm):</w:t>
       </w:r>
     </w:p>
     <w:p>
@@ -1220,10 +1222,10 @@
           <w:rFonts w:ascii="Times New Roman" w:hAnsi="Times New Roman" w:cs="Times New Roman"/>
         </w:rPr>
         <w:drawing>
-          <wp:inline distT="0" distB="0" distL="0" distR="0" wp14:anchorId="16EAFABC" wp14:editId="4FA1AEA0">
-            <wp:extent cx="4121362" cy="749339"/>
+          <wp:inline distT="0" distB="0" distL="0" distR="0" wp14:anchorId="041BB3D5" wp14:editId="35CE9200">
+            <wp:extent cx="3264068" cy="692186"/>
             <wp:effectExtent l="0" t="0" r="0" b="0"/>
-            <wp:docPr id="8" name="Picture 8"/>
+            <wp:docPr id="7" name="Picture 7"/>
             <wp:cNvGraphicFramePr>
               <a:graphicFrameLocks xmlns:a="http://schemas.openxmlformats.org/drawingml/2006/main" noChangeAspect="1"/>
             </wp:cNvGraphicFramePr>
@@ -1243,7 +1245,7 @@
                   <pic:spPr>
                     <a:xfrm>
                       <a:off x="0" y="0"/>
-                      <a:ext cx="4121362" cy="749339"/>
+                      <a:ext cx="3264068" cy="692186"/>
                     </a:xfrm>
                     <a:prstGeom prst="rect">
                       <a:avLst/>
@@ -1271,7 +1273,7 @@
         <w:rPr>
           <w:rFonts w:ascii="Times New Roman" w:hAnsi="Times New Roman" w:cs="Times New Roman"/>
         </w:rPr>
-        <w:t>Pemanggilan updateTableCounter() saat halaman pertama kali dimuat (DOMContentLoaded):"</w:t>
+        <w:t>Pemanggilan updateTableCounter() pada fungsi filter pencarian (initTableFilter):</w:t>
       </w:r>
     </w:p>
     <w:p>
@@ -1287,10 +1289,10 @@
           <w:rFonts w:ascii="Times New Roman" w:hAnsi="Times New Roman" w:cs="Times New Roman"/>
         </w:rPr>
         <w:drawing>
-          <wp:inline distT="0" distB="0" distL="0" distR="0" wp14:anchorId="39E205A3" wp14:editId="2EFF21B9">
-            <wp:extent cx="4997707" cy="1149409"/>
+          <wp:inline distT="0" distB="0" distL="0" distR="0" wp14:anchorId="16EAFABC" wp14:editId="4FA1AEA0">
+            <wp:extent cx="4121362" cy="749339"/>
             <wp:effectExtent l="0" t="0" r="0" b="0"/>
-            <wp:docPr id="9" name="Picture 9"/>
+            <wp:docPr id="8" name="Picture 8"/>
             <wp:cNvGraphicFramePr>
               <a:graphicFrameLocks xmlns:a="http://schemas.openxmlformats.org/drawingml/2006/main" noChangeAspect="1"/>
             </wp:cNvGraphicFramePr>
@@ -1310,6 +1312,73 @@
                   <pic:spPr>
                     <a:xfrm>
                       <a:off x="0" y="0"/>
+                      <a:ext cx="4121362" cy="749339"/>
+                    </a:xfrm>
+                    <a:prstGeom prst="rect">
+                      <a:avLst/>
+                    </a:prstGeom>
+                  </pic:spPr>
+                </pic:pic>
+              </a:graphicData>
+            </a:graphic>
+          </wp:inline>
+        </w:drawing>
+      </w:r>
+    </w:p>
+    <w:p>
+      <w:pPr>
+        <w:pStyle w:val="ListParagraph"/>
+        <w:numPr>
+          <w:ilvl w:val="0"/>
+          <w:numId w:val="8"/>
+        </w:numPr>
+        <w:rPr>
+          <w:rFonts w:ascii="Times New Roman" w:hAnsi="Times New Roman" w:cs="Times New Roman"/>
+        </w:rPr>
+      </w:pPr>
+      <w:r>
+        <w:rPr>
+          <w:rFonts w:ascii="Times New Roman" w:hAnsi="Times New Roman" w:cs="Times New Roman"/>
+        </w:rPr>
+        <w:t>Pemanggilan updateTableCounter() saat halaman pertama kali dimuat (DOMContentLoaded):"</w:t>
+      </w:r>
+    </w:p>
+    <w:p>
+      <w:pPr>
+        <w:pStyle w:val="ListParagraph"/>
+        <w:ind w:left="1440"/>
+        <w:rPr>
+          <w:rFonts w:ascii="Times New Roman" w:hAnsi="Times New Roman" w:cs="Times New Roman"/>
+        </w:rPr>
+      </w:pPr>
+      <w:r>
+        <w:rPr>
+          <w:rFonts w:ascii="Times New Roman" w:hAnsi="Times New Roman" w:cs="Times New Roman"/>
+        </w:rPr>
+        <w:drawing>
+          <wp:inline distT="0" distB="0" distL="0" distR="0" wp14:anchorId="39E205A3" wp14:editId="2EFF21B9">
+            <wp:extent cx="4997707" cy="1149409"/>
+            <wp:effectExtent l="0" t="0" r="0" b="0"/>
+            <wp:docPr id="9" name="Picture 9"/>
+            <wp:cNvGraphicFramePr>
+              <a:graphicFrameLocks xmlns:a="http://schemas.openxmlformats.org/drawingml/2006/main" noChangeAspect="1"/>
+            </wp:cNvGraphicFramePr>
+            <a:graphic xmlns:a="http://schemas.openxmlformats.org/drawingml/2006/main">
+              <a:graphicData uri="http://schemas.openxmlformats.org/drawingml/2006/picture">
+                <pic:pic xmlns:pic="http://schemas.openxmlformats.org/drawingml/2006/picture">
+                  <pic:nvPicPr>
+                    <pic:cNvPr id="1" name=""/>
+                    <pic:cNvPicPr/>
+                  </pic:nvPicPr>
+                  <pic:blipFill>
+                    <a:blip r:embed="rId17"/>
+                    <a:stretch>
+                      <a:fillRect/>
+                    </a:stretch>
+                  </pic:blipFill>
+                  <pic:spPr>
+                    <a:xfrm>
+                      <a:off x="0" y="0"/>
                       <a:ext cx="4997707" cy="1149409"/>
                     </a:xfrm>
                     <a:prstGeom prst="rect">
@@ -1362,6 +1431,212 @@
     <w:p>
       <w:pPr>
         <w:pStyle w:val="ListParagraph"/>
+        <w:ind w:left="1440"/>
+        <w:rPr>
+          <w:rFonts w:ascii="Times New Roman" w:hAnsi="Times New Roman" w:cs="Times New Roman"/>
+        </w:rPr>
+      </w:pPr>
+    </w:p>
+    <w:p>
+      <w:pPr>
+        <w:pStyle w:val="ListParagraph"/>
+        <w:ind w:left="1440"/>
+        <w:rPr>
+          <w:rFonts w:ascii="Times New Roman" w:hAnsi="Times New Roman" w:cs="Times New Roman"/>
+        </w:rPr>
+      </w:pPr>
+    </w:p>
+    <w:p>
+      <w:pPr>
+        <w:pStyle w:val="ListParagraph"/>
+        <w:ind w:left="1440"/>
+        <w:rPr>
+          <w:rFonts w:ascii="Times New Roman" w:hAnsi="Times New Roman" w:cs="Times New Roman"/>
+        </w:rPr>
+      </w:pPr>
+    </w:p>
+    <w:p>
+      <w:pPr>
+        <w:pStyle w:val="ListParagraph"/>
+        <w:ind w:left="1440"/>
+        <w:rPr>
+          <w:rFonts w:ascii="Times New Roman" w:hAnsi="Times New Roman" w:cs="Times New Roman"/>
+        </w:rPr>
+      </w:pPr>
+    </w:p>
+    <w:p>
+      <w:pPr>
+        <w:pStyle w:val="ListParagraph"/>
+        <w:ind w:left="1440"/>
+        <w:rPr>
+          <w:rFonts w:ascii="Times New Roman" w:hAnsi="Times New Roman" w:cs="Times New Roman"/>
+        </w:rPr>
+      </w:pPr>
+    </w:p>
+    <w:p>
+      <w:pPr>
+        <w:pStyle w:val="ListParagraph"/>
+        <w:ind w:left="1440"/>
+        <w:rPr>
+          <w:rFonts w:ascii="Times New Roman" w:hAnsi="Times New Roman" w:cs="Times New Roman"/>
+        </w:rPr>
+      </w:pPr>
+    </w:p>
+    <w:p>
+      <w:pPr>
+        <w:pStyle w:val="ListParagraph"/>
+        <w:ind w:left="1440"/>
+        <w:rPr>
+          <w:rFonts w:ascii="Times New Roman" w:hAnsi="Times New Roman" w:cs="Times New Roman"/>
+        </w:rPr>
+      </w:pPr>
+    </w:p>
+    <w:p>
+      <w:pPr>
+        <w:pStyle w:val="ListParagraph"/>
+        <w:ind w:left="1440"/>
+        <w:rPr>
+          <w:rFonts w:ascii="Times New Roman" w:hAnsi="Times New Roman" w:cs="Times New Roman"/>
+        </w:rPr>
+      </w:pPr>
+    </w:p>
+    <w:p>
+      <w:pPr>
+        <w:pStyle w:val="ListParagraph"/>
+        <w:ind w:left="1440"/>
+        <w:rPr>
+          <w:rFonts w:ascii="Times New Roman" w:hAnsi="Times New Roman" w:cs="Times New Roman"/>
+        </w:rPr>
+      </w:pPr>
+      <w:r>
+        <w:rPr>
+          <w:rFonts w:ascii="Times New Roman" w:hAnsi="Times New Roman" w:cs="Times New Roman"/>
+        </w:rPr>
+        <w:lastRenderedPageBreak/>
+        <w:t>Uji coba</w:t>
+      </w:r>
+    </w:p>
+    <w:p>
+      <w:pPr>
+        <w:pStyle w:val="ListParagraph"/>
+        <w:ind w:left="1440"/>
+        <w:rPr>
+          <w:rFonts w:ascii="Times New Roman" w:hAnsi="Times New Roman" w:cs="Times New Roman"/>
+        </w:rPr>
+      </w:pPr>
+      <w:r>
+        <w:rPr>
+          <w:rFonts w:ascii="Times New Roman" w:hAnsi="Times New Roman" w:cs="Times New Roman"/>
+        </w:rPr>
+        <w:t>Buka halaman daftar, amati teks counter yang menampilkan total data awal, ketik kata kunci pencarian untuk menyaring baris, lalu lakukan penghapusan data untuk memastikan angka counter pada teks otomatis berkurang secara akurat.</w:t>
+      </w:r>
+    </w:p>
+    <w:p>
+      <w:pPr>
+        <w:pStyle w:val="ListParagraph"/>
+        <w:ind w:left="1440"/>
+        <w:rPr>
+          <w:rFonts w:ascii="Times New Roman" w:hAnsi="Times New Roman" w:cs="Times New Roman"/>
+        </w:rPr>
+      </w:pPr>
+      <w:r>
+        <w:rPr>
+          <w:rFonts w:ascii="Times New Roman" w:hAnsi="Times New Roman" w:cs="Times New Roman"/>
+        </w:rPr>
+        <w:drawing>
+          <wp:inline distT="0" distB="0" distL="0" distR="0" wp14:anchorId="7183AF87" wp14:editId="0A372886">
+            <wp:extent cx="4425950" cy="1878551"/>
+            <wp:effectExtent l="133350" t="114300" r="127000" b="160020"/>
+            <wp:docPr id="16" name="Picture 16"/>
+            <wp:cNvGraphicFramePr>
+              <a:graphicFrameLocks xmlns:a="http://schemas.openxmlformats.org/drawingml/2006/main" noChangeAspect="1"/>
+            </wp:cNvGraphicFramePr>
+            <a:graphic xmlns:a="http://schemas.openxmlformats.org/drawingml/2006/main">
+              <a:graphicData uri="http://schemas.openxmlformats.org/drawingml/2006/picture">
+                <pic:pic xmlns:pic="http://schemas.openxmlformats.org/drawingml/2006/picture">
+                  <pic:nvPicPr>
+                    <pic:cNvPr id="1" name=""/>
+                    <pic:cNvPicPr/>
+                  </pic:nvPicPr>
+                  <pic:blipFill>
+                    <a:blip r:embed="rId18"/>
+                    <a:stretch>
+                      <a:fillRect/>
+                    </a:stretch>
+                  </pic:blipFill>
+                  <pic:spPr>
+                    <a:xfrm>
+                      <a:off x="0" y="0"/>
+                      <a:ext cx="4507521" cy="1913173"/>
+                    </a:xfrm>
+                    <a:prstGeom prst="rect">
+                      <a:avLst/>
+                    </a:prstGeom>
+                    <a:solidFill>
+                      <a:srgbClr val="FFFFFF">
+                        <a:shade val="85000"/>
+                      </a:srgbClr>
+                    </a:solidFill>
+                    <a:ln w="88900" cap="sq">
+                      <a:solidFill>
+                        <a:srgbClr val="FFFFFF"/>
+                      </a:solidFill>
+                      <a:miter lim="800000"/>
+                    </a:ln>
+                    <a:effectLst>
+                      <a:outerShdw blurRad="55000" dist="18000" dir="5400000" algn="tl" rotWithShape="0">
+                        <a:srgbClr val="000000">
+                          <a:alpha val="40000"/>
+                        </a:srgbClr>
+                      </a:outerShdw>
+                    </a:effectLst>
+                    <a:scene3d>
+                      <a:camera prst="orthographicFront"/>
+                      <a:lightRig rig="twoPt" dir="t">
+                        <a:rot lat="0" lon="0" rev="7200000"/>
+                      </a:lightRig>
+                    </a:scene3d>
+                    <a:sp3d>
+                      <a:bevelT w="25400" h="19050"/>
+                      <a:contourClr>
+                        <a:srgbClr val="FFFFFF"/>
+                      </a:contourClr>
+                    </a:sp3d>
+                  </pic:spPr>
+                </pic:pic>
+              </a:graphicData>
+            </a:graphic>
+          </wp:inline>
+        </w:drawing>
+      </w:r>
+    </w:p>
+    <w:p>
+      <w:pPr>
+        <w:pStyle w:val="ListParagraph"/>
+        <w:ind w:left="1440"/>
+        <w:rPr>
+          <w:rFonts w:ascii="Times New Roman" w:hAnsi="Times New Roman" w:cs="Times New Roman"/>
+        </w:rPr>
+      </w:pPr>
+      <w:r>
+        <w:rPr>
+          <w:rFonts w:ascii="Times New Roman" w:hAnsi="Times New Roman" w:cs="Times New Roman"/>
+        </w:rPr>
+        <w:t>teks counter berhasil memperbarui jumlah baris secara dinamis saat proses filter pencarian maupun penghapusan data baris tabel dilakukan</w:t>
+      </w:r>
+    </w:p>
+    <w:p>
+      <w:pPr>
+        <w:pStyle w:val="ListParagraph"/>
+        <w:ind w:left="1440"/>
+        <w:rPr>
+          <w:rFonts w:ascii="Times New Roman" w:hAnsi="Times New Roman" w:cs="Times New Roman"/>
+        </w:rPr>
+      </w:pPr>
+    </w:p>
+    <w:p>
+      <w:pPr>
+        <w:pStyle w:val="ListParagraph"/>
         <w:numPr>
           <w:ilvl w:val="0"/>
           <w:numId w:val="1"/>
@@ -1376,7 +1651,7 @@
         </w:rPr>
         <w:t>Refactor validasi — coba ubah initValidasiForm supaya nama field yang wajib divalidasi diambil dari sebuah array/daftar, alih-alih menulis blok if terpisah untuk tiap field satu-satu (petunjuk: pikirkan pola perulangan forEach yang sudah dipakai di </w:t>
       </w:r>
-      <w:hyperlink r:id="rId17" w:history="1">
+      <w:hyperlink r:id="rId19" w:history="1">
         <w:r>
           <w:rPr>
             <w:rFonts w:ascii="Times New Roman" w:hAnsi="Times New Roman" w:cs="Times New Roman"/>
@@ -1390,7 +1665,7 @@
         </w:rPr>
         <w:t> dan </w:t>
       </w:r>
-      <w:hyperlink r:id="rId18" w:history="1">
+      <w:hyperlink r:id="rId20" w:history="1">
         <w:r>
           <w:rPr>
             <w:rFonts w:ascii="Times New Roman" w:hAnsi="Times New Roman" w:cs="Times New Roman"/>
@@ -1420,35 +1695,10 @@
           <w:rFonts w:ascii="Times New Roman" w:hAnsi="Times New Roman" w:cs="Times New Roman"/>
         </w:rPr>
       </w:pPr>
-    </w:p>
-    <w:p>
-      <w:pPr>
-        <w:pStyle w:val="ListParagraph"/>
-        <w:rPr>
-          <w:rFonts w:ascii="Times New Roman" w:hAnsi="Times New Roman" w:cs="Times New Roman"/>
-        </w:rPr>
-      </w:pPr>
-    </w:p>
-    <w:p>
-      <w:pPr>
-        <w:pStyle w:val="ListParagraph"/>
-        <w:rPr>
-          <w:rFonts w:ascii="Times New Roman" w:hAnsi="Times New Roman" w:cs="Times New Roman"/>
-        </w:rPr>
-      </w:pPr>
-    </w:p>
-    <w:p>
-      <w:pPr>
-        <w:pStyle w:val="ListParagraph"/>
-        <w:rPr>
-          <w:rFonts w:ascii="Times New Roman" w:hAnsi="Times New Roman" w:cs="Times New Roman"/>
-        </w:rPr>
-      </w:pPr>
-      <w:r>
-        <w:rPr>
-          <w:rFonts w:ascii="Times New Roman" w:hAnsi="Times New Roman" w:cs="Times New Roman"/>
-        </w:rPr>
-        <w:lastRenderedPageBreak/>
+      <w:r>
+        <w:rPr>
+          <w:rFonts w:ascii="Times New Roman" w:hAnsi="Times New Roman" w:cs="Times New Roman"/>
+        </w:rPr>
         <w:t xml:space="preserve">Jawaban </w:t>
       </w:r>
     </w:p>
@@ -1470,7 +1720,8 @@
       <w:pPr>
         <w:pStyle w:val="ListParagraph"/>
         <w:rPr>
-          <w:rFonts w:ascii="Times New Roman" w:hAnsi="Times New Roman" w:cs="Times New Roman"/>
+          <w:noProof/>
+          <w14:ligatures w14:val="none"/>
         </w:rPr>
       </w:pPr>
       <w:r>
@@ -1478,9 +1729,9 @@
           <w:rFonts w:ascii="Times New Roman" w:hAnsi="Times New Roman" w:cs="Times New Roman"/>
         </w:rPr>
         <w:drawing>
-          <wp:inline distT="0" distB="0" distL="0" distR="0" wp14:anchorId="06DAC261" wp14:editId="3EDBF2A3">
-            <wp:extent cx="4816304" cy="3994150"/>
-            <wp:effectExtent l="0" t="0" r="3810" b="6350"/>
+          <wp:inline distT="0" distB="0" distL="0" distR="0" wp14:anchorId="06DAC261" wp14:editId="355BA1BE">
+            <wp:extent cx="4127167" cy="3422650"/>
+            <wp:effectExtent l="0" t="0" r="6985" b="6350"/>
             <wp:docPr id="13" name="Picture 13"/>
             <wp:cNvGraphicFramePr>
               <a:graphicFrameLocks xmlns:a="http://schemas.openxmlformats.org/drawingml/2006/main" noChangeAspect="1"/>
@@ -1493,7 +1744,7 @@
                     <pic:cNvPicPr/>
                   </pic:nvPicPr>
                   <pic:blipFill>
-                    <a:blip r:embed="rId19"/>
+                    <a:blip r:embed="rId21"/>
                     <a:stretch>
                       <a:fillRect/>
                     </a:stretch>
@@ -1501,7 +1752,7 @@
                   <pic:spPr>
                     <a:xfrm>
                       <a:off x="0" y="0"/>
-                      <a:ext cx="4818465" cy="3995942"/>
+                      <a:ext cx="4169006" cy="3457347"/>
                     </a:xfrm>
                     <a:prstGeom prst="rect">
                       <a:avLst/>
@@ -1520,6 +1771,24 @@
         </w:rPr>
         <w:t xml:space="preserve"> </w:t>
       </w:r>
+    </w:p>
+    <w:p>
+      <w:pPr>
+        <w:pStyle w:val="ListParagraph"/>
+        <w:rPr>
+          <w:noProof/>
+          <w14:ligatures w14:val="none"/>
+        </w:rPr>
+      </w:pPr>
+    </w:p>
+    <w:p>
+      <w:pPr>
+        <w:pStyle w:val="ListParagraph"/>
+        <w:rPr>
+          <w:noProof/>
+          <w14:ligatures w14:val="none"/>
+        </w:rPr>
+      </w:pPr>
       <w:r>
         <w:rPr>
           <w:rFonts w:ascii="Times New Roman" w:hAnsi="Times New Roman" w:cs="Times New Roman"/>
@@ -1540,7 +1809,7 @@
                     <pic:cNvPicPr/>
                   </pic:nvPicPr>
                   <pic:blipFill>
-                    <a:blip r:embed="rId20"/>
+                    <a:blip r:embed="rId22"/>
                     <a:stretch>
                       <a:fillRect/>
                     </a:stretch>
@@ -1561,6 +1830,2937 @@
         </w:drawing>
       </w:r>
     </w:p>
+    <w:p>
+      <w:pPr>
+        <w:pStyle w:val="ListParagraph"/>
+        <w:rPr>
+          <w:noProof/>
+          <w14:ligatures w14:val="none"/>
+        </w:rPr>
+      </w:pPr>
+    </w:p>
+    <w:p>
+      <w:pPr>
+        <w:pStyle w:val="ListParagraph"/>
+        <w:rPr>
+          <w:rFonts w:ascii="Times New Roman" w:hAnsi="Times New Roman" w:cs="Times New Roman"/>
+        </w:rPr>
+      </w:pPr>
+      <w:r>
+        <w:rPr>
+          <w:rFonts w:ascii="Times New Roman" w:hAnsi="Times New Roman" w:cs="Times New Roman"/>
+        </w:rPr>
+        <w:t>Uji coba</w:t>
+      </w:r>
+      <w:r>
+        <w:rPr>
+          <w:rFonts w:ascii="Times New Roman" w:hAnsi="Times New Roman" w:cs="Times New Roman"/>
+        </w:rPr>
+        <w:t xml:space="preserve"> </w:t>
+      </w:r>
+    </w:p>
+    <w:p>
+      <w:pPr>
+        <w:pStyle w:val="ListParagraph"/>
+        <w:rPr>
+          <w:rFonts w:ascii="Times New Roman" w:hAnsi="Times New Roman" w:cs="Times New Roman"/>
+        </w:rPr>
+      </w:pPr>
+      <w:r>
+        <w:rPr>
+          <w:rFonts w:ascii="Times New Roman" w:hAnsi="Times New Roman" w:cs="Times New Roman"/>
+        </w:rPr>
+        <w:t>Mengisi form</w:t>
+      </w:r>
+    </w:p>
+    <w:p>
+      <w:pPr>
+        <w:pStyle w:val="ListParagraph"/>
+        <w:rPr>
+          <w:rFonts w:ascii="Times New Roman" w:hAnsi="Times New Roman" w:cs="Times New Roman"/>
+        </w:rPr>
+      </w:pPr>
+      <w:r>
+        <w:rPr>
+          <w:rFonts w:ascii="Times New Roman" w:hAnsi="Times New Roman" w:cs="Times New Roman"/>
+        </w:rPr>
+        <w:drawing>
+          <wp:inline distT="0" distB="0" distL="0" distR="0" wp14:anchorId="342CB4DC" wp14:editId="397F55F1">
+            <wp:extent cx="4692891" cy="3683189"/>
+            <wp:effectExtent l="133350" t="114300" r="127000" b="165100"/>
+            <wp:docPr id="21" name="Picture 21"/>
+            <wp:cNvGraphicFramePr>
+              <a:graphicFrameLocks xmlns:a="http://schemas.openxmlformats.org/drawingml/2006/main" noChangeAspect="1"/>
+            </wp:cNvGraphicFramePr>
+            <a:graphic xmlns:a="http://schemas.openxmlformats.org/drawingml/2006/main">
+              <a:graphicData uri="http://schemas.openxmlformats.org/drawingml/2006/picture">
+                <pic:pic xmlns:pic="http://schemas.openxmlformats.org/drawingml/2006/picture">
+                  <pic:nvPicPr>
+                    <pic:cNvPr id="1" name=""/>
+                    <pic:cNvPicPr/>
+                  </pic:nvPicPr>
+                  <pic:blipFill>
+                    <a:blip r:embed="rId23"/>
+                    <a:stretch>
+                      <a:fillRect/>
+                    </a:stretch>
+                  </pic:blipFill>
+                  <pic:spPr>
+                    <a:xfrm>
+                      <a:off x="0" y="0"/>
+                      <a:ext cx="4692891" cy="3683189"/>
+                    </a:xfrm>
+                    <a:prstGeom prst="rect">
+                      <a:avLst/>
+                    </a:prstGeom>
+                    <a:solidFill>
+                      <a:srgbClr val="FFFFFF">
+                        <a:shade val="85000"/>
+                      </a:srgbClr>
+                    </a:solidFill>
+                    <a:ln w="88900" cap="sq">
+                      <a:solidFill>
+                        <a:srgbClr val="FFFFFF"/>
+                      </a:solidFill>
+                      <a:miter lim="800000"/>
+                    </a:ln>
+                    <a:effectLst>
+                      <a:outerShdw blurRad="55000" dist="18000" dir="5400000" algn="tl" rotWithShape="0">
+                        <a:srgbClr val="000000">
+                          <a:alpha val="40000"/>
+                        </a:srgbClr>
+                      </a:outerShdw>
+                    </a:effectLst>
+                    <a:scene3d>
+                      <a:camera prst="orthographicFront"/>
+                      <a:lightRig rig="twoPt" dir="t">
+                        <a:rot lat="0" lon="0" rev="7200000"/>
+                      </a:lightRig>
+                    </a:scene3d>
+                    <a:sp3d>
+                      <a:bevelT w="25400" h="19050"/>
+                      <a:contourClr>
+                        <a:srgbClr val="FFFFFF"/>
+                      </a:contourClr>
+                    </a:sp3d>
+                  </pic:spPr>
+                </pic:pic>
+              </a:graphicData>
+            </a:graphic>
+          </wp:inline>
+        </w:drawing>
+      </w:r>
+    </w:p>
+    <w:p>
+      <w:pPr>
+        <w:pStyle w:val="ListParagraph"/>
+        <w:rPr>
+          <w:rFonts w:ascii="Times New Roman" w:hAnsi="Times New Roman" w:cs="Times New Roman"/>
+        </w:rPr>
+      </w:pPr>
+      <w:r>
+        <w:rPr>
+          <w:rFonts w:ascii="Times New Roman" w:hAnsi="Times New Roman" w:cs="Times New Roman"/>
+        </w:rPr>
+        <w:lastRenderedPageBreak/>
+        <w:t>Klik simpan</w:t>
+      </w:r>
+    </w:p>
+    <w:p>
+      <w:pPr>
+        <w:pStyle w:val="ListParagraph"/>
+        <w:rPr>
+          <w:rFonts w:ascii="Times New Roman" w:hAnsi="Times New Roman" w:cs="Times New Roman"/>
+        </w:rPr>
+      </w:pPr>
+      <w:r>
+        <w:rPr>
+          <w:rFonts w:ascii="Times New Roman" w:hAnsi="Times New Roman" w:cs="Times New Roman"/>
+        </w:rPr>
+        <w:drawing>
+          <wp:inline distT="0" distB="0" distL="0" distR="0" wp14:anchorId="22980B3A" wp14:editId="7C82A405">
+            <wp:extent cx="3286506" cy="3670300"/>
+            <wp:effectExtent l="133350" t="114300" r="123825" b="158750"/>
+            <wp:docPr id="22" name="Picture 22"/>
+            <wp:cNvGraphicFramePr>
+              <a:graphicFrameLocks xmlns:a="http://schemas.openxmlformats.org/drawingml/2006/main" noChangeAspect="1"/>
+            </wp:cNvGraphicFramePr>
+            <a:graphic xmlns:a="http://schemas.openxmlformats.org/drawingml/2006/main">
+              <a:graphicData uri="http://schemas.openxmlformats.org/drawingml/2006/picture">
+                <pic:pic xmlns:pic="http://schemas.openxmlformats.org/drawingml/2006/picture">
+                  <pic:nvPicPr>
+                    <pic:cNvPr id="1" name=""/>
+                    <pic:cNvPicPr/>
+                  </pic:nvPicPr>
+                  <pic:blipFill>
+                    <a:blip r:embed="rId24"/>
+                    <a:stretch>
+                      <a:fillRect/>
+                    </a:stretch>
+                  </pic:blipFill>
+                  <pic:spPr>
+                    <a:xfrm>
+                      <a:off x="0" y="0"/>
+                      <a:ext cx="3293189" cy="3677763"/>
+                    </a:xfrm>
+                    <a:prstGeom prst="rect">
+                      <a:avLst/>
+                    </a:prstGeom>
+                    <a:solidFill>
+                      <a:srgbClr val="FFFFFF">
+                        <a:shade val="85000"/>
+                      </a:srgbClr>
+                    </a:solidFill>
+                    <a:ln w="88900" cap="sq">
+                      <a:solidFill>
+                        <a:srgbClr val="FFFFFF"/>
+                      </a:solidFill>
+                      <a:miter lim="800000"/>
+                    </a:ln>
+                    <a:effectLst>
+                      <a:outerShdw blurRad="55000" dist="18000" dir="5400000" algn="tl" rotWithShape="0">
+                        <a:srgbClr val="000000">
+                          <a:alpha val="40000"/>
+                        </a:srgbClr>
+                      </a:outerShdw>
+                    </a:effectLst>
+                    <a:scene3d>
+                      <a:camera prst="orthographicFront"/>
+                      <a:lightRig rig="twoPt" dir="t">
+                        <a:rot lat="0" lon="0" rev="7200000"/>
+                      </a:lightRig>
+                    </a:scene3d>
+                    <a:sp3d>
+                      <a:bevelT w="25400" h="19050"/>
+                      <a:contourClr>
+                        <a:srgbClr val="FFFFFF"/>
+                      </a:contourClr>
+                    </a:sp3d>
+                  </pic:spPr>
+                </pic:pic>
+              </a:graphicData>
+            </a:graphic>
+          </wp:inline>
+        </w:drawing>
+      </w:r>
+    </w:p>
+    <w:p>
+      <w:pPr>
+        <w:pStyle w:val="ListParagraph"/>
+        <w:rPr>
+          <w:rFonts w:ascii="Times New Roman" w:hAnsi="Times New Roman" w:cs="Times New Roman"/>
+        </w:rPr>
+      </w:pPr>
+      <w:r>
+        <w:rPr>
+          <w:rFonts w:ascii="Times New Roman" w:hAnsi="Times New Roman" w:cs="Times New Roman"/>
+        </w:rPr>
+        <w:t>Dan berhasil gk ada kata eror</w:t>
+      </w:r>
+    </w:p>
+    <w:p>
+      <w:pPr>
+        <w:pStyle w:val="ListParagraph"/>
+        <w:rPr>
+          <w:rFonts w:ascii="Times New Roman" w:hAnsi="Times New Roman" w:cs="Times New Roman"/>
+        </w:rPr>
+      </w:pPr>
+    </w:p>
+    <w:p>
+      <w:pPr>
+        <w:pStyle w:val="ListParagraph"/>
+        <w:rPr>
+          <w:rFonts w:ascii="Times New Roman" w:hAnsi="Times New Roman" w:cs="Times New Roman"/>
+        </w:rPr>
+      </w:pPr>
+      <w:r>
+        <w:rPr>
+          <w:rFonts w:ascii="Times New Roman" w:hAnsi="Times New Roman" w:cs="Times New Roman"/>
+        </w:rPr>
+        <w:t>Memasukkan data tidak valid misal isbn dan tahun yang tidak valid</w:t>
+      </w:r>
+    </w:p>
+    <w:p>
+      <w:pPr>
+        <w:pStyle w:val="ListParagraph"/>
+        <w:ind w:firstLine="720"/>
+        <w:rPr>
+          <w:rFonts w:ascii="Times New Roman" w:hAnsi="Times New Roman" w:cs="Times New Roman"/>
+        </w:rPr>
+      </w:pPr>
+      <w:r>
+        <w:rPr>
+          <w:rFonts w:ascii="Times New Roman" w:hAnsi="Times New Roman" w:cs="Times New Roman"/>
+        </w:rPr>
+        <w:t>Ketika memasukkan tahun yang gk valid muncul eror</w:t>
+      </w:r>
+    </w:p>
+    <w:p>
+      <w:pPr>
+        <w:pStyle w:val="ListParagraph"/>
+        <w:rPr>
+          <w:rFonts w:ascii="Times New Roman" w:hAnsi="Times New Roman" w:cs="Times New Roman"/>
+        </w:rPr>
+      </w:pPr>
+      <w:r>
+        <w:rPr>
+          <w:rFonts w:ascii="Times New Roman" w:hAnsi="Times New Roman" w:cs="Times New Roman"/>
+        </w:rPr>
+        <w:drawing>
+          <wp:inline distT="0" distB="0" distL="0" distR="0" wp14:anchorId="32917D8E" wp14:editId="0FBAD071">
+            <wp:extent cx="2794000" cy="1228132"/>
+            <wp:effectExtent l="133350" t="114300" r="139700" b="162560"/>
+            <wp:docPr id="23" name="Picture 23"/>
+            <wp:cNvGraphicFramePr>
+              <a:graphicFrameLocks xmlns:a="http://schemas.openxmlformats.org/drawingml/2006/main" noChangeAspect="1"/>
+            </wp:cNvGraphicFramePr>
+            <a:graphic xmlns:a="http://schemas.openxmlformats.org/drawingml/2006/main">
+              <a:graphicData uri="http://schemas.openxmlformats.org/drawingml/2006/picture">
+                <pic:pic xmlns:pic="http://schemas.openxmlformats.org/drawingml/2006/picture">
+                  <pic:nvPicPr>
+                    <pic:cNvPr id="1" name=""/>
+                    <pic:cNvPicPr/>
+                  </pic:nvPicPr>
+                  <pic:blipFill>
+                    <a:blip r:embed="rId25"/>
+                    <a:stretch>
+                      <a:fillRect/>
+                    </a:stretch>
+                  </pic:blipFill>
+                  <pic:spPr>
+                    <a:xfrm>
+                      <a:off x="0" y="0"/>
+                      <a:ext cx="2799383" cy="1230498"/>
+                    </a:xfrm>
+                    <a:prstGeom prst="rect">
+                      <a:avLst/>
+                    </a:prstGeom>
+                    <a:solidFill>
+                      <a:srgbClr val="FFFFFF">
+                        <a:shade val="85000"/>
+                      </a:srgbClr>
+                    </a:solidFill>
+                    <a:ln w="88900" cap="sq">
+                      <a:solidFill>
+                        <a:srgbClr val="FFFFFF"/>
+                      </a:solidFill>
+                      <a:miter lim="800000"/>
+                    </a:ln>
+                    <a:effectLst>
+                      <a:outerShdw blurRad="55000" dist="18000" dir="5400000" algn="tl" rotWithShape="0">
+                        <a:srgbClr val="000000">
+                          <a:alpha val="40000"/>
+                        </a:srgbClr>
+                      </a:outerShdw>
+                    </a:effectLst>
+                    <a:scene3d>
+                      <a:camera prst="orthographicFront"/>
+                      <a:lightRig rig="twoPt" dir="t">
+                        <a:rot lat="0" lon="0" rev="7200000"/>
+                      </a:lightRig>
+                    </a:scene3d>
+                    <a:sp3d>
+                      <a:bevelT w="25400" h="19050"/>
+                      <a:contourClr>
+                        <a:srgbClr val="FFFFFF"/>
+                      </a:contourClr>
+                    </a:sp3d>
+                  </pic:spPr>
+                </pic:pic>
+              </a:graphicData>
+            </a:graphic>
+          </wp:inline>
+        </w:drawing>
+      </w:r>
+    </w:p>
+    <w:p>
+      <w:pPr>
+        <w:pStyle w:val="ListParagraph"/>
+        <w:ind w:left="1440"/>
+        <w:rPr>
+          <w:rFonts w:ascii="Times New Roman" w:hAnsi="Times New Roman" w:cs="Times New Roman"/>
+        </w:rPr>
+      </w:pPr>
+      <w:r>
+        <w:rPr>
+          <w:rFonts w:ascii="Times New Roman" w:hAnsi="Times New Roman" w:cs="Times New Roman"/>
+        </w:rPr>
+        <w:t>Ketika memasukkan isbn yang gk valid akan eror</w:t>
+      </w:r>
+    </w:p>
+    <w:p>
+      <w:pPr>
+        <w:pStyle w:val="ListParagraph"/>
+        <w:rPr>
+          <w:rFonts w:ascii="Times New Roman" w:hAnsi="Times New Roman" w:cs="Times New Roman"/>
+        </w:rPr>
+      </w:pPr>
+    </w:p>
+    <w:p>
+      <w:pPr>
+        <w:pStyle w:val="ListParagraph"/>
+        <w:ind w:firstLine="720"/>
+        <w:rPr>
+          <w:rFonts w:ascii="Times New Roman" w:hAnsi="Times New Roman" w:cs="Times New Roman"/>
+        </w:rPr>
+      </w:pPr>
+      <w:r>
+        <w:drawing>
+          <wp:inline distT="0" distB="0" distL="0" distR="0" wp14:anchorId="7AC61100" wp14:editId="2003F5CB">
+            <wp:extent cx="2425700" cy="751003"/>
+            <wp:effectExtent l="114300" t="114300" r="146050" b="163830"/>
+            <wp:docPr id="24" name="Picture 24"/>
+            <wp:cNvGraphicFramePr>
+              <a:graphicFrameLocks xmlns:a="http://schemas.openxmlformats.org/drawingml/2006/main" noChangeAspect="1"/>
+            </wp:cNvGraphicFramePr>
+            <a:graphic xmlns:a="http://schemas.openxmlformats.org/drawingml/2006/main">
+              <a:graphicData uri="http://schemas.openxmlformats.org/drawingml/2006/picture">
+                <pic:pic xmlns:pic="http://schemas.openxmlformats.org/drawingml/2006/picture">
+                  <pic:nvPicPr>
+                    <pic:cNvPr id="1" name=""/>
+                    <pic:cNvPicPr/>
+                  </pic:nvPicPr>
+                  <pic:blipFill>
+                    <a:blip r:embed="rId26"/>
+                    <a:stretch>
+                      <a:fillRect/>
+                    </a:stretch>
+                  </pic:blipFill>
+                  <pic:spPr>
+                    <a:xfrm>
+                      <a:off x="0" y="0"/>
+                      <a:ext cx="2438265" cy="754893"/>
+                    </a:xfrm>
+                    <a:prstGeom prst="rect">
+                      <a:avLst/>
+                    </a:prstGeom>
+                    <a:solidFill>
+                      <a:srgbClr val="FFFFFF">
+                        <a:shade val="85000"/>
+                      </a:srgbClr>
+                    </a:solidFill>
+                    <a:ln w="88900" cap="sq">
+                      <a:solidFill>
+                        <a:srgbClr val="FFFFFF"/>
+                      </a:solidFill>
+                      <a:miter lim="800000"/>
+                    </a:ln>
+                    <a:effectLst>
+                      <a:outerShdw blurRad="55000" dist="18000" dir="5400000" algn="tl" rotWithShape="0">
+                        <a:srgbClr val="000000">
+                          <a:alpha val="40000"/>
+                        </a:srgbClr>
+                      </a:outerShdw>
+                    </a:effectLst>
+                    <a:scene3d>
+                      <a:camera prst="orthographicFront"/>
+                      <a:lightRig rig="twoPt" dir="t">
+                        <a:rot lat="0" lon="0" rev="7200000"/>
+                      </a:lightRig>
+                    </a:scene3d>
+                    <a:sp3d>
+                      <a:bevelT w="25400" h="19050"/>
+                      <a:contourClr>
+                        <a:srgbClr val="FFFFFF"/>
+                      </a:contourClr>
+                    </a:sp3d>
+                  </pic:spPr>
+                </pic:pic>
+              </a:graphicData>
+            </a:graphic>
+          </wp:inline>
+        </w:drawing>
+      </w:r>
+    </w:p>
+    <w:p>
+      <w:pPr>
+        <w:pStyle w:val="ListParagraph"/>
+        <w:ind w:left="1440"/>
+        <w:rPr>
+          <w:rFonts w:ascii="Times New Roman" w:hAnsi="Times New Roman" w:cs="Times New Roman"/>
+        </w:rPr>
+      </w:pPr>
+      <w:r>
+        <w:rPr>
+          <w:rFonts w:ascii="Times New Roman" w:hAnsi="Times New Roman" w:cs="Times New Roman"/>
+        </w:rPr>
+        <w:t>Pengujian refaktor validasi form menggunakan array konfigurasi dan perulangan forEach berhasil dijalankan, di mana sistem mampu mengecek seluruh aturan input secara dinamis dan menampilkan pesan peringatan error dengan tepat apabila data yang dimasukkan tidak valid.</w:t>
+      </w:r>
+    </w:p>
+    <w:p>
+      <w:pPr>
+        <w:jc w:val="center"/>
+        <w:rPr>
+          <w:rFonts w:ascii="Times New Roman" w:hAnsi="Times New Roman" w:cs="Times New Roman"/>
+          <w:b/>
+          <w:bCs/>
+        </w:rPr>
+      </w:pPr>
+      <w:r>
+        <w:rPr>
+          <w:rFonts w:ascii="Times New Roman" w:hAnsi="Times New Roman" w:cs="Times New Roman"/>
+          <w:b/>
+          <w:bCs/>
+        </w:rPr>
+        <w:lastRenderedPageBreak/>
+        <w:t>Jobshet 6</w:t>
+      </w:r>
+    </w:p>
+    <w:p>
+      <w:pPr>
+        <w:pStyle w:val="ListParagraph"/>
+        <w:numPr>
+          <w:ilvl w:val="0"/>
+          <w:numId w:val="10"/>
+        </w:numPr>
+        <w:rPr>
+          <w:rFonts w:ascii="Times New Roman" w:hAnsi="Times New Roman" w:cs="Times New Roman"/>
+        </w:rPr>
+      </w:pPr>
+      <w:r>
+        <w:rPr>
+          <w:rFonts w:ascii="Times New Roman" w:hAnsi="Times New Roman" w:cs="Times New Roman"/>
+        </w:rPr>
+        <w:t>fetch() selalu asinkron — hasilnya berupa Promise, butuh await (di dalam async function) untuk mendapatkan data sungguhan (</w:t>
+      </w:r>
+      <w:hyperlink r:id="rId27" w:history="1">
+        <w:r>
+          <w:rPr>
+            <w:rFonts w:ascii="Times New Roman" w:hAnsi="Times New Roman" w:cs="Times New Roman"/>
+          </w:rPr>
+          <w:t>bab 1</w:t>
+        </w:r>
+      </w:hyperlink>
+      <w:r>
+        <w:rPr>
+          <w:rFonts w:ascii="Times New Roman" w:hAnsi="Times New Roman" w:cs="Times New Roman"/>
+        </w:rPr>
+        <w:t>).</w:t>
+      </w:r>
+    </w:p>
+    <w:p>
+      <w:pPr>
+        <w:pStyle w:val="ListParagraph"/>
+        <w:rPr>
+          <w:rFonts w:ascii="Times New Roman" w:hAnsi="Times New Roman" w:cs="Times New Roman"/>
+        </w:rPr>
+      </w:pPr>
+    </w:p>
+    <w:p>
+      <w:pPr>
+        <w:pStyle w:val="ListParagraph"/>
+        <w:rPr>
+          <w:rFonts w:ascii="Times New Roman" w:hAnsi="Times New Roman" w:cs="Times New Roman"/>
+        </w:rPr>
+      </w:pPr>
+      <w:r>
+        <w:rPr>
+          <w:rFonts w:ascii="Times New Roman" w:hAnsi="Times New Roman" w:cs="Times New Roman"/>
+        </w:rPr>
+        <w:t>jawab</w:t>
+      </w:r>
+    </w:p>
+    <w:p>
+      <w:pPr>
+        <w:pStyle w:val="ListParagraph"/>
+        <w:rPr>
+          <w:rFonts w:ascii="Times New Roman" w:hAnsi="Times New Roman" w:cs="Times New Roman"/>
+        </w:rPr>
+      </w:pPr>
+      <w:r>
+        <w:rPr>
+          <w:rFonts w:ascii="Times New Roman" w:hAnsi="Times New Roman" w:cs="Times New Roman"/>
+        </w:rPr>
+        <w:t>Menambahan tombol muat ulang di samping pencarian</w:t>
+      </w:r>
+    </w:p>
+    <w:p>
+      <w:pPr>
+        <w:pStyle w:val="ListParagraph"/>
+        <w:rPr>
+          <w:rFonts w:ascii="Times New Roman" w:hAnsi="Times New Roman" w:cs="Times New Roman"/>
+        </w:rPr>
+      </w:pPr>
+      <w:r>
+        <w:rPr>
+          <w:rFonts w:ascii="Times New Roman" w:hAnsi="Times New Roman" w:cs="Times New Roman"/>
+        </w:rPr>
+        <w:drawing>
+          <wp:inline distT="0" distB="0" distL="0" distR="0" wp14:anchorId="51D2484A" wp14:editId="0F15AF08">
+            <wp:extent cx="5731510" cy="585470"/>
+            <wp:effectExtent l="0" t="0" r="2540" b="5080"/>
+            <wp:docPr id="25" name="Picture 25"/>
+            <wp:cNvGraphicFramePr>
+              <a:graphicFrameLocks xmlns:a="http://schemas.openxmlformats.org/drawingml/2006/main" noChangeAspect="1"/>
+            </wp:cNvGraphicFramePr>
+            <a:graphic xmlns:a="http://schemas.openxmlformats.org/drawingml/2006/main">
+              <a:graphicData uri="http://schemas.openxmlformats.org/drawingml/2006/picture">
+                <pic:pic xmlns:pic="http://schemas.openxmlformats.org/drawingml/2006/picture">
+                  <pic:nvPicPr>
+                    <pic:cNvPr id="1" name=""/>
+                    <pic:cNvPicPr/>
+                  </pic:nvPicPr>
+                  <pic:blipFill>
+                    <a:blip r:embed="rId28"/>
+                    <a:stretch>
+                      <a:fillRect/>
+                    </a:stretch>
+                  </pic:blipFill>
+                  <pic:spPr>
+                    <a:xfrm>
+                      <a:off x="0" y="0"/>
+                      <a:ext cx="5731510" cy="585470"/>
+                    </a:xfrm>
+                    <a:prstGeom prst="rect">
+                      <a:avLst/>
+                    </a:prstGeom>
+                  </pic:spPr>
+                </pic:pic>
+              </a:graphicData>
+            </a:graphic>
+          </wp:inline>
+        </w:drawing>
+      </w:r>
+    </w:p>
+    <w:p>
+      <w:pPr>
+        <w:pStyle w:val="ListParagraph"/>
+        <w:rPr>
+          <w:rFonts w:ascii="Times New Roman" w:hAnsi="Times New Roman" w:cs="Times New Roman"/>
+        </w:rPr>
+      </w:pPr>
+      <w:r>
+        <w:rPr>
+          <w:rFonts w:ascii="Times New Roman" w:hAnsi="Times New Roman" w:cs="Times New Roman"/>
+        </w:rPr>
+        <w:t>Tambahkan event listener pada tombol #btn-reload di dalam berkas buku.js agar memanggil fungsi muatDaftarBuku() saat diklik:</w:t>
+      </w:r>
+    </w:p>
+    <w:p>
+      <w:pPr>
+        <w:pStyle w:val="ListParagraph"/>
+        <w:rPr>
+          <w:noProof/>
+          <w14:ligatures w14:val="none"/>
+        </w:rPr>
+      </w:pPr>
+      <w:r>
+        <w:rPr>
+          <w:rFonts w:ascii="Times New Roman" w:hAnsi="Times New Roman" w:cs="Times New Roman"/>
+        </w:rPr>
+        <w:drawing>
+          <wp:inline distT="0" distB="0" distL="0" distR="0" wp14:anchorId="45776990" wp14:editId="11199002">
+            <wp:extent cx="4369025" cy="819192"/>
+            <wp:effectExtent l="0" t="0" r="0" b="0"/>
+            <wp:docPr id="26" name="Picture 26"/>
+            <wp:cNvGraphicFramePr>
+              <a:graphicFrameLocks xmlns:a="http://schemas.openxmlformats.org/drawingml/2006/main" noChangeAspect="1"/>
+            </wp:cNvGraphicFramePr>
+            <a:graphic xmlns:a="http://schemas.openxmlformats.org/drawingml/2006/main">
+              <a:graphicData uri="http://schemas.openxmlformats.org/drawingml/2006/picture">
+                <pic:pic xmlns:pic="http://schemas.openxmlformats.org/drawingml/2006/picture">
+                  <pic:nvPicPr>
+                    <pic:cNvPr id="1" name=""/>
+                    <pic:cNvPicPr/>
+                  </pic:nvPicPr>
+                  <pic:blipFill>
+                    <a:blip r:embed="rId29"/>
+                    <a:stretch>
+                      <a:fillRect/>
+                    </a:stretch>
+                  </pic:blipFill>
+                  <pic:spPr>
+                    <a:xfrm>
+                      <a:off x="0" y="0"/>
+                      <a:ext cx="4369025" cy="819192"/>
+                    </a:xfrm>
+                    <a:prstGeom prst="rect">
+                      <a:avLst/>
+                    </a:prstGeom>
+                  </pic:spPr>
+                </pic:pic>
+              </a:graphicData>
+            </a:graphic>
+          </wp:inline>
+        </w:drawing>
+      </w:r>
+      <w:r>
+        <w:rPr>
+          <w:noProof/>
+          <w14:ligatures w14:val="none"/>
+        </w:rPr>
+        <w:t xml:space="preserve"> </w:t>
+      </w:r>
+      <w:r>
+        <w:rPr>
+          <w:rFonts w:ascii="Times New Roman" w:hAnsi="Times New Roman" w:cs="Times New Roman"/>
+        </w:rPr>
+        <w:drawing>
+          <wp:inline distT="0" distB="0" distL="0" distR="0" wp14:anchorId="259A8498" wp14:editId="33DD8A7E">
+            <wp:extent cx="4057859" cy="1644735"/>
+            <wp:effectExtent l="0" t="0" r="0" b="0"/>
+            <wp:docPr id="27" name="Picture 27"/>
+            <wp:cNvGraphicFramePr>
+              <a:graphicFrameLocks xmlns:a="http://schemas.openxmlformats.org/drawingml/2006/main" noChangeAspect="1"/>
+            </wp:cNvGraphicFramePr>
+            <a:graphic xmlns:a="http://schemas.openxmlformats.org/drawingml/2006/main">
+              <a:graphicData uri="http://schemas.openxmlformats.org/drawingml/2006/picture">
+                <pic:pic xmlns:pic="http://schemas.openxmlformats.org/drawingml/2006/picture">
+                  <pic:nvPicPr>
+                    <pic:cNvPr id="1" name=""/>
+                    <pic:cNvPicPr/>
+                  </pic:nvPicPr>
+                  <pic:blipFill>
+                    <a:blip r:embed="rId30"/>
+                    <a:stretch>
+                      <a:fillRect/>
+                    </a:stretch>
+                  </pic:blipFill>
+                  <pic:spPr>
+                    <a:xfrm>
+                      <a:off x="0" y="0"/>
+                      <a:ext cx="4057859" cy="1644735"/>
+                    </a:xfrm>
+                    <a:prstGeom prst="rect">
+                      <a:avLst/>
+                    </a:prstGeom>
+                  </pic:spPr>
+                </pic:pic>
+              </a:graphicData>
+            </a:graphic>
+          </wp:inline>
+        </w:drawing>
+      </w:r>
+    </w:p>
+    <w:p>
+      <w:pPr>
+        <w:pStyle w:val="ListParagraph"/>
+        <w:rPr>
+          <w:noProof/>
+          <w14:ligatures w14:val="none"/>
+        </w:rPr>
+      </w:pPr>
+    </w:p>
+    <w:p>
+      <w:pPr>
+        <w:pStyle w:val="ListParagraph"/>
+        <w:rPr>
+          <w:rFonts w:ascii="Times New Roman" w:hAnsi="Times New Roman" w:cs="Times New Roman"/>
+        </w:rPr>
+      </w:pPr>
+      <w:r>
+        <w:rPr>
+          <w:rFonts w:ascii="Times New Roman" w:hAnsi="Times New Roman" w:cs="Times New Roman"/>
+        </w:rPr>
+        <w:t>Telah ditambahkan tombol "Muat Ulang" pada halaman Daftar Buku (buku/list.html) yang terhubung dengan event listener click pada skrip buku.js. Ketika diklik, tombol ini mengeksekusi kembali fungsi asinkron muatDaftarBuku(). Karena fungsi tersebut secara otomatis mengosongkan elemen &lt;tbody&gt; (tbody.innerHTML = "") sebelum melakukan pengambilan data ulang (fetch), maka pemanggilan berkali-kali aman dilakukan tanpa menimbulkan penumpukan (duplikasi) data pada tabel.</w:t>
+      </w:r>
+    </w:p>
+    <w:p>
+      <w:pPr>
+        <w:pStyle w:val="ListParagraph"/>
+        <w:rPr>
+          <w:rFonts w:ascii="Times New Roman" w:hAnsi="Times New Roman" w:cs="Times New Roman"/>
+        </w:rPr>
+      </w:pPr>
+    </w:p>
+    <w:p>
+      <w:pPr>
+        <w:pStyle w:val="ListParagraph"/>
+        <w:rPr>
+          <w:rFonts w:ascii="Times New Roman" w:hAnsi="Times New Roman" w:cs="Times New Roman"/>
+        </w:rPr>
+      </w:pPr>
+      <w:r>
+        <w:rPr>
+          <w:rFonts w:ascii="Times New Roman" w:hAnsi="Times New Roman" w:cs="Times New Roman"/>
+        </w:rPr>
+        <w:t>Hasil uji coba</w:t>
+      </w:r>
+    </w:p>
+    <w:p>
+      <w:pPr>
+        <w:pStyle w:val="ListParagraph"/>
+        <w:numPr>
+          <w:ilvl w:val="0"/>
+          <w:numId w:val="8"/>
+        </w:numPr>
+        <w:rPr>
+          <w:rFonts w:ascii="Times New Roman" w:hAnsi="Times New Roman" w:cs="Times New Roman"/>
+        </w:rPr>
+      </w:pPr>
+      <w:r>
+        <w:rPr>
+          <w:rFonts w:ascii="Times New Roman" w:hAnsi="Times New Roman" w:cs="Times New Roman"/>
+        </w:rPr>
+        <w:t xml:space="preserve">pengujian tombol muat ulang </w:t>
+      </w:r>
+    </w:p>
+    <w:p>
+      <w:pPr>
+        <w:pStyle w:val="ListParagraph"/>
+        <w:ind w:left="1440"/>
+        <w:rPr>
+          <w:rFonts w:ascii="Times New Roman" w:hAnsi="Times New Roman" w:cs="Times New Roman"/>
+        </w:rPr>
+      </w:pPr>
+      <w:r>
+        <w:rPr>
+          <w:rFonts w:ascii="Times New Roman" w:hAnsi="Times New Roman" w:cs="Times New Roman"/>
+        </w:rPr>
+        <w:t>Klik tombol "Muat Ulang" pada halaman Daftar Buku.</w:t>
+      </w:r>
+    </w:p>
+    <w:p>
+      <w:pPr>
+        <w:pStyle w:val="ListParagraph"/>
+        <w:ind w:left="1440"/>
+        <w:rPr>
+          <w:rFonts w:ascii="Times New Roman" w:hAnsi="Times New Roman" w:cs="Times New Roman"/>
+        </w:rPr>
+      </w:pPr>
+      <w:r>
+        <w:rPr>
+          <w:rFonts w:ascii="Times New Roman" w:hAnsi="Times New Roman" w:cs="Times New Roman"/>
+        </w:rPr>
+        <w:lastRenderedPageBreak/>
+        <w:drawing>
+          <wp:inline distT="0" distB="0" distL="0" distR="0" wp14:anchorId="644EC487" wp14:editId="5780C1D9">
+            <wp:extent cx="5420360" cy="1769754"/>
+            <wp:effectExtent l="133350" t="114300" r="123190" b="173355"/>
+            <wp:docPr id="29" name="Picture 29"/>
+            <wp:cNvGraphicFramePr>
+              <a:graphicFrameLocks xmlns:a="http://schemas.openxmlformats.org/drawingml/2006/main" noChangeAspect="1"/>
+            </wp:cNvGraphicFramePr>
+            <a:graphic xmlns:a="http://schemas.openxmlformats.org/drawingml/2006/main">
+              <a:graphicData uri="http://schemas.openxmlformats.org/drawingml/2006/picture">
+                <pic:pic xmlns:pic="http://schemas.openxmlformats.org/drawingml/2006/picture">
+                  <pic:nvPicPr>
+                    <pic:cNvPr id="1" name=""/>
+                    <pic:cNvPicPr/>
+                  </pic:nvPicPr>
+                  <pic:blipFill>
+                    <a:blip r:embed="rId31"/>
+                    <a:stretch>
+                      <a:fillRect/>
+                    </a:stretch>
+                  </pic:blipFill>
+                  <pic:spPr>
+                    <a:xfrm>
+                      <a:off x="0" y="0"/>
+                      <a:ext cx="5441515" cy="1776661"/>
+                    </a:xfrm>
+                    <a:prstGeom prst="rect">
+                      <a:avLst/>
+                    </a:prstGeom>
+                    <a:solidFill>
+                      <a:srgbClr val="FFFFFF">
+                        <a:shade val="85000"/>
+                      </a:srgbClr>
+                    </a:solidFill>
+                    <a:ln w="88900" cap="sq">
+                      <a:solidFill>
+                        <a:srgbClr val="FFFFFF"/>
+                      </a:solidFill>
+                      <a:miter lim="800000"/>
+                    </a:ln>
+                    <a:effectLst>
+                      <a:outerShdw blurRad="55000" dist="18000" dir="5400000" algn="tl" rotWithShape="0">
+                        <a:srgbClr val="000000">
+                          <a:alpha val="40000"/>
+                        </a:srgbClr>
+                      </a:outerShdw>
+                    </a:effectLst>
+                    <a:scene3d>
+                      <a:camera prst="orthographicFront"/>
+                      <a:lightRig rig="twoPt" dir="t">
+                        <a:rot lat="0" lon="0" rev="7200000"/>
+                      </a:lightRig>
+                    </a:scene3d>
+                    <a:sp3d>
+                      <a:bevelT w="25400" h="19050"/>
+                      <a:contourClr>
+                        <a:srgbClr val="FFFFFF"/>
+                      </a:contourClr>
+                    </a:sp3d>
+                  </pic:spPr>
+                </pic:pic>
+              </a:graphicData>
+            </a:graphic>
+          </wp:inline>
+        </w:drawing>
+      </w:r>
+    </w:p>
+    <w:p>
+      <w:pPr>
+        <w:pStyle w:val="ListParagraph"/>
+        <w:ind w:left="1440"/>
+        <w:rPr>
+          <w:rFonts w:ascii="Times New Roman" w:hAnsi="Times New Roman" w:cs="Times New Roman"/>
+        </w:rPr>
+      </w:pPr>
+      <w:r>
+        <w:rPr>
+          <w:rFonts w:ascii="Times New Roman" w:hAnsi="Times New Roman" w:cs="Times New Roman"/>
+        </w:rPr>
+        <w:drawing>
+          <wp:inline distT="0" distB="0" distL="0" distR="0" wp14:anchorId="628B02E7" wp14:editId="49D36116">
+            <wp:extent cx="5433060" cy="1317032"/>
+            <wp:effectExtent l="133350" t="114300" r="129540" b="149860"/>
+            <wp:docPr id="28" name="Picture 28"/>
+            <wp:cNvGraphicFramePr>
+              <a:graphicFrameLocks xmlns:a="http://schemas.openxmlformats.org/drawingml/2006/main" noChangeAspect="1"/>
+            </wp:cNvGraphicFramePr>
+            <a:graphic xmlns:a="http://schemas.openxmlformats.org/drawingml/2006/main">
+              <a:graphicData uri="http://schemas.openxmlformats.org/drawingml/2006/picture">
+                <pic:pic xmlns:pic="http://schemas.openxmlformats.org/drawingml/2006/picture">
+                  <pic:nvPicPr>
+                    <pic:cNvPr id="1" name=""/>
+                    <pic:cNvPicPr/>
+                  </pic:nvPicPr>
+                  <pic:blipFill>
+                    <a:blip r:embed="rId32"/>
+                    <a:stretch>
+                      <a:fillRect/>
+                    </a:stretch>
+                  </pic:blipFill>
+                  <pic:spPr>
+                    <a:xfrm>
+                      <a:off x="0" y="0"/>
+                      <a:ext cx="5453402" cy="1321963"/>
+                    </a:xfrm>
+                    <a:prstGeom prst="rect">
+                      <a:avLst/>
+                    </a:prstGeom>
+                    <a:solidFill>
+                      <a:srgbClr val="FFFFFF">
+                        <a:shade val="85000"/>
+                      </a:srgbClr>
+                    </a:solidFill>
+                    <a:ln w="88900" cap="sq">
+                      <a:solidFill>
+                        <a:srgbClr val="FFFFFF"/>
+                      </a:solidFill>
+                      <a:miter lim="800000"/>
+                    </a:ln>
+                    <a:effectLst>
+                      <a:outerShdw blurRad="55000" dist="18000" dir="5400000" algn="tl" rotWithShape="0">
+                        <a:srgbClr val="000000">
+                          <a:alpha val="40000"/>
+                        </a:srgbClr>
+                      </a:outerShdw>
+                    </a:effectLst>
+                    <a:scene3d>
+                      <a:camera prst="orthographicFront"/>
+                      <a:lightRig rig="twoPt" dir="t">
+                        <a:rot lat="0" lon="0" rev="7200000"/>
+                      </a:lightRig>
+                    </a:scene3d>
+                    <a:sp3d>
+                      <a:bevelT w="25400" h="19050"/>
+                      <a:contourClr>
+                        <a:srgbClr val="FFFFFF"/>
+                      </a:contourClr>
+                    </a:sp3d>
+                  </pic:spPr>
+                </pic:pic>
+              </a:graphicData>
+            </a:graphic>
+          </wp:inline>
+        </w:drawing>
+      </w:r>
+    </w:p>
+    <w:p>
+      <w:pPr>
+        <w:pStyle w:val="ListParagraph"/>
+        <w:ind w:left="1440"/>
+        <w:rPr>
+          <w:rFonts w:ascii="Times New Roman" w:hAnsi="Times New Roman" w:cs="Times New Roman"/>
+        </w:rPr>
+      </w:pPr>
+      <w:r>
+        <w:rPr>
+          <w:rFonts w:ascii="Times New Roman" w:hAnsi="Times New Roman" w:cs="Times New Roman"/>
+        </w:rPr>
+        <w:t>Indikator memuat data (loading-indicator) tampil sejenak, tabel dikosongkan, lalu data buku dari buku.json dimuat ulang tanpa ada baris data ganda.</w:t>
+      </w:r>
+    </w:p>
+    <w:p>
+      <w:pPr>
+        <w:pStyle w:val="ListParagraph"/>
+        <w:ind w:left="1440"/>
+        <w:rPr>
+          <w:rFonts w:ascii="Times New Roman" w:hAnsi="Times New Roman" w:cs="Times New Roman"/>
+        </w:rPr>
+      </w:pPr>
+    </w:p>
+    <w:p>
+      <w:pPr>
+        <w:pStyle w:val="ListParagraph"/>
+        <w:numPr>
+          <w:ilvl w:val="0"/>
+          <w:numId w:val="8"/>
+        </w:numPr>
+        <w:rPr>
+          <w:rFonts w:ascii="Times New Roman" w:hAnsi="Times New Roman" w:cs="Times New Roman"/>
+        </w:rPr>
+      </w:pPr>
+      <w:r>
+        <w:rPr>
+          <w:rFonts w:ascii="Times New Roman" w:hAnsi="Times New Roman" w:cs="Times New Roman"/>
+        </w:rPr>
+        <w:t>Pengujian hapus data lalu muat ulang</w:t>
+      </w:r>
+    </w:p>
+    <w:p>
+      <w:pPr>
+        <w:pStyle w:val="ListParagraph"/>
+        <w:ind w:left="1440"/>
+        <w:rPr>
+          <w:rFonts w:ascii="Times New Roman" w:hAnsi="Times New Roman" w:cs="Times New Roman"/>
+        </w:rPr>
+      </w:pPr>
+      <w:r>
+        <w:rPr>
+          <w:rFonts w:ascii="Times New Roman" w:hAnsi="Times New Roman" w:cs="Times New Roman"/>
+        </w:rPr>
+        <w:t>Hapus salah satu baris buku menggunakan tombol hapus lalu klik tombol muat ulang</w:t>
+      </w:r>
+    </w:p>
+    <w:p>
+      <w:pPr>
+        <w:pStyle w:val="ListParagraph"/>
+        <w:ind w:left="1440"/>
+        <w:rPr>
+          <w:rFonts w:ascii="Times New Roman" w:hAnsi="Times New Roman" w:cs="Times New Roman"/>
+        </w:rPr>
+      </w:pPr>
+      <w:r>
+        <w:rPr>
+          <w:rFonts w:ascii="Times New Roman" w:hAnsi="Times New Roman" w:cs="Times New Roman"/>
+        </w:rPr>
+        <w:drawing>
+          <wp:inline distT="0" distB="0" distL="0" distR="0" wp14:anchorId="73FDC1E8" wp14:editId="4693CA00">
+            <wp:extent cx="5731510" cy="2340610"/>
+            <wp:effectExtent l="0" t="0" r="2540" b="2540"/>
+            <wp:docPr id="30" name="Picture 30"/>
+            <wp:cNvGraphicFramePr>
+              <a:graphicFrameLocks xmlns:a="http://schemas.openxmlformats.org/drawingml/2006/main" noChangeAspect="1"/>
+            </wp:cNvGraphicFramePr>
+            <a:graphic xmlns:a="http://schemas.openxmlformats.org/drawingml/2006/main">
+              <a:graphicData uri="http://schemas.openxmlformats.org/drawingml/2006/picture">
+                <pic:pic xmlns:pic="http://schemas.openxmlformats.org/drawingml/2006/picture">
+                  <pic:nvPicPr>
+                    <pic:cNvPr id="1" name=""/>
+                    <pic:cNvPicPr/>
+                  </pic:nvPicPr>
+                  <pic:blipFill>
+                    <a:blip r:embed="rId33"/>
+                    <a:stretch>
+                      <a:fillRect/>
+                    </a:stretch>
+                  </pic:blipFill>
+                  <pic:spPr>
+                    <a:xfrm>
+                      <a:off x="0" y="0"/>
+                      <a:ext cx="5731510" cy="2340610"/>
+                    </a:xfrm>
+                    <a:prstGeom prst="rect">
+                      <a:avLst/>
+                    </a:prstGeom>
+                  </pic:spPr>
+                </pic:pic>
+              </a:graphicData>
+            </a:graphic>
+          </wp:inline>
+        </w:drawing>
+      </w:r>
+    </w:p>
+    <w:p>
+      <w:pPr>
+        <w:pStyle w:val="ListParagraph"/>
+        <w:ind w:left="1440"/>
+        <w:rPr>
+          <w:rFonts w:ascii="Times New Roman" w:hAnsi="Times New Roman" w:cs="Times New Roman"/>
+        </w:rPr>
+      </w:pPr>
+      <w:r>
+        <w:rPr>
+          <w:rFonts w:ascii="Times New Roman" w:hAnsi="Times New Roman" w:cs="Times New Roman"/>
+        </w:rPr>
+        <w:t xml:space="preserve">Klik ok </w:t>
+      </w:r>
+    </w:p>
+    <w:p>
+      <w:pPr>
+        <w:pStyle w:val="ListParagraph"/>
+        <w:ind w:left="1440"/>
+        <w:rPr>
+          <w:rFonts w:ascii="Times New Roman" w:hAnsi="Times New Roman" w:cs="Times New Roman"/>
+        </w:rPr>
+      </w:pPr>
+      <w:r>
+        <w:rPr>
+          <w:rFonts w:ascii="Times New Roman" w:hAnsi="Times New Roman" w:cs="Times New Roman"/>
+        </w:rPr>
+        <w:lastRenderedPageBreak/>
+        <w:drawing>
+          <wp:inline distT="0" distB="0" distL="0" distR="0" wp14:anchorId="798F6BC5" wp14:editId="699629A4">
+            <wp:extent cx="5299710" cy="1328157"/>
+            <wp:effectExtent l="114300" t="114300" r="148590" b="139065"/>
+            <wp:docPr id="31" name="Picture 31"/>
+            <wp:cNvGraphicFramePr>
+              <a:graphicFrameLocks xmlns:a="http://schemas.openxmlformats.org/drawingml/2006/main" noChangeAspect="1"/>
+            </wp:cNvGraphicFramePr>
+            <a:graphic xmlns:a="http://schemas.openxmlformats.org/drawingml/2006/main">
+              <a:graphicData uri="http://schemas.openxmlformats.org/drawingml/2006/picture">
+                <pic:pic xmlns:pic="http://schemas.openxmlformats.org/drawingml/2006/picture">
+                  <pic:nvPicPr>
+                    <pic:cNvPr id="1" name=""/>
+                    <pic:cNvPicPr/>
+                  </pic:nvPicPr>
+                  <pic:blipFill>
+                    <a:blip r:embed="rId34"/>
+                    <a:stretch>
+                      <a:fillRect/>
+                    </a:stretch>
+                  </pic:blipFill>
+                  <pic:spPr>
+                    <a:xfrm>
+                      <a:off x="0" y="0"/>
+                      <a:ext cx="5324872" cy="1334463"/>
+                    </a:xfrm>
+                    <a:prstGeom prst="rect">
+                      <a:avLst/>
+                    </a:prstGeom>
+                    <a:solidFill>
+                      <a:srgbClr val="FFFFFF">
+                        <a:shade val="85000"/>
+                      </a:srgbClr>
+                    </a:solidFill>
+                    <a:ln w="88900" cap="sq">
+                      <a:solidFill>
+                        <a:srgbClr val="FFFFFF"/>
+                      </a:solidFill>
+                      <a:miter lim="800000"/>
+                    </a:ln>
+                    <a:effectLst>
+                      <a:outerShdw blurRad="55000" dist="18000" dir="5400000" algn="tl" rotWithShape="0">
+                        <a:srgbClr val="000000">
+                          <a:alpha val="40000"/>
+                        </a:srgbClr>
+                      </a:outerShdw>
+                    </a:effectLst>
+                    <a:scene3d>
+                      <a:camera prst="orthographicFront"/>
+                      <a:lightRig rig="twoPt" dir="t">
+                        <a:rot lat="0" lon="0" rev="7200000"/>
+                      </a:lightRig>
+                    </a:scene3d>
+                    <a:sp3d>
+                      <a:bevelT w="25400" h="19050"/>
+                      <a:contourClr>
+                        <a:srgbClr val="FFFFFF"/>
+                      </a:contourClr>
+                    </a:sp3d>
+                  </pic:spPr>
+                </pic:pic>
+              </a:graphicData>
+            </a:graphic>
+          </wp:inline>
+        </w:drawing>
+      </w:r>
+    </w:p>
+    <w:p>
+      <w:pPr>
+        <w:pStyle w:val="ListParagraph"/>
+        <w:ind w:left="1440"/>
+        <w:rPr>
+          <w:rFonts w:ascii="Times New Roman" w:hAnsi="Times New Roman" w:cs="Times New Roman"/>
+        </w:rPr>
+      </w:pPr>
+      <w:r>
+        <w:rPr>
+          <w:rFonts w:ascii="Times New Roman" w:hAnsi="Times New Roman" w:cs="Times New Roman"/>
+        </w:rPr>
+        <w:t xml:space="preserve">Klik muat uulang </w:t>
+      </w:r>
+    </w:p>
+    <w:p>
+      <w:pPr>
+        <w:pStyle w:val="ListParagraph"/>
+        <w:ind w:left="1440"/>
+        <w:rPr>
+          <w:rFonts w:ascii="Times New Roman" w:hAnsi="Times New Roman" w:cs="Times New Roman"/>
+        </w:rPr>
+      </w:pPr>
+      <w:r>
+        <w:rPr>
+          <w:rFonts w:ascii="Times New Roman" w:hAnsi="Times New Roman" w:cs="Times New Roman"/>
+        </w:rPr>
+        <w:drawing>
+          <wp:inline distT="0" distB="0" distL="0" distR="0" wp14:anchorId="5EED68B5" wp14:editId="7BC9E958">
+            <wp:extent cx="5420360" cy="1593800"/>
+            <wp:effectExtent l="133350" t="114300" r="123190" b="159385"/>
+            <wp:docPr id="32" name="Picture 32"/>
+            <wp:cNvGraphicFramePr>
+              <a:graphicFrameLocks xmlns:a="http://schemas.openxmlformats.org/drawingml/2006/main" noChangeAspect="1"/>
+            </wp:cNvGraphicFramePr>
+            <a:graphic xmlns:a="http://schemas.openxmlformats.org/drawingml/2006/main">
+              <a:graphicData uri="http://schemas.openxmlformats.org/drawingml/2006/picture">
+                <pic:pic xmlns:pic="http://schemas.openxmlformats.org/drawingml/2006/picture">
+                  <pic:nvPicPr>
+                    <pic:cNvPr id="1" name=""/>
+                    <pic:cNvPicPr/>
+                  </pic:nvPicPr>
+                  <pic:blipFill>
+                    <a:blip r:embed="rId35"/>
+                    <a:stretch>
+                      <a:fillRect/>
+                    </a:stretch>
+                  </pic:blipFill>
+                  <pic:spPr>
+                    <a:xfrm>
+                      <a:off x="0" y="0"/>
+                      <a:ext cx="5438721" cy="1599199"/>
+                    </a:xfrm>
+                    <a:prstGeom prst="rect">
+                      <a:avLst/>
+                    </a:prstGeom>
+                    <a:solidFill>
+                      <a:srgbClr val="FFFFFF">
+                        <a:shade val="85000"/>
+                      </a:srgbClr>
+                    </a:solidFill>
+                    <a:ln w="88900" cap="sq">
+                      <a:solidFill>
+                        <a:srgbClr val="FFFFFF"/>
+                      </a:solidFill>
+                      <a:miter lim="800000"/>
+                    </a:ln>
+                    <a:effectLst>
+                      <a:outerShdw blurRad="55000" dist="18000" dir="5400000" algn="tl" rotWithShape="0">
+                        <a:srgbClr val="000000">
+                          <a:alpha val="40000"/>
+                        </a:srgbClr>
+                      </a:outerShdw>
+                    </a:effectLst>
+                    <a:scene3d>
+                      <a:camera prst="orthographicFront"/>
+                      <a:lightRig rig="twoPt" dir="t">
+                        <a:rot lat="0" lon="0" rev="7200000"/>
+                      </a:lightRig>
+                    </a:scene3d>
+                    <a:sp3d>
+                      <a:bevelT w="25400" h="19050"/>
+                      <a:contourClr>
+                        <a:srgbClr val="FFFFFF"/>
+                      </a:contourClr>
+                    </a:sp3d>
+                  </pic:spPr>
+                </pic:pic>
+              </a:graphicData>
+            </a:graphic>
+          </wp:inline>
+        </w:drawing>
+      </w:r>
+    </w:p>
+    <w:p>
+      <w:pPr>
+        <w:pStyle w:val="ListParagraph"/>
+        <w:ind w:left="1440"/>
+        <w:rPr>
+          <w:rFonts w:ascii="Times New Roman" w:hAnsi="Times New Roman" w:cs="Times New Roman"/>
+        </w:rPr>
+      </w:pPr>
+      <w:r>
+        <w:rPr>
+          <w:rFonts w:ascii="Times New Roman" w:hAnsi="Times New Roman" w:cs="Times New Roman"/>
+        </w:rPr>
+        <w:t>Baris yang terhapus pada DOM sementara akan kembali muncul karena data diambil ulang secara segar (fresh fetch) dari berkas buku.json.</w:t>
+      </w:r>
+    </w:p>
+    <w:p>
+      <w:pPr>
+        <w:pStyle w:val="ListParagraph"/>
+        <w:rPr>
+          <w:rFonts w:ascii="Times New Roman" w:hAnsi="Times New Roman" w:cs="Times New Roman"/>
+        </w:rPr>
+      </w:pPr>
+    </w:p>
+    <w:p>
+      <w:pPr>
+        <w:pStyle w:val="ListParagraph"/>
+        <w:numPr>
+          <w:ilvl w:val="0"/>
+          <w:numId w:val="10"/>
+        </w:numPr>
+        <w:rPr>
+          <w:rFonts w:ascii="Times New Roman" w:hAnsi="Times New Roman" w:cs="Times New Roman"/>
+        </w:rPr>
+      </w:pPr>
+      <w:r>
+        <w:rPr>
+          <w:rFonts w:ascii="Times New Roman" w:hAnsi="Times New Roman" w:cs="Times New Roman"/>
+        </w:rPr>
+        <w:t>Satukan buku.js dan anggota.js jadi satu fungsi generik yang menerima nama file JSON dan daftar nama kunci sebagai parameter — latihan langsung untuk pertanyaan yang diajukan di </w:t>
+      </w:r>
+      <w:hyperlink r:id="rId36" w:anchor="54-kenapa-ditulis-di-dua-file-terpisah-bukan-satu-fungsi-generik" w:history="1">
+        <w:r>
+          <w:rPr>
+            <w:rFonts w:ascii="Times New Roman" w:hAnsi="Times New Roman" w:cs="Times New Roman"/>
+          </w:rPr>
+          <w:t>bab 5 §5.4</w:t>
+        </w:r>
+      </w:hyperlink>
+      <w:r>
+        <w:rPr>
+          <w:rFonts w:ascii="Times New Roman" w:hAnsi="Times New Roman" w:cs="Times New Roman"/>
+        </w:rPr>
+        <w:t>.</w:t>
+      </w:r>
+    </w:p>
+    <w:p>
+      <w:pPr>
+        <w:pStyle w:val="ListParagraph"/>
+        <w:rPr>
+          <w:rFonts w:ascii="Times New Roman" w:hAnsi="Times New Roman" w:cs="Times New Roman"/>
+        </w:rPr>
+      </w:pPr>
+    </w:p>
+    <w:p>
+      <w:pPr>
+        <w:pStyle w:val="ListParagraph"/>
+        <w:rPr>
+          <w:rFonts w:ascii="Times New Roman" w:hAnsi="Times New Roman" w:cs="Times New Roman"/>
+        </w:rPr>
+      </w:pPr>
+      <w:r>
+        <w:rPr>
+          <w:rFonts w:ascii="Times New Roman" w:hAnsi="Times New Roman" w:cs="Times New Roman"/>
+        </w:rPr>
+        <w:t>Membuat file baru</w:t>
+      </w:r>
+      <w:r>
+        <w:rPr>
+          <w:rFonts w:ascii="Times New Roman" w:hAnsi="Times New Roman" w:cs="Times New Roman"/>
+        </w:rPr>
+        <w:t xml:space="preserve"> yang bernama </w:t>
+      </w:r>
+      <w:r>
+        <w:rPr>
+          <w:rFonts w:ascii="Times New Roman" w:hAnsi="Times New Roman" w:cs="Times New Roman"/>
+        </w:rPr>
+        <w:t>fetch-data.js</w:t>
+      </w:r>
+      <w:r>
+        <w:rPr>
+          <w:rFonts w:ascii="Times New Roman" w:hAnsi="Times New Roman" w:cs="Times New Roman"/>
+        </w:rPr>
+        <w:t xml:space="preserve"> dan menghapus file</w:t>
+      </w:r>
+      <w:r>
+        <w:rPr>
+          <w:rFonts w:ascii="Times New Roman" w:hAnsi="Times New Roman" w:cs="Times New Roman"/>
+        </w:rPr>
+        <w:t xml:space="preserve"> </w:t>
+      </w:r>
+      <w:r>
+        <w:rPr>
+          <w:rFonts w:ascii="Times New Roman" w:hAnsi="Times New Roman" w:cs="Times New Roman"/>
+        </w:rPr>
+        <w:t>buku.js dan anggota.js</w:t>
+      </w:r>
+      <w:r>
+        <w:rPr>
+          <w:rFonts w:ascii="Times New Roman" w:hAnsi="Times New Roman" w:cs="Times New Roman"/>
+        </w:rPr>
+        <w:t xml:space="preserve"> </w:t>
+      </w:r>
+    </w:p>
+    <w:p>
+      <w:pPr>
+        <w:pStyle w:val="ListParagraph"/>
+        <w:rPr>
+          <w:rFonts w:ascii="Times New Roman" w:hAnsi="Times New Roman" w:cs="Times New Roman"/>
+        </w:rPr>
+      </w:pPr>
+      <w:r>
+        <w:rPr>
+          <w:rFonts w:ascii="Times New Roman" w:hAnsi="Times New Roman" w:cs="Times New Roman"/>
+        </w:rPr>
+        <w:t>Fungsi generik ini menerima parameter urlJson (path file JSON) dan keys (array nama kunci/properti dari objek JSON yang ingin ditampilkan di kolom tabel).</w:t>
+      </w:r>
+    </w:p>
+    <w:p>
+      <w:pPr>
+        <w:pStyle w:val="ListParagraph"/>
+        <w:rPr>
+          <w:rFonts w:ascii="Times New Roman" w:hAnsi="Times New Roman" w:cs="Times New Roman"/>
+        </w:rPr>
+      </w:pPr>
+      <w:r>
+        <w:rPr>
+          <w:rFonts w:ascii="Times New Roman" w:hAnsi="Times New Roman" w:cs="Times New Roman"/>
+        </w:rPr>
+        <w:lastRenderedPageBreak/>
+        <w:drawing>
+          <wp:inline distT="0" distB="0" distL="0" distR="0" wp14:anchorId="3CD0D87D" wp14:editId="5B483010">
+            <wp:extent cx="5731510" cy="3308350"/>
+            <wp:effectExtent l="0" t="0" r="2540" b="6350"/>
+            <wp:docPr id="39" name="Picture 39"/>
+            <wp:cNvGraphicFramePr>
+              <a:graphicFrameLocks xmlns:a="http://schemas.openxmlformats.org/drawingml/2006/main" noChangeAspect="1"/>
+            </wp:cNvGraphicFramePr>
+            <a:graphic xmlns:a="http://schemas.openxmlformats.org/drawingml/2006/main">
+              <a:graphicData uri="http://schemas.openxmlformats.org/drawingml/2006/picture">
+                <pic:pic xmlns:pic="http://schemas.openxmlformats.org/drawingml/2006/picture">
+                  <pic:nvPicPr>
+                    <pic:cNvPr id="1" name=""/>
+                    <pic:cNvPicPr/>
+                  </pic:nvPicPr>
+                  <pic:blipFill>
+                    <a:blip r:embed="rId37"/>
+                    <a:stretch>
+                      <a:fillRect/>
+                    </a:stretch>
+                  </pic:blipFill>
+                  <pic:spPr>
+                    <a:xfrm>
+                      <a:off x="0" y="0"/>
+                      <a:ext cx="5731510" cy="3308350"/>
+                    </a:xfrm>
+                    <a:prstGeom prst="rect">
+                      <a:avLst/>
+                    </a:prstGeom>
+                  </pic:spPr>
+                </pic:pic>
+              </a:graphicData>
+            </a:graphic>
+          </wp:inline>
+        </w:drawing>
+      </w:r>
+    </w:p>
+    <w:p>
+      <w:pPr>
+        <w:pStyle w:val="ListParagraph"/>
+        <w:rPr>
+          <w:rFonts w:ascii="Times New Roman" w:hAnsi="Times New Roman" w:cs="Times New Roman"/>
+        </w:rPr>
+      </w:pPr>
+    </w:p>
+    <w:p>
+      <w:pPr>
+        <w:pStyle w:val="ListParagraph"/>
+        <w:rPr>
+          <w:rFonts w:ascii="Times New Roman" w:hAnsi="Times New Roman" w:cs="Times New Roman"/>
+        </w:rPr>
+      </w:pPr>
+      <w:r>
+        <w:rPr>
+          <w:rFonts w:ascii="Times New Roman" w:hAnsi="Times New Roman" w:cs="Times New Roman"/>
+        </w:rPr>
+        <w:t>Gantikan script buku.js atau anggota.js dengan memanggil fetch-data.js lalu jalankan fungsi muatDaftarData sesuai parameter datanya:</w:t>
+      </w:r>
+    </w:p>
+    <w:p>
+      <w:pPr>
+        <w:pStyle w:val="ListParagraph"/>
+        <w:rPr>
+          <w:rFonts w:ascii="Times New Roman" w:hAnsi="Times New Roman" w:cs="Times New Roman"/>
+        </w:rPr>
+      </w:pPr>
+    </w:p>
+    <w:p>
+      <w:pPr>
+        <w:pStyle w:val="ListParagraph"/>
+        <w:rPr>
+          <w:rFonts w:ascii="Times New Roman" w:hAnsi="Times New Roman" w:cs="Times New Roman"/>
+        </w:rPr>
+      </w:pPr>
+      <w:r>
+        <w:rPr>
+          <w:rFonts w:ascii="Times New Roman" w:hAnsi="Times New Roman" w:cs="Times New Roman"/>
+        </w:rPr>
+        <w:t>Pada buku/list</w:t>
+      </w:r>
+      <w:r>
+        <w:rPr>
+          <w:rFonts w:ascii="Times New Roman" w:hAnsi="Times New Roman" w:cs="Times New Roman"/>
+        </w:rPr>
+        <w:t>.</w:t>
+      </w:r>
+      <w:r>
+        <w:rPr>
+          <w:rFonts w:ascii="Times New Roman" w:hAnsi="Times New Roman" w:cs="Times New Roman"/>
+        </w:rPr>
+        <w:t>html</w:t>
+      </w:r>
+    </w:p>
+    <w:p>
+      <w:pPr>
+        <w:pStyle w:val="ListParagraph"/>
+        <w:rPr>
+          <w:rFonts w:ascii="Times New Roman" w:hAnsi="Times New Roman" w:cs="Times New Roman"/>
+        </w:rPr>
+      </w:pPr>
+      <w:r>
+        <w:rPr>
+          <w:rFonts w:ascii="Times New Roman" w:hAnsi="Times New Roman" w:cs="Times New Roman"/>
+        </w:rPr>
+        <w:drawing>
+          <wp:inline distT="0" distB="0" distL="0" distR="0" wp14:anchorId="0F8D6CE0" wp14:editId="3F968D24">
+            <wp:extent cx="4762745" cy="1619333"/>
+            <wp:effectExtent l="0" t="0" r="0" b="0"/>
+            <wp:docPr id="40" name="Picture 40"/>
+            <wp:cNvGraphicFramePr>
+              <a:graphicFrameLocks xmlns:a="http://schemas.openxmlformats.org/drawingml/2006/main" noChangeAspect="1"/>
+            </wp:cNvGraphicFramePr>
+            <a:graphic xmlns:a="http://schemas.openxmlformats.org/drawingml/2006/main">
+              <a:graphicData uri="http://schemas.openxmlformats.org/drawingml/2006/picture">
+                <pic:pic xmlns:pic="http://schemas.openxmlformats.org/drawingml/2006/picture">
+                  <pic:nvPicPr>
+                    <pic:cNvPr id="1" name=""/>
+                    <pic:cNvPicPr/>
+                  </pic:nvPicPr>
+                  <pic:blipFill>
+                    <a:blip r:embed="rId38"/>
+                    <a:stretch>
+                      <a:fillRect/>
+                    </a:stretch>
+                  </pic:blipFill>
+                  <pic:spPr>
+                    <a:xfrm>
+                      <a:off x="0" y="0"/>
+                      <a:ext cx="4762745" cy="1619333"/>
+                    </a:xfrm>
+                    <a:prstGeom prst="rect">
+                      <a:avLst/>
+                    </a:prstGeom>
+                  </pic:spPr>
+                </pic:pic>
+              </a:graphicData>
+            </a:graphic>
+          </wp:inline>
+        </w:drawing>
+      </w:r>
+    </w:p>
+    <w:p>
+      <w:pPr>
+        <w:pStyle w:val="ListParagraph"/>
+        <w:rPr>
+          <w:rFonts w:ascii="Times New Roman" w:hAnsi="Times New Roman" w:cs="Times New Roman"/>
+        </w:rPr>
+      </w:pPr>
+      <w:r>
+        <w:rPr>
+          <w:rFonts w:ascii="Times New Roman" w:hAnsi="Times New Roman" w:cs="Times New Roman"/>
+        </w:rPr>
+        <w:t>Pada anggota/list.html</w:t>
+      </w:r>
+    </w:p>
+    <w:p>
+      <w:pPr>
+        <w:pStyle w:val="ListParagraph"/>
+        <w:rPr>
+          <w:rFonts w:ascii="Times New Roman" w:hAnsi="Times New Roman" w:cs="Times New Roman"/>
+        </w:rPr>
+      </w:pPr>
+      <w:r>
+        <w:rPr>
+          <w:rFonts w:ascii="Times New Roman" w:hAnsi="Times New Roman" w:cs="Times New Roman"/>
+        </w:rPr>
+        <w:drawing>
+          <wp:inline distT="0" distB="0" distL="0" distR="0" wp14:anchorId="6F52AF87" wp14:editId="5224AE06">
+            <wp:extent cx="4667490" cy="1416123"/>
+            <wp:effectExtent l="0" t="0" r="0" b="0"/>
+            <wp:docPr id="41" name="Picture 41"/>
+            <wp:cNvGraphicFramePr>
+              <a:graphicFrameLocks xmlns:a="http://schemas.openxmlformats.org/drawingml/2006/main" noChangeAspect="1"/>
+            </wp:cNvGraphicFramePr>
+            <a:graphic xmlns:a="http://schemas.openxmlformats.org/drawingml/2006/main">
+              <a:graphicData uri="http://schemas.openxmlformats.org/drawingml/2006/picture">
+                <pic:pic xmlns:pic="http://schemas.openxmlformats.org/drawingml/2006/picture">
+                  <pic:nvPicPr>
+                    <pic:cNvPr id="1" name=""/>
+                    <pic:cNvPicPr/>
+                  </pic:nvPicPr>
+                  <pic:blipFill>
+                    <a:blip r:embed="rId39"/>
+                    <a:stretch>
+                      <a:fillRect/>
+                    </a:stretch>
+                  </pic:blipFill>
+                  <pic:spPr>
+                    <a:xfrm>
+                      <a:off x="0" y="0"/>
+                      <a:ext cx="4667490" cy="1416123"/>
+                    </a:xfrm>
+                    <a:prstGeom prst="rect">
+                      <a:avLst/>
+                    </a:prstGeom>
+                  </pic:spPr>
+                </pic:pic>
+              </a:graphicData>
+            </a:graphic>
+          </wp:inline>
+        </w:drawing>
+      </w:r>
+    </w:p>
+    <w:p>
+      <w:pPr>
+        <w:pStyle w:val="ListParagraph"/>
+        <w:rPr>
+          <w:rFonts w:ascii="Times New Roman" w:hAnsi="Times New Roman" w:cs="Times New Roman"/>
+        </w:rPr>
+      </w:pPr>
+    </w:p>
+    <w:p>
+      <w:pPr>
+        <w:pStyle w:val="ListParagraph"/>
+        <w:rPr>
+          <w:rFonts w:ascii="Times New Roman" w:hAnsi="Times New Roman" w:cs="Times New Roman"/>
+        </w:rPr>
+      </w:pPr>
+      <w:r>
+        <w:rPr>
+          <w:rFonts w:ascii="Times New Roman" w:hAnsi="Times New Roman" w:cs="Times New Roman"/>
+        </w:rPr>
+        <w:t xml:space="preserve">Penggabungan fungsi muatDaftarBuku() dan muatDaftarAnggota() menjadi fungsi generik muatDaftarData(urlJson, keys) berhasil menerapkan prinsip Don't Repeat Yourself (DRY). Fungsi ini menerima parameter URL file JSON dan daftar nama kunci (keys) untuk merender baris dan kolom tabel secara dinamis, sehingga modul </w:t>
+      </w:r>
+      <w:r>
+        <w:rPr>
+          <w:rFonts w:ascii="Times New Roman" w:hAnsi="Times New Roman" w:cs="Times New Roman"/>
+        </w:rPr>
+        <w:lastRenderedPageBreak/>
+        <w:t>JavaScript menjadi lebih fleksibel, efisien, dan reusable untuk berbagai struktur data di SIMPUS-Mini."</w:t>
+      </w:r>
+    </w:p>
+    <w:p>
+      <w:pPr>
+        <w:pStyle w:val="ListParagraph"/>
+        <w:rPr>
+          <w:rFonts w:ascii="Times New Roman" w:hAnsi="Times New Roman" w:cs="Times New Roman"/>
+        </w:rPr>
+      </w:pPr>
+    </w:p>
+    <w:p>
+      <w:pPr>
+        <w:pStyle w:val="ListParagraph"/>
+        <w:rPr>
+          <w:rFonts w:ascii="Times New Roman" w:hAnsi="Times New Roman" w:cs="Times New Roman"/>
+        </w:rPr>
+      </w:pPr>
+      <w:r>
+        <w:rPr>
+          <w:rFonts w:ascii="Times New Roman" w:hAnsi="Times New Roman" w:cs="Times New Roman"/>
+        </w:rPr>
+        <w:t>Uji coba</w:t>
+      </w:r>
+    </w:p>
+    <w:p>
+      <w:pPr>
+        <w:pStyle w:val="ListParagraph"/>
+        <w:numPr>
+          <w:ilvl w:val="0"/>
+          <w:numId w:val="8"/>
+        </w:numPr>
+        <w:rPr>
+          <w:rFonts w:ascii="Times New Roman" w:hAnsi="Times New Roman" w:cs="Times New Roman"/>
+        </w:rPr>
+      </w:pPr>
+      <w:r>
+        <w:rPr>
+          <w:rFonts w:ascii="Times New Roman" w:hAnsi="Times New Roman" w:cs="Times New Roman"/>
+        </w:rPr>
+        <w:t>Uji coba halaman buku</w:t>
+      </w:r>
+    </w:p>
+    <w:p>
+      <w:pPr>
+        <w:pStyle w:val="ListParagraph"/>
+        <w:ind w:left="1440"/>
+        <w:rPr>
+          <w:rFonts w:ascii="Times New Roman" w:hAnsi="Times New Roman" w:cs="Times New Roman"/>
+        </w:rPr>
+      </w:pPr>
+      <w:r>
+        <w:rPr>
+          <w:rFonts w:ascii="Times New Roman" w:hAnsi="Times New Roman" w:cs="Times New Roman"/>
+        </w:rPr>
+        <w:t>Buka halaman Daftar Buku lewat Live Server.</w:t>
+      </w:r>
+    </w:p>
+    <w:p>
+      <w:pPr>
+        <w:pStyle w:val="ListParagraph"/>
+        <w:ind w:left="1440"/>
+        <w:rPr>
+          <w:rFonts w:ascii="Times New Roman" w:hAnsi="Times New Roman" w:cs="Times New Roman"/>
+        </w:rPr>
+      </w:pPr>
+      <w:r>
+        <w:rPr>
+          <w:rFonts w:ascii="Times New Roman" w:hAnsi="Times New Roman" w:cs="Times New Roman"/>
+        </w:rPr>
+        <w:drawing>
+          <wp:inline distT="0" distB="0" distL="0" distR="0" wp14:anchorId="3C99E04C" wp14:editId="09E2617B">
+            <wp:extent cx="5407660" cy="1895018"/>
+            <wp:effectExtent l="133350" t="114300" r="154940" b="162560"/>
+            <wp:docPr id="42" name="Picture 42"/>
+            <wp:cNvGraphicFramePr>
+              <a:graphicFrameLocks xmlns:a="http://schemas.openxmlformats.org/drawingml/2006/main" noChangeAspect="1"/>
+            </wp:cNvGraphicFramePr>
+            <a:graphic xmlns:a="http://schemas.openxmlformats.org/drawingml/2006/main">
+              <a:graphicData uri="http://schemas.openxmlformats.org/drawingml/2006/picture">
+                <pic:pic xmlns:pic="http://schemas.openxmlformats.org/drawingml/2006/picture">
+                  <pic:nvPicPr>
+                    <pic:cNvPr id="1" name=""/>
+                    <pic:cNvPicPr/>
+                  </pic:nvPicPr>
+                  <pic:blipFill>
+                    <a:blip r:embed="rId40"/>
+                    <a:stretch>
+                      <a:fillRect/>
+                    </a:stretch>
+                  </pic:blipFill>
+                  <pic:spPr>
+                    <a:xfrm>
+                      <a:off x="0" y="0"/>
+                      <a:ext cx="5424335" cy="1900862"/>
+                    </a:xfrm>
+                    <a:prstGeom prst="rect">
+                      <a:avLst/>
+                    </a:prstGeom>
+                    <a:solidFill>
+                      <a:srgbClr val="FFFFFF">
+                        <a:shade val="85000"/>
+                      </a:srgbClr>
+                    </a:solidFill>
+                    <a:ln w="88900" cap="sq">
+                      <a:solidFill>
+                        <a:srgbClr val="FFFFFF"/>
+                      </a:solidFill>
+                      <a:miter lim="800000"/>
+                    </a:ln>
+                    <a:effectLst>
+                      <a:outerShdw blurRad="55000" dist="18000" dir="5400000" algn="tl" rotWithShape="0">
+                        <a:srgbClr val="000000">
+                          <a:alpha val="40000"/>
+                        </a:srgbClr>
+                      </a:outerShdw>
+                    </a:effectLst>
+                    <a:scene3d>
+                      <a:camera prst="orthographicFront"/>
+                      <a:lightRig rig="twoPt" dir="t">
+                        <a:rot lat="0" lon="0" rev="7200000"/>
+                      </a:lightRig>
+                    </a:scene3d>
+                    <a:sp3d>
+                      <a:bevelT w="25400" h="19050"/>
+                      <a:contourClr>
+                        <a:srgbClr val="FFFFFF"/>
+                      </a:contourClr>
+                    </a:sp3d>
+                  </pic:spPr>
+                </pic:pic>
+              </a:graphicData>
+            </a:graphic>
+          </wp:inline>
+        </w:drawing>
+      </w:r>
+    </w:p>
+    <w:p>
+      <w:pPr>
+        <w:pStyle w:val="ListParagraph"/>
+        <w:ind w:left="1440"/>
+        <w:rPr>
+          <w:rFonts w:ascii="Times New Roman" w:hAnsi="Times New Roman" w:cs="Times New Roman"/>
+        </w:rPr>
+      </w:pPr>
+      <w:r>
+        <w:rPr>
+          <w:rFonts w:ascii="Times New Roman" w:hAnsi="Times New Roman" w:cs="Times New Roman"/>
+        </w:rPr>
+        <w:t>Hasil: Indikator "Memuat data..." tampil selama 600ms, lalu tabel terisi 4 kolom data (judul, pengarang, tahun, stok) dan 1 kolom aksi. Klik tombol Muat Ulang untuk memastikan re-fetch berhasil.</w:t>
+      </w:r>
+    </w:p>
+    <w:p>
+      <w:pPr>
+        <w:pStyle w:val="ListParagraph"/>
+        <w:ind w:left="1440"/>
+        <w:rPr>
+          <w:rFonts w:ascii="Times New Roman" w:hAnsi="Times New Roman" w:cs="Times New Roman"/>
+        </w:rPr>
+      </w:pPr>
+    </w:p>
+    <w:p>
+      <w:pPr>
+        <w:pStyle w:val="ListParagraph"/>
+        <w:numPr>
+          <w:ilvl w:val="0"/>
+          <w:numId w:val="8"/>
+        </w:numPr>
+        <w:rPr>
+          <w:rFonts w:ascii="Times New Roman" w:hAnsi="Times New Roman" w:cs="Times New Roman"/>
+        </w:rPr>
+      </w:pPr>
+      <w:r>
+        <w:rPr>
+          <w:rFonts w:ascii="Times New Roman" w:hAnsi="Times New Roman" w:cs="Times New Roman"/>
+        </w:rPr>
+        <w:t>Uji coba halaman anggota</w:t>
+      </w:r>
+    </w:p>
+    <w:p>
+      <w:pPr>
+        <w:pStyle w:val="ListParagraph"/>
+        <w:ind w:left="1440"/>
+        <w:rPr>
+          <w:rFonts w:ascii="Times New Roman" w:hAnsi="Times New Roman" w:cs="Times New Roman"/>
+        </w:rPr>
+      </w:pPr>
+      <w:r>
+        <w:rPr>
+          <w:rFonts w:ascii="Times New Roman" w:hAnsi="Times New Roman" w:cs="Times New Roman"/>
+        </w:rPr>
+        <w:t>Buka halaman Daftar Anggota.</w:t>
+      </w:r>
+    </w:p>
+    <w:p>
+      <w:pPr>
+        <w:pStyle w:val="ListParagraph"/>
+        <w:ind w:left="1440"/>
+        <w:rPr>
+          <w:rFonts w:ascii="Times New Roman" w:hAnsi="Times New Roman" w:cs="Times New Roman"/>
+        </w:rPr>
+      </w:pPr>
+      <w:r>
+        <w:rPr>
+          <w:rFonts w:ascii="Times New Roman" w:hAnsi="Times New Roman" w:cs="Times New Roman"/>
+        </w:rPr>
+        <w:drawing>
+          <wp:inline distT="0" distB="0" distL="0" distR="0" wp14:anchorId="6199C8DF" wp14:editId="2D2307D5">
+            <wp:extent cx="5350510" cy="2204581"/>
+            <wp:effectExtent l="114300" t="114300" r="154940" b="139065"/>
+            <wp:docPr id="43" name="Picture 43"/>
+            <wp:cNvGraphicFramePr>
+              <a:graphicFrameLocks xmlns:a="http://schemas.openxmlformats.org/drawingml/2006/main" noChangeAspect="1"/>
+            </wp:cNvGraphicFramePr>
+            <a:graphic xmlns:a="http://schemas.openxmlformats.org/drawingml/2006/main">
+              <a:graphicData uri="http://schemas.openxmlformats.org/drawingml/2006/picture">
+                <pic:pic xmlns:pic="http://schemas.openxmlformats.org/drawingml/2006/picture">
+                  <pic:nvPicPr>
+                    <pic:cNvPr id="1" name=""/>
+                    <pic:cNvPicPr/>
+                  </pic:nvPicPr>
+                  <pic:blipFill>
+                    <a:blip r:embed="rId41"/>
+                    <a:stretch>
+                      <a:fillRect/>
+                    </a:stretch>
+                  </pic:blipFill>
+                  <pic:spPr>
+                    <a:xfrm>
+                      <a:off x="0" y="0"/>
+                      <a:ext cx="5367714" cy="2211670"/>
+                    </a:xfrm>
+                    <a:prstGeom prst="rect">
+                      <a:avLst/>
+                    </a:prstGeom>
+                    <a:solidFill>
+                      <a:srgbClr val="FFFFFF">
+                        <a:shade val="85000"/>
+                      </a:srgbClr>
+                    </a:solidFill>
+                    <a:ln w="88900" cap="sq">
+                      <a:solidFill>
+                        <a:srgbClr val="FFFFFF"/>
+                      </a:solidFill>
+                      <a:miter lim="800000"/>
+                    </a:ln>
+                    <a:effectLst>
+                      <a:outerShdw blurRad="55000" dist="18000" dir="5400000" algn="tl" rotWithShape="0">
+                        <a:srgbClr val="000000">
+                          <a:alpha val="40000"/>
+                        </a:srgbClr>
+                      </a:outerShdw>
+                    </a:effectLst>
+                    <a:scene3d>
+                      <a:camera prst="orthographicFront"/>
+                      <a:lightRig rig="twoPt" dir="t">
+                        <a:rot lat="0" lon="0" rev="7200000"/>
+                      </a:lightRig>
+                    </a:scene3d>
+                    <a:sp3d>
+                      <a:bevelT w="25400" h="19050"/>
+                      <a:contourClr>
+                        <a:srgbClr val="FFFFFF"/>
+                      </a:contourClr>
+                    </a:sp3d>
+                  </pic:spPr>
+                </pic:pic>
+              </a:graphicData>
+            </a:graphic>
+          </wp:inline>
+        </w:drawing>
+      </w:r>
+    </w:p>
+    <w:p>
+      <w:pPr>
+        <w:pStyle w:val="ListParagraph"/>
+        <w:ind w:left="1440"/>
+        <w:rPr>
+          <w:rFonts w:ascii="Times New Roman" w:hAnsi="Times New Roman" w:cs="Times New Roman"/>
+        </w:rPr>
+      </w:pPr>
+      <w:r>
+        <w:rPr>
+          <w:rFonts w:ascii="Times New Roman" w:hAnsi="Times New Roman" w:cs="Times New Roman"/>
+        </w:rPr>
+        <w:t>Hasil: Tabel terisi 4 kolom data (no_anggota, nama, alamat, no_hp) dan 1 kolom aksi secara dinamis tanpa ada error di Console browser.</w:t>
+      </w:r>
+    </w:p>
+    <w:p>
+      <w:pPr>
+        <w:pStyle w:val="ListParagraph"/>
+        <w:ind w:left="1440"/>
+        <w:rPr>
+          <w:rFonts w:ascii="Times New Roman" w:hAnsi="Times New Roman" w:cs="Times New Roman"/>
+        </w:rPr>
+      </w:pPr>
+    </w:p>
+    <w:p>
+      <w:pPr>
+        <w:pStyle w:val="ListParagraph"/>
+        <w:numPr>
+          <w:ilvl w:val="0"/>
+          <w:numId w:val="8"/>
+        </w:numPr>
+        <w:rPr>
+          <w:rFonts w:ascii="Times New Roman" w:hAnsi="Times New Roman" w:cs="Times New Roman"/>
+        </w:rPr>
+      </w:pPr>
+      <w:r>
+        <w:rPr>
+          <w:rFonts w:ascii="Times New Roman" w:hAnsi="Times New Roman" w:cs="Times New Roman"/>
+        </w:rPr>
+        <w:t>Uji coba fitur global</w:t>
+      </w:r>
+    </w:p>
+    <w:p>
+      <w:pPr>
+        <w:pStyle w:val="ListParagraph"/>
+        <w:ind w:left="1440"/>
+        <w:rPr>
+          <w:rFonts w:ascii="Times New Roman" w:hAnsi="Times New Roman" w:cs="Times New Roman"/>
+        </w:rPr>
+      </w:pPr>
+      <w:r>
+        <w:rPr>
+          <w:rFonts w:ascii="Times New Roman" w:hAnsi="Times New Roman" w:cs="Times New Roman"/>
+        </w:rPr>
+        <w:t>Ketik nama pada search box dan klik tombol Hapus pada salah satu baris.</w:t>
+      </w:r>
+    </w:p>
+    <w:p>
+      <w:pPr>
+        <w:pStyle w:val="ListParagraph"/>
+        <w:ind w:left="1440"/>
+        <w:rPr>
+          <w:rFonts w:ascii="Times New Roman" w:hAnsi="Times New Roman" w:cs="Times New Roman"/>
+        </w:rPr>
+      </w:pPr>
+      <w:r>
+        <w:rPr>
+          <w:rFonts w:ascii="Times New Roman" w:hAnsi="Times New Roman" w:cs="Times New Roman"/>
+        </w:rPr>
+        <w:lastRenderedPageBreak/>
+        <w:drawing>
+          <wp:inline distT="0" distB="0" distL="0" distR="0" wp14:anchorId="4B28FA2E" wp14:editId="203A1D37">
+            <wp:extent cx="5731510" cy="1438275"/>
+            <wp:effectExtent l="114300" t="114300" r="116840" b="142875"/>
+            <wp:docPr id="45" name="Picture 45"/>
+            <wp:cNvGraphicFramePr>
+              <a:graphicFrameLocks xmlns:a="http://schemas.openxmlformats.org/drawingml/2006/main" noChangeAspect="1"/>
+            </wp:cNvGraphicFramePr>
+            <a:graphic xmlns:a="http://schemas.openxmlformats.org/drawingml/2006/main">
+              <a:graphicData uri="http://schemas.openxmlformats.org/drawingml/2006/picture">
+                <pic:pic xmlns:pic="http://schemas.openxmlformats.org/drawingml/2006/picture">
+                  <pic:nvPicPr>
+                    <pic:cNvPr id="1" name=""/>
+                    <pic:cNvPicPr/>
+                  </pic:nvPicPr>
+                  <pic:blipFill>
+                    <a:blip r:embed="rId42"/>
+                    <a:stretch>
+                      <a:fillRect/>
+                    </a:stretch>
+                  </pic:blipFill>
+                  <pic:spPr>
+                    <a:xfrm>
+                      <a:off x="0" y="0"/>
+                      <a:ext cx="5731510" cy="1438275"/>
+                    </a:xfrm>
+                    <a:prstGeom prst="rect">
+                      <a:avLst/>
+                    </a:prstGeom>
+                    <a:solidFill>
+                      <a:srgbClr val="FFFFFF">
+                        <a:shade val="85000"/>
+                      </a:srgbClr>
+                    </a:solidFill>
+                    <a:ln w="88900" cap="sq">
+                      <a:solidFill>
+                        <a:srgbClr val="FFFFFF"/>
+                      </a:solidFill>
+                      <a:miter lim="800000"/>
+                    </a:ln>
+                    <a:effectLst>
+                      <a:outerShdw blurRad="55000" dist="18000" dir="5400000" algn="tl" rotWithShape="0">
+                        <a:srgbClr val="000000">
+                          <a:alpha val="40000"/>
+                        </a:srgbClr>
+                      </a:outerShdw>
+                    </a:effectLst>
+                    <a:scene3d>
+                      <a:camera prst="orthographicFront"/>
+                      <a:lightRig rig="twoPt" dir="t">
+                        <a:rot lat="0" lon="0" rev="7200000"/>
+                      </a:lightRig>
+                    </a:scene3d>
+                    <a:sp3d>
+                      <a:bevelT w="25400" h="19050"/>
+                      <a:contourClr>
+                        <a:srgbClr val="FFFFFF"/>
+                      </a:contourClr>
+                    </a:sp3d>
+                  </pic:spPr>
+                </pic:pic>
+              </a:graphicData>
+            </a:graphic>
+          </wp:inline>
+        </w:drawing>
+      </w:r>
+    </w:p>
+    <w:p>
+      <w:pPr>
+        <w:pStyle w:val="ListParagraph"/>
+        <w:ind w:left="1440"/>
+        <w:rPr>
+          <w:rFonts w:ascii="Times New Roman" w:hAnsi="Times New Roman" w:cs="Times New Roman"/>
+        </w:rPr>
+      </w:pPr>
+      <w:r>
+        <w:rPr>
+          <w:rFonts w:ascii="Times New Roman" w:hAnsi="Times New Roman" w:cs="Times New Roman"/>
+        </w:rPr>
+        <w:t>Hasil: Pencarian realtime dan penghapusan baris tetap berjalan normal karena event delegation pada app.js tetap terhubung.</w:t>
+      </w:r>
+    </w:p>
+    <w:p>
+      <w:pPr>
+        <w:pStyle w:val="ListParagraph"/>
+        <w:ind w:left="1440"/>
+        <w:rPr>
+          <w:rFonts w:ascii="Times New Roman" w:hAnsi="Times New Roman" w:cs="Times New Roman"/>
+        </w:rPr>
+      </w:pPr>
+    </w:p>
+    <w:p>
+      <w:pPr>
+        <w:pStyle w:val="ListParagraph"/>
+        <w:numPr>
+          <w:ilvl w:val="0"/>
+          <w:numId w:val="10"/>
+        </w:numPr>
+        <w:rPr>
+          <w:rFonts w:ascii="Times New Roman" w:hAnsi="Times New Roman" w:cs="Times New Roman"/>
+        </w:rPr>
+      </w:pPr>
+      <w:r>
+        <w:rPr>
+          <w:rFonts w:ascii="Times New Roman" w:hAnsi="Times New Roman" w:cs="Times New Roman"/>
+        </w:rPr>
+        <w:t>Tambah kolom baru di data/buku.json (misalnya "kategori"), lalu tampilkan di tabel dengan menambah satu &lt;th&gt; di HTML dan satu &lt;td&gt; di tr.innerHTML pada buku.js.</w:t>
+      </w:r>
+    </w:p>
+    <w:p>
+      <w:pPr>
+        <w:pStyle w:val="ListParagraph"/>
+        <w:rPr>
+          <w:rFonts w:ascii="Times New Roman" w:hAnsi="Times New Roman" w:cs="Times New Roman"/>
+        </w:rPr>
+      </w:pPr>
+    </w:p>
+    <w:p>
+      <w:pPr>
+        <w:pStyle w:val="ListParagraph"/>
+        <w:rPr>
+          <w:rFonts w:ascii="Times New Roman" w:hAnsi="Times New Roman" w:cs="Times New Roman"/>
+        </w:rPr>
+      </w:pPr>
+      <w:r>
+        <w:rPr>
+          <w:rFonts w:ascii="Times New Roman" w:hAnsi="Times New Roman" w:cs="Times New Roman"/>
+        </w:rPr>
+        <w:t>Jawab</w:t>
+      </w:r>
+    </w:p>
+    <w:p>
+      <w:pPr>
+        <w:pStyle w:val="ListParagraph"/>
+        <w:rPr>
+          <w:rFonts w:ascii="Times New Roman" w:hAnsi="Times New Roman" w:cs="Times New Roman"/>
+        </w:rPr>
+      </w:pPr>
+      <w:r>
+        <w:rPr>
+          <w:rFonts w:ascii="Times New Roman" w:hAnsi="Times New Roman" w:cs="Times New Roman"/>
+        </w:rPr>
+        <w:t>Update file data/buku.json</w:t>
+      </w:r>
+    </w:p>
+    <w:p>
+      <w:pPr>
+        <w:pStyle w:val="ListParagraph"/>
+        <w:rPr>
+          <w:rFonts w:ascii="Times New Roman" w:hAnsi="Times New Roman" w:cs="Times New Roman"/>
+        </w:rPr>
+      </w:pPr>
+      <w:r>
+        <w:rPr>
+          <w:rFonts w:ascii="Times New Roman" w:hAnsi="Times New Roman" w:cs="Times New Roman"/>
+        </w:rPr>
+        <w:t>Tambahkan properti "kategori" pada setiap objek data buku:</w:t>
+      </w:r>
+    </w:p>
+    <w:p>
+      <w:pPr>
+        <w:pStyle w:val="ListParagraph"/>
+        <w:rPr>
+          <w:rFonts w:ascii="Times New Roman" w:hAnsi="Times New Roman" w:cs="Times New Roman"/>
+        </w:rPr>
+      </w:pPr>
+      <w:r>
+        <w:rPr>
+          <w:rFonts w:ascii="Times New Roman" w:hAnsi="Times New Roman" w:cs="Times New Roman"/>
+        </w:rPr>
+        <w:drawing>
+          <wp:inline distT="0" distB="0" distL="0" distR="0" wp14:anchorId="383D8F64" wp14:editId="34308A4A">
+            <wp:extent cx="5731510" cy="1426210"/>
+            <wp:effectExtent l="0" t="0" r="2540" b="2540"/>
+            <wp:docPr id="47" name="Picture 47"/>
+            <wp:cNvGraphicFramePr>
+              <a:graphicFrameLocks xmlns:a="http://schemas.openxmlformats.org/drawingml/2006/main" noChangeAspect="1"/>
+            </wp:cNvGraphicFramePr>
+            <a:graphic xmlns:a="http://schemas.openxmlformats.org/drawingml/2006/main">
+              <a:graphicData uri="http://schemas.openxmlformats.org/drawingml/2006/picture">
+                <pic:pic xmlns:pic="http://schemas.openxmlformats.org/drawingml/2006/picture">
+                  <pic:nvPicPr>
+                    <pic:cNvPr id="1" name=""/>
+                    <pic:cNvPicPr/>
+                  </pic:nvPicPr>
+                  <pic:blipFill>
+                    <a:blip r:embed="rId43"/>
+                    <a:stretch>
+                      <a:fillRect/>
+                    </a:stretch>
+                  </pic:blipFill>
+                  <pic:spPr>
+                    <a:xfrm>
+                      <a:off x="0" y="0"/>
+                      <a:ext cx="5731510" cy="1426210"/>
+                    </a:xfrm>
+                    <a:prstGeom prst="rect">
+                      <a:avLst/>
+                    </a:prstGeom>
+                  </pic:spPr>
+                </pic:pic>
+              </a:graphicData>
+            </a:graphic>
+          </wp:inline>
+        </w:drawing>
+      </w:r>
+    </w:p>
+    <w:p>
+      <w:pPr>
+        <w:pStyle w:val="ListParagraph"/>
+        <w:rPr>
+          <w:rFonts w:ascii="Times New Roman" w:hAnsi="Times New Roman" w:cs="Times New Roman"/>
+        </w:rPr>
+      </w:pPr>
+    </w:p>
+    <w:p>
+      <w:pPr>
+        <w:pStyle w:val="ListParagraph"/>
+        <w:rPr>
+          <w:rFonts w:ascii="Times New Roman" w:hAnsi="Times New Roman" w:cs="Times New Roman"/>
+        </w:rPr>
+      </w:pPr>
+      <w:r>
+        <w:rPr>
+          <w:rFonts w:ascii="Times New Roman" w:hAnsi="Times New Roman" w:cs="Times New Roman"/>
+        </w:rPr>
+        <w:t>Update file buku/list.html</w:t>
+      </w:r>
+    </w:p>
+    <w:p>
+      <w:pPr>
+        <w:pStyle w:val="ListParagraph"/>
+        <w:rPr>
+          <w:rFonts w:ascii="Times New Roman" w:hAnsi="Times New Roman" w:cs="Times New Roman"/>
+        </w:rPr>
+      </w:pPr>
+      <w:r>
+        <w:rPr>
+          <w:rFonts w:ascii="Times New Roman" w:hAnsi="Times New Roman" w:cs="Times New Roman"/>
+        </w:rPr>
+        <w:t>Tambahkan elemen &lt;th&gt;Kategori&lt;/th&gt; pada tabel HTML, dan masukkan "kategori" ke dalam daftar keysBuku:</w:t>
+      </w:r>
+    </w:p>
+    <w:p>
+      <w:pPr>
+        <w:pStyle w:val="ListParagraph"/>
+        <w:rPr>
+          <w:rFonts w:ascii="Times New Roman" w:hAnsi="Times New Roman" w:cs="Times New Roman"/>
+        </w:rPr>
+      </w:pPr>
+      <w:r>
+        <w:rPr>
+          <w:rFonts w:ascii="Times New Roman" w:hAnsi="Times New Roman" w:cs="Times New Roman"/>
+        </w:rPr>
+        <w:drawing>
+          <wp:inline distT="0" distB="0" distL="0" distR="0" wp14:anchorId="4052E857" wp14:editId="47A82B5F">
+            <wp:extent cx="1847945" cy="571529"/>
+            <wp:effectExtent l="0" t="0" r="0" b="0"/>
+            <wp:docPr id="48" name="Picture 48"/>
+            <wp:cNvGraphicFramePr>
+              <a:graphicFrameLocks xmlns:a="http://schemas.openxmlformats.org/drawingml/2006/main" noChangeAspect="1"/>
+            </wp:cNvGraphicFramePr>
+            <a:graphic xmlns:a="http://schemas.openxmlformats.org/drawingml/2006/main">
+              <a:graphicData uri="http://schemas.openxmlformats.org/drawingml/2006/picture">
+                <pic:pic xmlns:pic="http://schemas.openxmlformats.org/drawingml/2006/picture">
+                  <pic:nvPicPr>
+                    <pic:cNvPr id="1" name=""/>
+                    <pic:cNvPicPr/>
+                  </pic:nvPicPr>
+                  <pic:blipFill>
+                    <a:blip r:embed="rId44"/>
+                    <a:stretch>
+                      <a:fillRect/>
+                    </a:stretch>
+                  </pic:blipFill>
+                  <pic:spPr>
+                    <a:xfrm>
+                      <a:off x="0" y="0"/>
+                      <a:ext cx="1847945" cy="571529"/>
+                    </a:xfrm>
+                    <a:prstGeom prst="rect">
+                      <a:avLst/>
+                    </a:prstGeom>
+                  </pic:spPr>
+                </pic:pic>
+              </a:graphicData>
+            </a:graphic>
+          </wp:inline>
+        </w:drawing>
+      </w:r>
+    </w:p>
+    <w:p>
+      <w:pPr>
+        <w:pStyle w:val="ListParagraph"/>
+        <w:rPr>
+          <w:rFonts w:ascii="Times New Roman" w:hAnsi="Times New Roman" w:cs="Times New Roman"/>
+        </w:rPr>
+      </w:pPr>
+      <w:r>
+        <w:rPr>
+          <w:rFonts w:ascii="Times New Roman" w:hAnsi="Times New Roman" w:cs="Times New Roman"/>
+        </w:rPr>
+        <w:drawing>
+          <wp:inline distT="0" distB="0" distL="0" distR="0" wp14:anchorId="2509E77D" wp14:editId="08026162">
+            <wp:extent cx="4457929" cy="495325"/>
+            <wp:effectExtent l="0" t="0" r="0" b="0"/>
+            <wp:docPr id="49" name="Picture 49"/>
+            <wp:cNvGraphicFramePr>
+              <a:graphicFrameLocks xmlns:a="http://schemas.openxmlformats.org/drawingml/2006/main" noChangeAspect="1"/>
+            </wp:cNvGraphicFramePr>
+            <a:graphic xmlns:a="http://schemas.openxmlformats.org/drawingml/2006/main">
+              <a:graphicData uri="http://schemas.openxmlformats.org/drawingml/2006/picture">
+                <pic:pic xmlns:pic="http://schemas.openxmlformats.org/drawingml/2006/picture">
+                  <pic:nvPicPr>
+                    <pic:cNvPr id="1" name=""/>
+                    <pic:cNvPicPr/>
+                  </pic:nvPicPr>
+                  <pic:blipFill>
+                    <a:blip r:embed="rId45"/>
+                    <a:stretch>
+                      <a:fillRect/>
+                    </a:stretch>
+                  </pic:blipFill>
+                  <pic:spPr>
+                    <a:xfrm>
+                      <a:off x="0" y="0"/>
+                      <a:ext cx="4457929" cy="495325"/>
+                    </a:xfrm>
+                    <a:prstGeom prst="rect">
+                      <a:avLst/>
+                    </a:prstGeom>
+                  </pic:spPr>
+                </pic:pic>
+              </a:graphicData>
+            </a:graphic>
+          </wp:inline>
+        </w:drawing>
+      </w:r>
+    </w:p>
+    <w:p>
+      <w:pPr>
+        <w:pStyle w:val="ListParagraph"/>
+        <w:rPr>
+          <w:rFonts w:ascii="Times New Roman" w:hAnsi="Times New Roman" w:cs="Times New Roman"/>
+        </w:rPr>
+      </w:pPr>
+      <w:r>
+        <w:rPr>
+          <w:rFonts w:ascii="Times New Roman" w:hAnsi="Times New Roman" w:cs="Times New Roman"/>
+        </w:rPr>
+        <w:t>Hasil</w:t>
+      </w:r>
+    </w:p>
+    <w:p>
+      <w:pPr>
+        <w:pStyle w:val="ListParagraph"/>
+        <w:rPr>
+          <w:rFonts w:ascii="Times New Roman" w:hAnsi="Times New Roman" w:cs="Times New Roman"/>
+        </w:rPr>
+      </w:pPr>
+      <w:r>
+        <w:rPr>
+          <w:rFonts w:ascii="Times New Roman" w:hAnsi="Times New Roman" w:cs="Times New Roman"/>
+        </w:rPr>
+        <w:lastRenderedPageBreak/>
+        <w:drawing>
+          <wp:inline distT="0" distB="0" distL="0" distR="0" wp14:anchorId="773D3AF7" wp14:editId="0DF569ED">
+            <wp:extent cx="5219700" cy="1993386"/>
+            <wp:effectExtent l="133350" t="114300" r="152400" b="159385"/>
+            <wp:docPr id="50" name="Picture 50"/>
+            <wp:cNvGraphicFramePr>
+              <a:graphicFrameLocks xmlns:a="http://schemas.openxmlformats.org/drawingml/2006/main" noChangeAspect="1"/>
+            </wp:cNvGraphicFramePr>
+            <a:graphic xmlns:a="http://schemas.openxmlformats.org/drawingml/2006/main">
+              <a:graphicData uri="http://schemas.openxmlformats.org/drawingml/2006/picture">
+                <pic:pic xmlns:pic="http://schemas.openxmlformats.org/drawingml/2006/picture">
+                  <pic:nvPicPr>
+                    <pic:cNvPr id="1" name=""/>
+                    <pic:cNvPicPr/>
+                  </pic:nvPicPr>
+                  <pic:blipFill>
+                    <a:blip r:embed="rId46"/>
+                    <a:stretch>
+                      <a:fillRect/>
+                    </a:stretch>
+                  </pic:blipFill>
+                  <pic:spPr>
+                    <a:xfrm>
+                      <a:off x="0" y="0"/>
+                      <a:ext cx="5226330" cy="1995918"/>
+                    </a:xfrm>
+                    <a:prstGeom prst="rect">
+                      <a:avLst/>
+                    </a:prstGeom>
+                    <a:solidFill>
+                      <a:srgbClr val="FFFFFF">
+                        <a:shade val="85000"/>
+                      </a:srgbClr>
+                    </a:solidFill>
+                    <a:ln w="88900" cap="sq">
+                      <a:solidFill>
+                        <a:srgbClr val="FFFFFF"/>
+                      </a:solidFill>
+                      <a:miter lim="800000"/>
+                    </a:ln>
+                    <a:effectLst>
+                      <a:outerShdw blurRad="55000" dist="18000" dir="5400000" algn="tl" rotWithShape="0">
+                        <a:srgbClr val="000000">
+                          <a:alpha val="40000"/>
+                        </a:srgbClr>
+                      </a:outerShdw>
+                    </a:effectLst>
+                    <a:scene3d>
+                      <a:camera prst="orthographicFront"/>
+                      <a:lightRig rig="twoPt" dir="t">
+                        <a:rot lat="0" lon="0" rev="7200000"/>
+                      </a:lightRig>
+                    </a:scene3d>
+                    <a:sp3d>
+                      <a:bevelT w="25400" h="19050"/>
+                      <a:contourClr>
+                        <a:srgbClr val="FFFFFF"/>
+                      </a:contourClr>
+                    </a:sp3d>
+                  </pic:spPr>
+                </pic:pic>
+              </a:graphicData>
+            </a:graphic>
+          </wp:inline>
+        </w:drawing>
+      </w:r>
+    </w:p>
+    <w:p>
+      <w:pPr>
+        <w:pStyle w:val="ListParagraph"/>
+        <w:rPr>
+          <w:rFonts w:ascii="Times New Roman" w:hAnsi="Times New Roman" w:cs="Times New Roman"/>
+        </w:rPr>
+      </w:pPr>
+      <w:r>
+        <w:rPr>
+          <w:rFonts w:ascii="Times New Roman" w:hAnsi="Times New Roman" w:cs="Times New Roman"/>
+        </w:rPr>
+        <w:t>Penambahan kolom Kategori pada data/buku.json dan elemen &lt;th&gt; pada buku/list.html dapat langsung ter-render secara otomatis tanpa mengubah logika JavaScript. Hal ini karena fungsi generik muatDaftarData() secara dinamis membuat &lt;td&gt; berdasarkan array keysBuku yang dikirimkan sebagai parameter."</w:t>
+      </w:r>
+    </w:p>
+    <w:p>
+      <w:pPr>
+        <w:pStyle w:val="ListParagraph"/>
+        <w:rPr>
+          <w:rFonts w:ascii="Times New Roman" w:hAnsi="Times New Roman" w:cs="Times New Roman"/>
+        </w:rPr>
+      </w:pPr>
+    </w:p>
+    <w:p>
+      <w:pPr>
+        <w:pStyle w:val="ListParagraph"/>
+        <w:numPr>
+          <w:ilvl w:val="0"/>
+          <w:numId w:val="10"/>
+        </w:numPr>
+        <w:rPr>
+          <w:rFonts w:ascii="Times New Roman" w:hAnsi="Times New Roman" w:cs="Times New Roman"/>
+        </w:rPr>
+      </w:pPr>
+      <w:r>
+        <w:rPr>
+          <w:rFonts w:ascii="Times New Roman" w:hAnsi="Times New Roman" w:cs="Times New Roman"/>
+        </w:rPr>
+        <w:t>Uji delegasi event lebih jauh — tambahkan console.log(e.target) di awal fungsi initHapusConfirm (</w:t>
+      </w:r>
+      <w:hyperlink r:id="rId47" w:history="1">
+        <w:r>
+          <w:rPr>
+            <w:rFonts w:ascii="Times New Roman" w:hAnsi="Times New Roman" w:cs="Times New Roman"/>
+          </w:rPr>
+          <w:t>bab 6</w:t>
+        </w:r>
+      </w:hyperlink>
+      <w:r>
+        <w:rPr>
+          <w:rFonts w:ascii="Times New Roman" w:hAnsi="Times New Roman" w:cs="Times New Roman"/>
+        </w:rPr>
+        <w:t>), buka Console, lalu klik berbagai tempat di halaman (bukan cuma tombol Hapus) untuk melihat sendiri bagaimana document menerima semua event klik di halaman, dan bagaimana e.target.closest(...) menyaring hanya yang relevan.</w:t>
+      </w:r>
+    </w:p>
+    <w:p>
+      <w:pPr>
+        <w:pStyle w:val="ListParagraph"/>
+        <w:rPr>
+          <w:rFonts w:ascii="Times New Roman" w:hAnsi="Times New Roman" w:cs="Times New Roman"/>
+        </w:rPr>
+      </w:pPr>
+    </w:p>
+    <w:p>
+      <w:pPr>
+        <w:pStyle w:val="ListParagraph"/>
+        <w:rPr>
+          <w:rFonts w:ascii="Times New Roman" w:hAnsi="Times New Roman" w:cs="Times New Roman"/>
+        </w:rPr>
+      </w:pPr>
+      <w:r>
+        <w:rPr>
+          <w:rFonts w:ascii="Times New Roman" w:hAnsi="Times New Roman" w:cs="Times New Roman"/>
+        </w:rPr>
+        <w:t>Jawab</w:t>
+      </w:r>
+    </w:p>
+    <w:p>
+      <w:pPr>
+        <w:pStyle w:val="ListParagraph"/>
+        <w:numPr>
+          <w:ilvl w:val="0"/>
+          <w:numId w:val="8"/>
+        </w:numPr>
+        <w:rPr>
+          <w:rFonts w:ascii="Times New Roman" w:hAnsi="Times New Roman" w:cs="Times New Roman"/>
+        </w:rPr>
+      </w:pPr>
+      <w:r>
+        <w:rPr>
+          <w:rFonts w:ascii="Times New Roman" w:hAnsi="Times New Roman" w:cs="Times New Roman"/>
+        </w:rPr>
+        <w:t>Update Fungsi di assets/js/app.js</w:t>
+      </w:r>
+    </w:p>
+    <w:p>
+      <w:pPr>
+        <w:pStyle w:val="ListParagraph"/>
+        <w:ind w:left="1440"/>
+        <w:rPr>
+          <w:rFonts w:ascii="Times New Roman" w:hAnsi="Times New Roman" w:cs="Times New Roman"/>
+        </w:rPr>
+      </w:pPr>
+      <w:r>
+        <w:rPr>
+          <w:rFonts w:ascii="Times New Roman" w:hAnsi="Times New Roman" w:cs="Times New Roman"/>
+        </w:rPr>
+        <w:t>Tambahkan console.log(e.target) di baris pertama di dalam event listener.</w:t>
+      </w:r>
+    </w:p>
+    <w:p>
+      <w:pPr>
+        <w:pStyle w:val="ListParagraph"/>
+        <w:ind w:left="1440"/>
+        <w:rPr>
+          <w:rFonts w:ascii="Times New Roman" w:hAnsi="Times New Roman" w:cs="Times New Roman"/>
+        </w:rPr>
+      </w:pPr>
+      <w:r>
+        <w:rPr>
+          <w:rFonts w:ascii="Times New Roman" w:hAnsi="Times New Roman" w:cs="Times New Roman"/>
+        </w:rPr>
+        <w:drawing>
+          <wp:inline distT="0" distB="0" distL="0" distR="0" wp14:anchorId="754409A7" wp14:editId="4E3338C3">
+            <wp:extent cx="3016405" cy="400071"/>
+            <wp:effectExtent l="0" t="0" r="0" b="0"/>
+            <wp:docPr id="51" name="Picture 51"/>
+            <wp:cNvGraphicFramePr>
+              <a:graphicFrameLocks xmlns:a="http://schemas.openxmlformats.org/drawingml/2006/main" noChangeAspect="1"/>
+            </wp:cNvGraphicFramePr>
+            <a:graphic xmlns:a="http://schemas.openxmlformats.org/drawingml/2006/main">
+              <a:graphicData uri="http://schemas.openxmlformats.org/drawingml/2006/picture">
+                <pic:pic xmlns:pic="http://schemas.openxmlformats.org/drawingml/2006/picture">
+                  <pic:nvPicPr>
+                    <pic:cNvPr id="1" name=""/>
+                    <pic:cNvPicPr/>
+                  </pic:nvPicPr>
+                  <pic:blipFill>
+                    <a:blip r:embed="rId48"/>
+                    <a:stretch>
+                      <a:fillRect/>
+                    </a:stretch>
+                  </pic:blipFill>
+                  <pic:spPr>
+                    <a:xfrm>
+                      <a:off x="0" y="0"/>
+                      <a:ext cx="3016405" cy="400071"/>
+                    </a:xfrm>
+                    <a:prstGeom prst="rect">
+                      <a:avLst/>
+                    </a:prstGeom>
+                  </pic:spPr>
+                </pic:pic>
+              </a:graphicData>
+            </a:graphic>
+          </wp:inline>
+        </w:drawing>
+      </w:r>
+    </w:p>
+    <w:p>
+      <w:pPr>
+        <w:pStyle w:val="ListParagraph"/>
+        <w:numPr>
+          <w:ilvl w:val="0"/>
+          <w:numId w:val="8"/>
+        </w:numPr>
+        <w:rPr>
+          <w:rFonts w:ascii="Times New Roman" w:hAnsi="Times New Roman" w:cs="Times New Roman"/>
+        </w:rPr>
+      </w:pPr>
+      <w:r>
+        <w:rPr>
+          <w:rFonts w:ascii="Times New Roman" w:hAnsi="Times New Roman" w:cs="Times New Roman"/>
+        </w:rPr>
+        <w:t>Uji coba</w:t>
+      </w:r>
+    </w:p>
+    <w:p>
+      <w:pPr>
+        <w:pStyle w:val="ListParagraph"/>
+        <w:ind w:left="1440"/>
+        <w:rPr>
+          <w:rFonts w:ascii="Times New Roman" w:hAnsi="Times New Roman" w:cs="Times New Roman"/>
+        </w:rPr>
+      </w:pPr>
+      <w:r>
+        <w:rPr>
+          <w:rFonts w:ascii="Times New Roman" w:hAnsi="Times New Roman" w:cs="Times New Roman"/>
+        </w:rPr>
+        <w:drawing>
+          <wp:inline distT="0" distB="0" distL="0" distR="0" wp14:anchorId="3DADF851" wp14:editId="2B064086">
+            <wp:extent cx="5528310" cy="2100219"/>
+            <wp:effectExtent l="114300" t="114300" r="148590" b="147955"/>
+            <wp:docPr id="52" name="Picture 52"/>
+            <wp:cNvGraphicFramePr>
+              <a:graphicFrameLocks xmlns:a="http://schemas.openxmlformats.org/drawingml/2006/main" noChangeAspect="1"/>
+            </wp:cNvGraphicFramePr>
+            <a:graphic xmlns:a="http://schemas.openxmlformats.org/drawingml/2006/main">
+              <a:graphicData uri="http://schemas.openxmlformats.org/drawingml/2006/picture">
+                <pic:pic xmlns:pic="http://schemas.openxmlformats.org/drawingml/2006/picture">
+                  <pic:nvPicPr>
+                    <pic:cNvPr id="1" name=""/>
+                    <pic:cNvPicPr/>
+                  </pic:nvPicPr>
+                  <pic:blipFill>
+                    <a:blip r:embed="rId49"/>
+                    <a:stretch>
+                      <a:fillRect/>
+                    </a:stretch>
+                  </pic:blipFill>
+                  <pic:spPr>
+                    <a:xfrm>
+                      <a:off x="0" y="0"/>
+                      <a:ext cx="5535010" cy="2102764"/>
+                    </a:xfrm>
+                    <a:prstGeom prst="rect">
+                      <a:avLst/>
+                    </a:prstGeom>
+                    <a:solidFill>
+                      <a:srgbClr val="FFFFFF">
+                        <a:shade val="85000"/>
+                      </a:srgbClr>
+                    </a:solidFill>
+                    <a:ln w="88900" cap="sq">
+                      <a:solidFill>
+                        <a:srgbClr val="FFFFFF"/>
+                      </a:solidFill>
+                      <a:miter lim="800000"/>
+                    </a:ln>
+                    <a:effectLst>
+                      <a:outerShdw blurRad="55000" dist="18000" dir="5400000" algn="tl" rotWithShape="0">
+                        <a:srgbClr val="000000">
+                          <a:alpha val="40000"/>
+                        </a:srgbClr>
+                      </a:outerShdw>
+                    </a:effectLst>
+                    <a:scene3d>
+                      <a:camera prst="orthographicFront"/>
+                      <a:lightRig rig="twoPt" dir="t">
+                        <a:rot lat="0" lon="0" rev="7200000"/>
+                      </a:lightRig>
+                    </a:scene3d>
+                    <a:sp3d>
+                      <a:bevelT w="25400" h="19050"/>
+                      <a:contourClr>
+                        <a:srgbClr val="FFFFFF"/>
+                      </a:contourClr>
+                    </a:sp3d>
+                  </pic:spPr>
+                </pic:pic>
+              </a:graphicData>
+            </a:graphic>
+          </wp:inline>
+        </w:drawing>
+      </w:r>
+    </w:p>
+    <w:p>
+      <w:pPr>
+        <w:pStyle w:val="ListParagraph"/>
+        <w:ind w:left="1440"/>
+        <w:rPr>
+          <w:rFonts w:ascii="Times New Roman" w:hAnsi="Times New Roman" w:cs="Times New Roman"/>
+        </w:rPr>
+      </w:pPr>
+      <w:r>
+        <w:t xml:space="preserve">Hasil uji coba menggunakan </w:t>
+      </w:r>
+      <w:r>
+        <w:rPr>
+          <w:rStyle w:val="HTMLCode"/>
+          <w:rFonts w:eastAsiaTheme="minorEastAsia"/>
+        </w:rPr>
+        <w:t>console.log(e.target)</w:t>
+      </w:r>
+      <w:r>
+        <w:t xml:space="preserve"> membuktikan bahwa </w:t>
+      </w:r>
+      <w:r>
+        <w:rPr>
+          <w:i/>
+          <w:iCs/>
+        </w:rPr>
+        <w:t>event listener</w:t>
+      </w:r>
+      <w:r>
+        <w:t xml:space="preserve"> pada tingkat </w:t>
+      </w:r>
+      <w:r>
+        <w:rPr>
+          <w:rStyle w:val="HTMLCode"/>
+          <w:rFonts w:eastAsiaTheme="minorEastAsia"/>
+        </w:rPr>
+        <w:t>document</w:t>
+      </w:r>
+      <w:r>
+        <w:t xml:space="preserve"> menerima semua event klik di halaman (</w:t>
+      </w:r>
+      <w:r>
+        <w:rPr>
+          <w:i/>
+          <w:iCs/>
+        </w:rPr>
+        <w:t>event bubbling</w:t>
+      </w:r>
+      <w:r>
+        <w:t xml:space="preserve">). Namun, dengan metode </w:t>
+      </w:r>
+      <w:r>
+        <w:rPr>
+          <w:rStyle w:val="HTMLCode"/>
+          <w:rFonts w:eastAsiaTheme="minorEastAsia"/>
+        </w:rPr>
+        <w:t>e.target.closest('.btn-</w:t>
+      </w:r>
+      <w:r>
+        <w:rPr>
+          <w:rFonts w:ascii="Times New Roman" w:hAnsi="Times New Roman" w:cs="Times New Roman"/>
+        </w:rPr>
+        <w:lastRenderedPageBreak/>
+        <w:t>hapus'), kita dapat memfilter event tersebut secara akurat sehingga fungsi eksekusi hanya berjalan saat tombol Hapus yang diklik, tanpa perlu menempelkan event listener satu per satu pada setiap baris tabel secara manual."</w:t>
+      </w:r>
+    </w:p>
+    <w:p>
+      <w:pPr>
+        <w:pStyle w:val="ListParagraph"/>
+        <w:ind w:left="1440"/>
+        <w:rPr>
+          <w:rFonts w:ascii="Times New Roman" w:hAnsi="Times New Roman" w:cs="Times New Roman"/>
+        </w:rPr>
+      </w:pPr>
+    </w:p>
+    <w:p>
+      <w:pPr>
+        <w:pStyle w:val="ListParagraph"/>
+        <w:numPr>
+          <w:ilvl w:val="0"/>
+          <w:numId w:val="10"/>
+        </w:numPr>
+        <w:rPr>
+          <w:rFonts w:ascii="Times New Roman" w:hAnsi="Times New Roman" w:cs="Times New Roman"/>
+        </w:rPr>
+      </w:pPr>
+      <w:r>
+        <w:rPr>
+          <w:rFonts w:ascii="Times New Roman" w:hAnsi="Times New Roman" w:cs="Times New Roman"/>
+        </w:rPr>
+        <w:t>Ganti delay simulasi di </w:t>
+      </w:r>
+      <w:hyperlink r:id="rId50" w:anchor="44-simulasi-delay-jaringan" w:history="1">
+        <w:r>
+          <w:rPr>
+            <w:rFonts w:ascii="Times New Roman" w:hAnsi="Times New Roman" w:cs="Times New Roman"/>
+          </w:rPr>
+          <w:t>bab 4 §4.4</w:t>
+        </w:r>
+      </w:hyperlink>
+      <w:r>
+        <w:rPr>
+          <w:rFonts w:ascii="Times New Roman" w:hAnsi="Times New Roman" w:cs="Times New Roman"/>
+        </w:rPr>
+        <w:t> dari 600 menjadi 3000 (3 detik), amati loading indicator jadi jauh lebih terlihat — ini juga cara yang baik untuk merasakan pentingnya loading indicator pada koneksi yang lambat.</w:t>
+      </w:r>
+    </w:p>
+    <w:p>
+      <w:pPr>
+        <w:pStyle w:val="ListParagraph"/>
+        <w:rPr>
+          <w:rFonts w:ascii="Times New Roman" w:hAnsi="Times New Roman" w:cs="Times New Roman"/>
+        </w:rPr>
+      </w:pPr>
+    </w:p>
+    <w:p>
+      <w:pPr>
+        <w:pStyle w:val="ListParagraph"/>
+        <w:rPr>
+          <w:rFonts w:ascii="Times New Roman" w:hAnsi="Times New Roman" w:cs="Times New Roman"/>
+        </w:rPr>
+      </w:pPr>
+      <w:r>
+        <w:rPr>
+          <w:rFonts w:ascii="Times New Roman" w:hAnsi="Times New Roman" w:cs="Times New Roman"/>
+        </w:rPr>
+        <w:t xml:space="preserve">Jawab </w:t>
+      </w:r>
+    </w:p>
+    <w:p>
+      <w:pPr>
+        <w:pStyle w:val="ListParagraph"/>
+        <w:rPr>
+          <w:rFonts w:ascii="Times New Roman" w:hAnsi="Times New Roman" w:cs="Times New Roman"/>
+        </w:rPr>
+      </w:pPr>
+      <w:r>
+        <w:rPr>
+          <w:rFonts w:ascii="Times New Roman" w:hAnsi="Times New Roman" w:cs="Times New Roman"/>
+        </w:rPr>
+        <w:t>Ganti delay dari 600ms menjadi 3000ms (3 detik)</w:t>
+      </w:r>
+    </w:p>
+    <w:p>
+      <w:pPr>
+        <w:pStyle w:val="ListParagraph"/>
+        <w:rPr>
+          <w:rFonts w:ascii="Times New Roman" w:hAnsi="Times New Roman" w:cs="Times New Roman"/>
+        </w:rPr>
+      </w:pPr>
+      <w:r>
+        <w:rPr>
+          <w:rFonts w:ascii="Times New Roman" w:hAnsi="Times New Roman" w:cs="Times New Roman"/>
+        </w:rPr>
+        <w:drawing>
+          <wp:inline distT="0" distB="0" distL="0" distR="0" wp14:anchorId="4DD91055" wp14:editId="1B5476C1">
+            <wp:extent cx="4140413" cy="685835"/>
+            <wp:effectExtent l="0" t="0" r="0" b="0"/>
+            <wp:docPr id="53" name="Picture 53"/>
+            <wp:cNvGraphicFramePr>
+              <a:graphicFrameLocks xmlns:a="http://schemas.openxmlformats.org/drawingml/2006/main" noChangeAspect="1"/>
+            </wp:cNvGraphicFramePr>
+            <a:graphic xmlns:a="http://schemas.openxmlformats.org/drawingml/2006/main">
+              <a:graphicData uri="http://schemas.openxmlformats.org/drawingml/2006/picture">
+                <pic:pic xmlns:pic="http://schemas.openxmlformats.org/drawingml/2006/picture">
+                  <pic:nvPicPr>
+                    <pic:cNvPr id="1" name=""/>
+                    <pic:cNvPicPr/>
+                  </pic:nvPicPr>
+                  <pic:blipFill>
+                    <a:blip r:embed="rId51"/>
+                    <a:stretch>
+                      <a:fillRect/>
+                    </a:stretch>
+                  </pic:blipFill>
+                  <pic:spPr>
+                    <a:xfrm>
+                      <a:off x="0" y="0"/>
+                      <a:ext cx="4140413" cy="685835"/>
+                    </a:xfrm>
+                    <a:prstGeom prst="rect">
+                      <a:avLst/>
+                    </a:prstGeom>
+                  </pic:spPr>
+                </pic:pic>
+              </a:graphicData>
+            </a:graphic>
+          </wp:inline>
+        </w:drawing>
+      </w:r>
+    </w:p>
+    <w:p>
+      <w:pPr>
+        <w:pStyle w:val="ListParagraph"/>
+        <w:rPr>
+          <w:rFonts w:ascii="Times New Roman" w:hAnsi="Times New Roman" w:cs="Times New Roman"/>
+        </w:rPr>
+      </w:pPr>
+    </w:p>
+    <w:p>
+      <w:pPr>
+        <w:pStyle w:val="ListParagraph"/>
+        <w:rPr>
+          <w:rFonts w:ascii="Times New Roman" w:hAnsi="Times New Roman" w:cs="Times New Roman"/>
+        </w:rPr>
+      </w:pPr>
+      <w:r>
+        <w:rPr>
+          <w:rFonts w:ascii="Times New Roman" w:hAnsi="Times New Roman" w:cs="Times New Roman"/>
+        </w:rPr>
+        <w:drawing>
+          <wp:inline distT="0" distB="0" distL="0" distR="0" wp14:anchorId="6FDF8528" wp14:editId="5478EF66">
+            <wp:extent cx="5731510" cy="1456055"/>
+            <wp:effectExtent l="114300" t="114300" r="116840" b="144145"/>
+            <wp:docPr id="54" name="Picture 54"/>
+            <wp:cNvGraphicFramePr>
+              <a:graphicFrameLocks xmlns:a="http://schemas.openxmlformats.org/drawingml/2006/main" noChangeAspect="1"/>
+            </wp:cNvGraphicFramePr>
+            <a:graphic xmlns:a="http://schemas.openxmlformats.org/drawingml/2006/main">
+              <a:graphicData uri="http://schemas.openxmlformats.org/drawingml/2006/picture">
+                <pic:pic xmlns:pic="http://schemas.openxmlformats.org/drawingml/2006/picture">
+                  <pic:nvPicPr>
+                    <pic:cNvPr id="1" name=""/>
+                    <pic:cNvPicPr/>
+                  </pic:nvPicPr>
+                  <pic:blipFill>
+                    <a:blip r:embed="rId52"/>
+                    <a:stretch>
+                      <a:fillRect/>
+                    </a:stretch>
+                  </pic:blipFill>
+                  <pic:spPr>
+                    <a:xfrm>
+                      <a:off x="0" y="0"/>
+                      <a:ext cx="5731510" cy="1456055"/>
+                    </a:xfrm>
+                    <a:prstGeom prst="rect">
+                      <a:avLst/>
+                    </a:prstGeom>
+                    <a:solidFill>
+                      <a:srgbClr val="FFFFFF">
+                        <a:shade val="85000"/>
+                      </a:srgbClr>
+                    </a:solidFill>
+                    <a:ln w="88900" cap="sq">
+                      <a:solidFill>
+                        <a:srgbClr val="FFFFFF"/>
+                      </a:solidFill>
+                      <a:miter lim="800000"/>
+                    </a:ln>
+                    <a:effectLst>
+                      <a:outerShdw blurRad="55000" dist="18000" dir="5400000" algn="tl" rotWithShape="0">
+                        <a:srgbClr val="000000">
+                          <a:alpha val="40000"/>
+                        </a:srgbClr>
+                      </a:outerShdw>
+                    </a:effectLst>
+                    <a:scene3d>
+                      <a:camera prst="orthographicFront"/>
+                      <a:lightRig rig="twoPt" dir="t">
+                        <a:rot lat="0" lon="0" rev="7200000"/>
+                      </a:lightRig>
+                    </a:scene3d>
+                    <a:sp3d>
+                      <a:bevelT w="25400" h="19050"/>
+                      <a:contourClr>
+                        <a:srgbClr val="FFFFFF"/>
+                      </a:contourClr>
+                    </a:sp3d>
+                  </pic:spPr>
+                </pic:pic>
+              </a:graphicData>
+            </a:graphic>
+          </wp:inline>
+        </w:drawing>
+      </w:r>
+    </w:p>
+    <w:p>
+      <w:pPr>
+        <w:pStyle w:val="ListParagraph"/>
+        <w:rPr>
+          <w:rFonts w:ascii="Times New Roman" w:hAnsi="Times New Roman" w:cs="Times New Roman"/>
+        </w:rPr>
+      </w:pPr>
+    </w:p>
+    <w:p>
+      <w:pPr>
+        <w:pStyle w:val="ListParagraph"/>
+        <w:rPr>
+          <w:rFonts w:ascii="Times New Roman" w:hAnsi="Times New Roman" w:cs="Times New Roman"/>
+        </w:rPr>
+      </w:pPr>
+      <w:r>
+        <w:rPr>
+          <w:rFonts w:ascii="Times New Roman" w:hAnsi="Times New Roman" w:cs="Times New Roman"/>
+        </w:rPr>
+        <w:t>Mengubah delay simulasi setTimeout menjadi 3000 ms membuktikan peran krusial indikator loading dalam memberikan umpan balik visual (user feedback) kepada pengguna. Pada kondisi jaringan lambat atau latency tinggi, indikator ini mengonfirmasi bahwa proses pengambilan data (asynchronous fetch) sedang berjalan sehingga pengguna tidak menganggap aplikasi macet atau error.</w:t>
+      </w:r>
+    </w:p>
     <w:sectPr>
       <w:pgSz w:w="11906" w:h="16838"/>
       <w:pgMar w:top="1440" w:right="1440" w:bottom="1440" w:left="1440" w:header="708" w:footer="708" w:gutter="0"/>
@@ -1574,6 +4774,119 @@
 <file path=word/numbering.xml><?xml version="1.0" encoding="utf-8"?>
 <w:numbering xmlns:wpc="http://schemas.microsoft.com/office/word/2010/wordprocessingCanvas" xmlns:cx="http://schemas.microsoft.com/office/drawing/2014/chartex" xmlns:cx1="http://schemas.microsoft.com/office/drawing/2015/9/8/chartex" xmlns:cx2="http://schemas.microsoft.com/office/drawing/2015/10/21/chartex" xmlns:cx3="http://schemas.microsoft.com/office/drawing/2016/5/9/chartex" xmlns:cx4="http://schemas.microsoft.com/office/drawing/2016/5/10/chartex" xmlns:cx5="http://schemas.microsoft.com/office/drawing/2016/5/11/chartex" xmlns:cx6="http://schemas.microsoft.com/office/drawing/2016/5/12/chartex" xmlns:cx7="http://schemas.microsoft.com/office/drawing/2016/5/13/chartex" xmlns:cx8="http://schemas.microsoft.com/office/drawing/2016/5/14/chartex" xmlns:mc="http://schemas.openxmlformats.org/markup-compatibility/2006" xmlns:aink="http://schemas.microsoft.com/office/drawing/2016/ink" xmlns:am3d="http://schemas.microsoft.com/office/drawing/2017/model3d" xmlns:o="urn:schemas-microsoft-com:office:office" xmlns:r="http://schemas.openxmlformats.org/officeDocument/2006/relationships" xmlns:m="http://schemas.openxmlformats.org/officeDocument/2006/math" xmlns:v="urn:schemas-microsoft-com:vml" xmlns:wp14="http://schemas.microsoft.com/office/word/2010/wordprocessingDrawing" xmlns:wp="http://schemas.openxmlformats.org/drawingml/2006/wordprocessingDrawing" xmlns:w10="urn:schemas-microsoft-com:office:word" xmlns:w="http://schemas.openxmlformats.org/wordprocessingml/2006/main" xmlns:w14="http://schemas.microsoft.com/office/word/2010/wordml" xmlns:w15="http://schemas.microsoft.com/office/word/2012/wordml" xmlns:w16cex="http://schemas.microsoft.com/office/word/2018/wordml/cex" xmlns:w16cid="http://schemas.microsoft.com/office/word/2016/wordml/cid" xmlns:w16="http://schemas.microsoft.com/office/word/2018/wordml" xmlns:w16sdtdh="http://schemas.microsoft.com/office/word/2020/wordml/sdtdatahash" xmlns:w16se="http://schemas.microsoft.com/office/word/2015/wordml/symex" xmlns:wpg="http://schemas.microsoft.com/office/word/2010/wordprocessingGroup" xmlns:wpi="http://schemas.microsoft.com/office/word/2010/wordprocessingInk" xmlns:wne="http://schemas.microsoft.com/office/word/2006/wordml" xmlns:wps="http://schemas.microsoft.com/office/word/2010/wordprocessingShape" mc:Ignorable="w14 w15 w16se w16cid w16 w16cex w16sdtdh wp14">
   <w:abstractNum w:abstractNumId="0" w15:restartNumberingAfterBreak="0">
+    <w:nsid w:val="027744CD"/>
+    <w:multiLevelType w:val="multilevel"/>
+    <w:tmpl w:val="6DC823C8"/>
+    <w:lvl w:ilvl="0">
+      <w:start w:val="1"/>
+      <w:numFmt w:val="decimal"/>
+      <w:lvlText w:val="%1."/>
+      <w:lvlJc w:val="left"/>
+      <w:pPr>
+        <w:tabs>
+          <w:tab w:val="num" w:pos="720"/>
+        </w:tabs>
+        <w:ind w:left="720" w:hanging="360"/>
+      </w:pPr>
+    </w:lvl>
+    <w:lvl w:ilvl="1" w:tentative="1">
+      <w:start w:val="1"/>
+      <w:numFmt w:val="decimal"/>
+      <w:lvlText w:val="%2."/>
+      <w:lvlJc w:val="left"/>
+      <w:pPr>
+        <w:tabs>
+          <w:tab w:val="num" w:pos="1440"/>
+        </w:tabs>
+        <w:ind w:left="1440" w:hanging="360"/>
+      </w:pPr>
+    </w:lvl>
+    <w:lvl w:ilvl="2" w:tentative="1">
+      <w:start w:val="1"/>
+      <w:numFmt w:val="decimal"/>
+      <w:lvlText w:val="%3."/>
+      <w:lvlJc w:val="left"/>
+      <w:pPr>
+        <w:tabs>
+          <w:tab w:val="num" w:pos="2160"/>
+        </w:tabs>
+        <w:ind w:left="2160" w:hanging="360"/>
+      </w:pPr>
+    </w:lvl>
+    <w:lvl w:ilvl="3" w:tentative="1">
+      <w:start w:val="1"/>
+      <w:numFmt w:val="decimal"/>
+      <w:lvlText w:val="%4."/>
+      <w:lvlJc w:val="left"/>
+      <w:pPr>
+        <w:tabs>
+          <w:tab w:val="num" w:pos="2880"/>
+        </w:tabs>
+        <w:ind w:left="2880" w:hanging="360"/>
+      </w:pPr>
+    </w:lvl>
+    <w:lvl w:ilvl="4" w:tentative="1">
+      <w:start w:val="1"/>
+      <w:numFmt w:val="decimal"/>
+      <w:lvlText w:val="%5."/>
+      <w:lvlJc w:val="left"/>
+      <w:pPr>
+        <w:tabs>
+          <w:tab w:val="num" w:pos="3600"/>
+        </w:tabs>
+        <w:ind w:left="3600" w:hanging="360"/>
+      </w:pPr>
+    </w:lvl>
+    <w:lvl w:ilvl="5" w:tentative="1">
+      <w:start w:val="1"/>
+      <w:numFmt w:val="decimal"/>
+      <w:lvlText w:val="%6."/>
+      <w:lvlJc w:val="left"/>
+      <w:pPr>
+        <w:tabs>
+          <w:tab w:val="num" w:pos="4320"/>
+        </w:tabs>
+        <w:ind w:left="4320" w:hanging="360"/>
+      </w:pPr>
+    </w:lvl>
+    <w:lvl w:ilvl="6" w:tentative="1">
+      <w:start w:val="1"/>
+      <w:numFmt w:val="decimal"/>
+      <w:lvlText w:val="%7."/>
+      <w:lvlJc w:val="left"/>
+      <w:pPr>
+        <w:tabs>
+          <w:tab w:val="num" w:pos="5040"/>
+        </w:tabs>
+        <w:ind w:left="5040" w:hanging="360"/>
+      </w:pPr>
+    </w:lvl>
+    <w:lvl w:ilvl="7" w:tentative="1">
+      <w:start w:val="1"/>
+      <w:numFmt w:val="decimal"/>
+      <w:lvlText w:val="%8."/>
+      <w:lvlJc w:val="left"/>
+      <w:pPr>
+        <w:tabs>
+          <w:tab w:val="num" w:pos="5760"/>
+        </w:tabs>
+        <w:ind w:left="5760" w:hanging="360"/>
+      </w:pPr>
+    </w:lvl>
+    <w:lvl w:ilvl="8" w:tentative="1">
+      <w:start w:val="1"/>
+      <w:numFmt w:val="decimal"/>
+      <w:lvlText w:val="%9."/>
+      <w:lvlJc w:val="left"/>
+      <w:pPr>
+        <w:tabs>
+          <w:tab w:val="num" w:pos="6480"/>
+        </w:tabs>
+        <w:ind w:left="6480" w:hanging="360"/>
+      </w:pPr>
+    </w:lvl>
+  </w:abstractNum>
+  <w:abstractNum w:abstractNumId="1" w15:restartNumberingAfterBreak="0">
     <w:nsid w:val="154C48B1"/>
     <w:multiLevelType w:val="hybridMultilevel"/>
     <w:tmpl w:val="FDF0871C"/>
@@ -1686,7 +4999,7 @@
       </w:rPr>
     </w:lvl>
   </w:abstractNum>
-  <w:abstractNum w:abstractNumId="1" w15:restartNumberingAfterBreak="0">
+  <w:abstractNum w:abstractNumId="2" w15:restartNumberingAfterBreak="0">
     <w:nsid w:val="1B3319E2"/>
     <w:multiLevelType w:val="multilevel"/>
     <w:tmpl w:val="71E869B6"/>
@@ -1799,7 +5112,322 @@
       </w:pPr>
     </w:lvl>
   </w:abstractNum>
-  <w:abstractNum w:abstractNumId="2" w15:restartNumberingAfterBreak="0">
+  <w:abstractNum w:abstractNumId="3" w15:restartNumberingAfterBreak="0">
+    <w:nsid w:val="1BF40E39"/>
+    <w:multiLevelType w:val="hybridMultilevel"/>
+    <w:tmpl w:val="DA5A2FD0"/>
+    <w:lvl w:ilvl="0" w:tplc="46F0E74C">
+      <w:start w:val="1"/>
+      <w:numFmt w:val="decimal"/>
+      <w:lvlText w:val="%1."/>
+      <w:lvlJc w:val="left"/>
+      <w:pPr>
+        <w:ind w:left="1080" w:hanging="360"/>
+      </w:pPr>
+      <w:rPr>
+        <w:rFonts w:hint="default"/>
+      </w:rPr>
+    </w:lvl>
+    <w:lvl w:ilvl="1" w:tplc="04090019" w:tentative="1">
+      <w:start w:val="1"/>
+      <w:numFmt w:val="lowerLetter"/>
+      <w:lvlText w:val="%2."/>
+      <w:lvlJc w:val="left"/>
+      <w:pPr>
+        <w:ind w:left="1800" w:hanging="360"/>
+      </w:pPr>
+    </w:lvl>
+    <w:lvl w:ilvl="2" w:tplc="0409001B" w:tentative="1">
+      <w:start w:val="1"/>
+      <w:numFmt w:val="lowerRoman"/>
+      <w:lvlText w:val="%3."/>
+      <w:lvlJc w:val="right"/>
+      <w:pPr>
+        <w:ind w:left="2520" w:hanging="180"/>
+      </w:pPr>
+    </w:lvl>
+    <w:lvl w:ilvl="3" w:tplc="0409000F" w:tentative="1">
+      <w:start w:val="1"/>
+      <w:numFmt w:val="decimal"/>
+      <w:lvlText w:val="%4."/>
+      <w:lvlJc w:val="left"/>
+      <w:pPr>
+        <w:ind w:left="3240" w:hanging="360"/>
+      </w:pPr>
+    </w:lvl>
+    <w:lvl w:ilvl="4" w:tplc="04090019" w:tentative="1">
+      <w:start w:val="1"/>
+      <w:numFmt w:val="lowerLetter"/>
+      <w:lvlText w:val="%5."/>
+      <w:lvlJc w:val="left"/>
+      <w:pPr>
+        <w:ind w:left="3960" w:hanging="360"/>
+      </w:pPr>
+    </w:lvl>
+    <w:lvl w:ilvl="5" w:tplc="0409001B" w:tentative="1">
+      <w:start w:val="1"/>
+      <w:numFmt w:val="lowerRoman"/>
+      <w:lvlText w:val="%6."/>
+      <w:lvlJc w:val="right"/>
+      <w:pPr>
+        <w:ind w:left="4680" w:hanging="180"/>
+      </w:pPr>
+    </w:lvl>
+    <w:lvl w:ilvl="6" w:tplc="0409000F" w:tentative="1">
+      <w:start w:val="1"/>
+      <w:numFmt w:val="decimal"/>
+      <w:lvlText w:val="%7."/>
+      <w:lvlJc w:val="left"/>
+      <w:pPr>
+        <w:ind w:left="5400" w:hanging="360"/>
+      </w:pPr>
+    </w:lvl>
+    <w:lvl w:ilvl="7" w:tplc="04090019" w:tentative="1">
+      <w:start w:val="1"/>
+      <w:numFmt w:val="lowerLetter"/>
+      <w:lvlText w:val="%8."/>
+      <w:lvlJc w:val="left"/>
+      <w:pPr>
+        <w:ind w:left="6120" w:hanging="360"/>
+      </w:pPr>
+    </w:lvl>
+    <w:lvl w:ilvl="8" w:tplc="0409001B" w:tentative="1">
+      <w:start w:val="1"/>
+      <w:numFmt w:val="lowerRoman"/>
+      <w:lvlText w:val="%9."/>
+      <w:lvlJc w:val="right"/>
+      <w:pPr>
+        <w:ind w:left="6840" w:hanging="180"/>
+      </w:pPr>
+    </w:lvl>
+  </w:abstractNum>
+  <w:abstractNum w:abstractNumId="4" w15:restartNumberingAfterBreak="0">
+    <w:nsid w:val="1C3A0687"/>
+    <w:multiLevelType w:val="multilevel"/>
+    <w:tmpl w:val="54EC32F2"/>
+    <w:lvl w:ilvl="0">
+      <w:start w:val="1"/>
+      <w:numFmt w:val="decimal"/>
+      <w:lvlText w:val="%1."/>
+      <w:lvlJc w:val="left"/>
+      <w:pPr>
+        <w:tabs>
+          <w:tab w:val="num" w:pos="720"/>
+        </w:tabs>
+        <w:ind w:left="720" w:hanging="360"/>
+      </w:pPr>
+    </w:lvl>
+    <w:lvl w:ilvl="1" w:tentative="1">
+      <w:start w:val="1"/>
+      <w:numFmt w:val="decimal"/>
+      <w:lvlText w:val="%2."/>
+      <w:lvlJc w:val="left"/>
+      <w:pPr>
+        <w:tabs>
+          <w:tab w:val="num" w:pos="1440"/>
+        </w:tabs>
+        <w:ind w:left="1440" w:hanging="360"/>
+      </w:pPr>
+    </w:lvl>
+    <w:lvl w:ilvl="2" w:tentative="1">
+      <w:start w:val="1"/>
+      <w:numFmt w:val="decimal"/>
+      <w:lvlText w:val="%3."/>
+      <w:lvlJc w:val="left"/>
+      <w:pPr>
+        <w:tabs>
+          <w:tab w:val="num" w:pos="2160"/>
+        </w:tabs>
+        <w:ind w:left="2160" w:hanging="360"/>
+      </w:pPr>
+    </w:lvl>
+    <w:lvl w:ilvl="3" w:tentative="1">
+      <w:start w:val="1"/>
+      <w:numFmt w:val="decimal"/>
+      <w:lvlText w:val="%4."/>
+      <w:lvlJc w:val="left"/>
+      <w:pPr>
+        <w:tabs>
+          <w:tab w:val="num" w:pos="2880"/>
+        </w:tabs>
+        <w:ind w:left="2880" w:hanging="360"/>
+      </w:pPr>
+    </w:lvl>
+    <w:lvl w:ilvl="4" w:tentative="1">
+      <w:start w:val="1"/>
+      <w:numFmt w:val="decimal"/>
+      <w:lvlText w:val="%5."/>
+      <w:lvlJc w:val="left"/>
+      <w:pPr>
+        <w:tabs>
+          <w:tab w:val="num" w:pos="3600"/>
+        </w:tabs>
+        <w:ind w:left="3600" w:hanging="360"/>
+      </w:pPr>
+    </w:lvl>
+    <w:lvl w:ilvl="5" w:tentative="1">
+      <w:start w:val="1"/>
+      <w:numFmt w:val="decimal"/>
+      <w:lvlText w:val="%6."/>
+      <w:lvlJc w:val="left"/>
+      <w:pPr>
+        <w:tabs>
+          <w:tab w:val="num" w:pos="4320"/>
+        </w:tabs>
+        <w:ind w:left="4320" w:hanging="360"/>
+      </w:pPr>
+    </w:lvl>
+    <w:lvl w:ilvl="6" w:tentative="1">
+      <w:start w:val="1"/>
+      <w:numFmt w:val="decimal"/>
+      <w:lvlText w:val="%7."/>
+      <w:lvlJc w:val="left"/>
+      <w:pPr>
+        <w:tabs>
+          <w:tab w:val="num" w:pos="5040"/>
+        </w:tabs>
+        <w:ind w:left="5040" w:hanging="360"/>
+      </w:pPr>
+    </w:lvl>
+    <w:lvl w:ilvl="7" w:tentative="1">
+      <w:start w:val="1"/>
+      <w:numFmt w:val="decimal"/>
+      <w:lvlText w:val="%8."/>
+      <w:lvlJc w:val="left"/>
+      <w:pPr>
+        <w:tabs>
+          <w:tab w:val="num" w:pos="5760"/>
+        </w:tabs>
+        <w:ind w:left="5760" w:hanging="360"/>
+      </w:pPr>
+    </w:lvl>
+    <w:lvl w:ilvl="8" w:tentative="1">
+      <w:start w:val="1"/>
+      <w:numFmt w:val="decimal"/>
+      <w:lvlText w:val="%9."/>
+      <w:lvlJc w:val="left"/>
+      <w:pPr>
+        <w:tabs>
+          <w:tab w:val="num" w:pos="6480"/>
+        </w:tabs>
+        <w:ind w:left="6480" w:hanging="360"/>
+      </w:pPr>
+    </w:lvl>
+  </w:abstractNum>
+  <w:abstractNum w:abstractNumId="5" w15:restartNumberingAfterBreak="0">
+    <w:nsid w:val="38C80997"/>
+    <w:multiLevelType w:val="multilevel"/>
+    <w:tmpl w:val="4E1E33D2"/>
+    <w:lvl w:ilvl="0">
+      <w:start w:val="1"/>
+      <w:numFmt w:val="decimal"/>
+      <w:lvlText w:val="%1."/>
+      <w:lvlJc w:val="left"/>
+      <w:pPr>
+        <w:tabs>
+          <w:tab w:val="num" w:pos="720"/>
+        </w:tabs>
+        <w:ind w:left="720" w:hanging="360"/>
+      </w:pPr>
+    </w:lvl>
+    <w:lvl w:ilvl="1" w:tentative="1">
+      <w:start w:val="1"/>
+      <w:numFmt w:val="decimal"/>
+      <w:lvlText w:val="%2."/>
+      <w:lvlJc w:val="left"/>
+      <w:pPr>
+        <w:tabs>
+          <w:tab w:val="num" w:pos="1440"/>
+        </w:tabs>
+        <w:ind w:left="1440" w:hanging="360"/>
+      </w:pPr>
+    </w:lvl>
+    <w:lvl w:ilvl="2" w:tentative="1">
+      <w:start w:val="1"/>
+      <w:numFmt w:val="decimal"/>
+      <w:lvlText w:val="%3."/>
+      <w:lvlJc w:val="left"/>
+      <w:pPr>
+        <w:tabs>
+          <w:tab w:val="num" w:pos="2160"/>
+        </w:tabs>
+        <w:ind w:left="2160" w:hanging="360"/>
+      </w:pPr>
+    </w:lvl>
+    <w:lvl w:ilvl="3" w:tentative="1">
+      <w:start w:val="1"/>
+      <w:numFmt w:val="decimal"/>
+      <w:lvlText w:val="%4."/>
+      <w:lvlJc w:val="left"/>
+      <w:pPr>
+        <w:tabs>
+          <w:tab w:val="num" w:pos="2880"/>
+        </w:tabs>
+        <w:ind w:left="2880" w:hanging="360"/>
+      </w:pPr>
+    </w:lvl>
+    <w:lvl w:ilvl="4" w:tentative="1">
+      <w:start w:val="1"/>
+      <w:numFmt w:val="decimal"/>
+      <w:lvlText w:val="%5."/>
+      <w:lvlJc w:val="left"/>
+      <w:pPr>
+        <w:tabs>
+          <w:tab w:val="num" w:pos="3600"/>
+        </w:tabs>
+        <w:ind w:left="3600" w:hanging="360"/>
+      </w:pPr>
+    </w:lvl>
+    <w:lvl w:ilvl="5" w:tentative="1">
+      <w:start w:val="1"/>
+      <w:numFmt w:val="decimal"/>
+      <w:lvlText w:val="%6."/>
+      <w:lvlJc w:val="left"/>
+      <w:pPr>
+        <w:tabs>
+          <w:tab w:val="num" w:pos="4320"/>
+        </w:tabs>
+        <w:ind w:left="4320" w:hanging="360"/>
+      </w:pPr>
+    </w:lvl>
+    <w:lvl w:ilvl="6" w:tentative="1">
+      <w:start w:val="1"/>
+      <w:numFmt w:val="decimal"/>
+      <w:lvlText w:val="%7."/>
+      <w:lvlJc w:val="left"/>
+      <w:pPr>
+        <w:tabs>
+          <w:tab w:val="num" w:pos="5040"/>
+        </w:tabs>
+        <w:ind w:left="5040" w:hanging="360"/>
+      </w:pPr>
+    </w:lvl>
+    <w:lvl w:ilvl="7" w:tentative="1">
+      <w:start w:val="1"/>
+      <w:numFmt w:val="decimal"/>
+      <w:lvlText w:val="%8."/>
+      <w:lvlJc w:val="left"/>
+      <w:pPr>
+        <w:tabs>
+          <w:tab w:val="num" w:pos="5760"/>
+        </w:tabs>
+        <w:ind w:left="5760" w:hanging="360"/>
+      </w:pPr>
+    </w:lvl>
+    <w:lvl w:ilvl="8" w:tentative="1">
+      <w:start w:val="1"/>
+      <w:numFmt w:val="decimal"/>
+      <w:lvlText w:val="%9."/>
+      <w:lvlJc w:val="left"/>
+      <w:pPr>
+        <w:tabs>
+          <w:tab w:val="num" w:pos="6480"/>
+        </w:tabs>
+        <w:ind w:left="6480" w:hanging="360"/>
+      </w:pPr>
+    </w:lvl>
+  </w:abstractNum>
+  <w:abstractNum w:abstractNumId="6" w15:restartNumberingAfterBreak="0">
     <w:nsid w:val="3AF17404"/>
     <w:multiLevelType w:val="hybridMultilevel"/>
     <w:tmpl w:val="D0A85630"/>
@@ -1888,10 +5516,99 @@
       </w:pPr>
     </w:lvl>
   </w:abstractNum>
-  <w:abstractNum w:abstractNumId="3" w15:restartNumberingAfterBreak="0">
+  <w:abstractNum w:abstractNumId="7" w15:restartNumberingAfterBreak="0">
+    <w:nsid w:val="3F35146E"/>
+    <w:multiLevelType w:val="hybridMultilevel"/>
+    <w:tmpl w:val="CCE4F2F6"/>
+    <w:lvl w:ilvl="0" w:tplc="0409000F">
+      <w:start w:val="1"/>
+      <w:numFmt w:val="decimal"/>
+      <w:lvlText w:val="%1."/>
+      <w:lvlJc w:val="left"/>
+      <w:pPr>
+        <w:ind w:left="720" w:hanging="360"/>
+      </w:pPr>
+      <w:rPr>
+        <w:rFonts w:hint="default"/>
+      </w:rPr>
+    </w:lvl>
+    <w:lvl w:ilvl="1" w:tplc="04090019" w:tentative="1">
+      <w:start w:val="1"/>
+      <w:numFmt w:val="lowerLetter"/>
+      <w:lvlText w:val="%2."/>
+      <w:lvlJc w:val="left"/>
+      <w:pPr>
+        <w:ind w:left="1440" w:hanging="360"/>
+      </w:pPr>
+    </w:lvl>
+    <w:lvl w:ilvl="2" w:tplc="0409001B" w:tentative="1">
+      <w:start w:val="1"/>
+      <w:numFmt w:val="lowerRoman"/>
+      <w:lvlText w:val="%3."/>
+      <w:lvlJc w:val="right"/>
+      <w:pPr>
+        <w:ind w:left="2160" w:hanging="180"/>
+      </w:pPr>
+    </w:lvl>
+    <w:lvl w:ilvl="3" w:tplc="0409000F" w:tentative="1">
+      <w:start w:val="1"/>
+      <w:numFmt w:val="decimal"/>
+      <w:lvlText w:val="%4."/>
+      <w:lvlJc w:val="left"/>
+      <w:pPr>
+        <w:ind w:left="2880" w:hanging="360"/>
+      </w:pPr>
+    </w:lvl>
+    <w:lvl w:ilvl="4" w:tplc="04090019" w:tentative="1">
+      <w:start w:val="1"/>
+      <w:numFmt w:val="lowerLetter"/>
+      <w:lvlText w:val="%5."/>
+      <w:lvlJc w:val="left"/>
+      <w:pPr>
+        <w:ind w:left="3600" w:hanging="360"/>
+      </w:pPr>
+    </w:lvl>
+    <w:lvl w:ilvl="5" w:tplc="0409001B" w:tentative="1">
+      <w:start w:val="1"/>
+      <w:numFmt w:val="lowerRoman"/>
+      <w:lvlText w:val="%6."/>
+      <w:lvlJc w:val="right"/>
+      <w:pPr>
+        <w:ind w:left="4320" w:hanging="180"/>
+      </w:pPr>
+    </w:lvl>
+    <w:lvl w:ilvl="6" w:tplc="0409000F" w:tentative="1">
+      <w:start w:val="1"/>
+      <w:numFmt w:val="decimal"/>
+      <w:lvlText w:val="%7."/>
+      <w:lvlJc w:val="left"/>
+      <w:pPr>
+        <w:ind w:left="5040" w:hanging="360"/>
+      </w:pPr>
+    </w:lvl>
+    <w:lvl w:ilvl="7" w:tplc="04090019" w:tentative="1">
+      <w:start w:val="1"/>
+      <w:numFmt w:val="lowerLetter"/>
+      <w:lvlText w:val="%8."/>
+      <w:lvlJc w:val="left"/>
+      <w:pPr>
+        <w:ind w:left="5760" w:hanging="360"/>
+      </w:pPr>
+    </w:lvl>
+    <w:lvl w:ilvl="8" w:tplc="0409001B" w:tentative="1">
+      <w:start w:val="1"/>
+      <w:numFmt w:val="lowerRoman"/>
+      <w:lvlText w:val="%9."/>
+      <w:lvlJc w:val="right"/>
+      <w:pPr>
+        <w:ind w:left="6480" w:hanging="180"/>
+      </w:pPr>
+    </w:lvl>
+  </w:abstractNum>
+  <w:abstractNum w:abstractNumId="8" w15:restartNumberingAfterBreak="0">
     <w:nsid w:val="411C06CC"/>
     <w:multiLevelType w:val="hybridMultilevel"/>
-    <w:tmpl w:val="CC883116"/>
+    <w:tmpl w:val="F4E2029E"/>
     <w:lvl w:ilvl="0" w:tplc="04090001">
       <w:start w:val="1"/>
       <w:numFmt w:val="bullet"/>
@@ -2001,7 +5718,120 @@
       </w:rPr>
     </w:lvl>
   </w:abstractNum>
-  <w:abstractNum w:abstractNumId="4" w15:restartNumberingAfterBreak="0">
+  <w:abstractNum w:abstractNumId="9" w15:restartNumberingAfterBreak="0">
+    <w:nsid w:val="4AA679AD"/>
+    <w:multiLevelType w:val="multilevel"/>
+    <w:tmpl w:val="4670BD28"/>
+    <w:lvl w:ilvl="0">
+      <w:start w:val="1"/>
+      <w:numFmt w:val="decimal"/>
+      <w:lvlText w:val="%1."/>
+      <w:lvlJc w:val="left"/>
+      <w:pPr>
+        <w:tabs>
+          <w:tab w:val="num" w:pos="720"/>
+        </w:tabs>
+        <w:ind w:left="720" w:hanging="360"/>
+      </w:pPr>
+    </w:lvl>
+    <w:lvl w:ilvl="1" w:tentative="1">
+      <w:start w:val="1"/>
+      <w:numFmt w:val="decimal"/>
+      <w:lvlText w:val="%2."/>
+      <w:lvlJc w:val="left"/>
+      <w:pPr>
+        <w:tabs>
+          <w:tab w:val="num" w:pos="1440"/>
+        </w:tabs>
+        <w:ind w:left="1440" w:hanging="360"/>
+      </w:pPr>
+    </w:lvl>
+    <w:lvl w:ilvl="2" w:tentative="1">
+      <w:start w:val="1"/>
+      <w:numFmt w:val="decimal"/>
+      <w:lvlText w:val="%3."/>
+      <w:lvlJc w:val="left"/>
+      <w:pPr>
+        <w:tabs>
+          <w:tab w:val="num" w:pos="2160"/>
+        </w:tabs>
+        <w:ind w:left="2160" w:hanging="360"/>
+      </w:pPr>
+    </w:lvl>
+    <w:lvl w:ilvl="3" w:tentative="1">
+      <w:start w:val="1"/>
+      <w:numFmt w:val="decimal"/>
+      <w:lvlText w:val="%4."/>
+      <w:lvlJc w:val="left"/>
+      <w:pPr>
+        <w:tabs>
+          <w:tab w:val="num" w:pos="2880"/>
+        </w:tabs>
+        <w:ind w:left="2880" w:hanging="360"/>
+      </w:pPr>
+    </w:lvl>
+    <w:lvl w:ilvl="4" w:tentative="1">
+      <w:start w:val="1"/>
+      <w:numFmt w:val="decimal"/>
+      <w:lvlText w:val="%5."/>
+      <w:lvlJc w:val="left"/>
+      <w:pPr>
+        <w:tabs>
+          <w:tab w:val="num" w:pos="3600"/>
+        </w:tabs>
+        <w:ind w:left="3600" w:hanging="360"/>
+      </w:pPr>
+    </w:lvl>
+    <w:lvl w:ilvl="5" w:tentative="1">
+      <w:start w:val="1"/>
+      <w:numFmt w:val="decimal"/>
+      <w:lvlText w:val="%6."/>
+      <w:lvlJc w:val="left"/>
+      <w:pPr>
+        <w:tabs>
+          <w:tab w:val="num" w:pos="4320"/>
+        </w:tabs>
+        <w:ind w:left="4320" w:hanging="360"/>
+      </w:pPr>
+    </w:lvl>
+    <w:lvl w:ilvl="6" w:tentative="1">
+      <w:start w:val="1"/>
+      <w:numFmt w:val="decimal"/>
+      <w:lvlText w:val="%7."/>
+      <w:lvlJc w:val="left"/>
+      <w:pPr>
+        <w:tabs>
+          <w:tab w:val="num" w:pos="5040"/>
+        </w:tabs>
+        <w:ind w:left="5040" w:hanging="360"/>
+      </w:pPr>
+    </w:lvl>
+    <w:lvl w:ilvl="7" w:tentative="1">
+      <w:start w:val="1"/>
+      <w:numFmt w:val="decimal"/>
+      <w:lvlText w:val="%8."/>
+      <w:lvlJc w:val="left"/>
+      <w:pPr>
+        <w:tabs>
+          <w:tab w:val="num" w:pos="5760"/>
+        </w:tabs>
+        <w:ind w:left="5760" w:hanging="360"/>
+      </w:pPr>
+    </w:lvl>
+    <w:lvl w:ilvl="8" w:tentative="1">
+      <w:start w:val="1"/>
+      <w:numFmt w:val="decimal"/>
+      <w:lvlText w:val="%9."/>
+      <w:lvlJc w:val="left"/>
+      <w:pPr>
+        <w:tabs>
+          <w:tab w:val="num" w:pos="6480"/>
+        </w:tabs>
+        <w:ind w:left="6480" w:hanging="360"/>
+      </w:pPr>
+    </w:lvl>
+  </w:abstractNum>
+  <w:abstractNum w:abstractNumId="10" w15:restartNumberingAfterBreak="0">
     <w:nsid w:val="4E665BE3"/>
     <w:multiLevelType w:val="multilevel"/>
     <w:tmpl w:val="A79E0D44"/>
@@ -2114,7 +5944,120 @@
       </w:pPr>
     </w:lvl>
   </w:abstractNum>
-  <w:abstractNum w:abstractNumId="5" w15:restartNumberingAfterBreak="0">
+  <w:abstractNum w:abstractNumId="11" w15:restartNumberingAfterBreak="0">
+    <w:nsid w:val="506B523D"/>
+    <w:multiLevelType w:val="multilevel"/>
+    <w:tmpl w:val="5C661B08"/>
+    <w:lvl w:ilvl="0">
+      <w:start w:val="1"/>
+      <w:numFmt w:val="decimal"/>
+      <w:lvlText w:val="%1."/>
+      <w:lvlJc w:val="left"/>
+      <w:pPr>
+        <w:tabs>
+          <w:tab w:val="num" w:pos="720"/>
+        </w:tabs>
+        <w:ind w:left="720" w:hanging="360"/>
+      </w:pPr>
+    </w:lvl>
+    <w:lvl w:ilvl="1" w:tentative="1">
+      <w:start w:val="1"/>
+      <w:numFmt w:val="decimal"/>
+      <w:lvlText w:val="%2."/>
+      <w:lvlJc w:val="left"/>
+      <w:pPr>
+        <w:tabs>
+          <w:tab w:val="num" w:pos="1440"/>
+        </w:tabs>
+        <w:ind w:left="1440" w:hanging="360"/>
+      </w:pPr>
+    </w:lvl>
+    <w:lvl w:ilvl="2" w:tentative="1">
+      <w:start w:val="1"/>
+      <w:numFmt w:val="decimal"/>
+      <w:lvlText w:val="%3."/>
+      <w:lvlJc w:val="left"/>
+      <w:pPr>
+        <w:tabs>
+          <w:tab w:val="num" w:pos="2160"/>
+        </w:tabs>
+        <w:ind w:left="2160" w:hanging="360"/>
+      </w:pPr>
+    </w:lvl>
+    <w:lvl w:ilvl="3" w:tentative="1">
+      <w:start w:val="1"/>
+      <w:numFmt w:val="decimal"/>
+      <w:lvlText w:val="%4."/>
+      <w:lvlJc w:val="left"/>
+      <w:pPr>
+        <w:tabs>
+          <w:tab w:val="num" w:pos="2880"/>
+        </w:tabs>
+        <w:ind w:left="2880" w:hanging="360"/>
+      </w:pPr>
+    </w:lvl>
+    <w:lvl w:ilvl="4" w:tentative="1">
+      <w:start w:val="1"/>
+      <w:numFmt w:val="decimal"/>
+      <w:lvlText w:val="%5."/>
+      <w:lvlJc w:val="left"/>
+      <w:pPr>
+        <w:tabs>
+          <w:tab w:val="num" w:pos="3600"/>
+        </w:tabs>
+        <w:ind w:left="3600" w:hanging="360"/>
+      </w:pPr>
+    </w:lvl>
+    <w:lvl w:ilvl="5" w:tentative="1">
+      <w:start w:val="1"/>
+      <w:numFmt w:val="decimal"/>
+      <w:lvlText w:val="%6."/>
+      <w:lvlJc w:val="left"/>
+      <w:pPr>
+        <w:tabs>
+          <w:tab w:val="num" w:pos="4320"/>
+        </w:tabs>
+        <w:ind w:left="4320" w:hanging="360"/>
+      </w:pPr>
+    </w:lvl>
+    <w:lvl w:ilvl="6" w:tentative="1">
+      <w:start w:val="1"/>
+      <w:numFmt w:val="decimal"/>
+      <w:lvlText w:val="%7."/>
+      <w:lvlJc w:val="left"/>
+      <w:pPr>
+        <w:tabs>
+          <w:tab w:val="num" w:pos="5040"/>
+        </w:tabs>
+        <w:ind w:left="5040" w:hanging="360"/>
+      </w:pPr>
+    </w:lvl>
+    <w:lvl w:ilvl="7" w:tentative="1">
+      <w:start w:val="1"/>
+      <w:numFmt w:val="decimal"/>
+      <w:lvlText w:val="%8."/>
+      <w:lvlJc w:val="left"/>
+      <w:pPr>
+        <w:tabs>
+          <w:tab w:val="num" w:pos="5760"/>
+        </w:tabs>
+        <w:ind w:left="5760" w:hanging="360"/>
+      </w:pPr>
+    </w:lvl>
+    <w:lvl w:ilvl="8" w:tentative="1">
+      <w:start w:val="1"/>
+      <w:numFmt w:val="decimal"/>
+      <w:lvlText w:val="%9."/>
+      <w:lvlJc w:val="left"/>
+      <w:pPr>
+        <w:tabs>
+          <w:tab w:val="num" w:pos="6480"/>
+        </w:tabs>
+        <w:ind w:left="6480" w:hanging="360"/>
+      </w:pPr>
+    </w:lvl>
+  </w:abstractNum>
+  <w:abstractNum w:abstractNumId="12" w15:restartNumberingAfterBreak="0">
     <w:nsid w:val="610421C2"/>
     <w:multiLevelType w:val="multilevel"/>
     <w:tmpl w:val="76ECDBC2"/>
@@ -2227,7 +6170,7 @@
       </w:pPr>
     </w:lvl>
   </w:abstractNum>
-  <w:abstractNum w:abstractNumId="6" w15:restartNumberingAfterBreak="0">
+  <w:abstractNum w:abstractNumId="13" w15:restartNumberingAfterBreak="0">
     <w:nsid w:val="6C497CD6"/>
     <w:multiLevelType w:val="multilevel"/>
     <w:tmpl w:val="06F40490"/>
@@ -2340,7 +6283,7 @@
       </w:pPr>
     </w:lvl>
   </w:abstractNum>
-  <w:abstractNum w:abstractNumId="7" w15:restartNumberingAfterBreak="0">
+  <w:abstractNum w:abstractNumId="14" w15:restartNumberingAfterBreak="0">
     <w:nsid w:val="6FA60A2F"/>
     <w:multiLevelType w:val="hybridMultilevel"/>
     <w:tmpl w:val="D69A7788"/>
@@ -2453,7 +6396,120 @@
       </w:rPr>
     </w:lvl>
   </w:abstractNum>
-  <w:abstractNum w:abstractNumId="8" w15:restartNumberingAfterBreak="0">
+  <w:abstractNum w:abstractNumId="15" w15:restartNumberingAfterBreak="0">
+    <w:nsid w:val="71C4319A"/>
+    <w:multiLevelType w:val="multilevel"/>
+    <w:tmpl w:val="47CE1D80"/>
+    <w:lvl w:ilvl="0">
+      <w:start w:val="1"/>
+      <w:numFmt w:val="decimal"/>
+      <w:lvlText w:val="%1."/>
+      <w:lvlJc w:val="left"/>
+      <w:pPr>
+        <w:tabs>
+          <w:tab w:val="num" w:pos="720"/>
+        </w:tabs>
+        <w:ind w:left="720" w:hanging="360"/>
+      </w:pPr>
+    </w:lvl>
+    <w:lvl w:ilvl="1" w:tentative="1">
+      <w:start w:val="1"/>
+      <w:numFmt w:val="decimal"/>
+      <w:lvlText w:val="%2."/>
+      <w:lvlJc w:val="left"/>
+      <w:pPr>
+        <w:tabs>
+          <w:tab w:val="num" w:pos="1440"/>
+        </w:tabs>
+        <w:ind w:left="1440" w:hanging="360"/>
+      </w:pPr>
+    </w:lvl>
+    <w:lvl w:ilvl="2" w:tentative="1">
+      <w:start w:val="1"/>
+      <w:numFmt w:val="decimal"/>
+      <w:lvlText w:val="%3."/>
+      <w:lvlJc w:val="left"/>
+      <w:pPr>
+        <w:tabs>
+          <w:tab w:val="num" w:pos="2160"/>
+        </w:tabs>
+        <w:ind w:left="2160" w:hanging="360"/>
+      </w:pPr>
+    </w:lvl>
+    <w:lvl w:ilvl="3" w:tentative="1">
+      <w:start w:val="1"/>
+      <w:numFmt w:val="decimal"/>
+      <w:lvlText w:val="%4."/>
+      <w:lvlJc w:val="left"/>
+      <w:pPr>
+        <w:tabs>
+          <w:tab w:val="num" w:pos="2880"/>
+        </w:tabs>
+        <w:ind w:left="2880" w:hanging="360"/>
+      </w:pPr>
+    </w:lvl>
+    <w:lvl w:ilvl="4" w:tentative="1">
+      <w:start w:val="1"/>
+      <w:numFmt w:val="decimal"/>
+      <w:lvlText w:val="%5."/>
+      <w:lvlJc w:val="left"/>
+      <w:pPr>
+        <w:tabs>
+          <w:tab w:val="num" w:pos="3600"/>
+        </w:tabs>
+        <w:ind w:left="3600" w:hanging="360"/>
+      </w:pPr>
+    </w:lvl>
+    <w:lvl w:ilvl="5" w:tentative="1">
+      <w:start w:val="1"/>
+      <w:numFmt w:val="decimal"/>
+      <w:lvlText w:val="%6."/>
+      <w:lvlJc w:val="left"/>
+      <w:pPr>
+        <w:tabs>
+          <w:tab w:val="num" w:pos="4320"/>
+        </w:tabs>
+        <w:ind w:left="4320" w:hanging="360"/>
+      </w:pPr>
+    </w:lvl>
+    <w:lvl w:ilvl="6" w:tentative="1">
+      <w:start w:val="1"/>
+      <w:numFmt w:val="decimal"/>
+      <w:lvlText w:val="%7."/>
+      <w:lvlJc w:val="left"/>
+      <w:pPr>
+        <w:tabs>
+          <w:tab w:val="num" w:pos="5040"/>
+        </w:tabs>
+        <w:ind w:left="5040" w:hanging="360"/>
+      </w:pPr>
+    </w:lvl>
+    <w:lvl w:ilvl="7" w:tentative="1">
+      <w:start w:val="1"/>
+      <w:numFmt w:val="decimal"/>
+      <w:lvlText w:val="%8."/>
+      <w:lvlJc w:val="left"/>
+      <w:pPr>
+        <w:tabs>
+          <w:tab w:val="num" w:pos="5760"/>
+        </w:tabs>
+        <w:ind w:left="5760" w:hanging="360"/>
+      </w:pPr>
+    </w:lvl>
+    <w:lvl w:ilvl="8" w:tentative="1">
+      <w:start w:val="1"/>
+      <w:numFmt w:val="decimal"/>
+      <w:lvlText w:val="%9."/>
+      <w:lvlJc w:val="left"/>
+      <w:pPr>
+        <w:tabs>
+          <w:tab w:val="num" w:pos="6480"/>
+        </w:tabs>
+        <w:ind w:left="6480" w:hanging="360"/>
+      </w:pPr>
+    </w:lvl>
+  </w:abstractNum>
+  <w:abstractNum w:abstractNumId="16" w15:restartNumberingAfterBreak="0">
     <w:nsid w:val="7D75482D"/>
     <w:multiLevelType w:val="multilevel"/>
     <w:tmpl w:val="445CC85E"/>
@@ -2567,31 +6623,55 @@
     </w:lvl>
   </w:abstractNum>
   <w:num w:numId="1">
+    <w:abstractNumId w:val="6"/>
+  </w:num>
+  <w:num w:numId="2">
+    <w:abstractNumId w:val="12"/>
+  </w:num>
+  <w:num w:numId="3">
+    <w:abstractNumId w:val="16"/>
+  </w:num>
+  <w:num w:numId="4">
     <w:abstractNumId w:val="2"/>
   </w:num>
-  <w:num w:numId="2">
+  <w:num w:numId="5">
+    <w:abstractNumId w:val="13"/>
+  </w:num>
+  <w:num w:numId="6">
+    <w:abstractNumId w:val="10"/>
+  </w:num>
+  <w:num w:numId="7">
+    <w:abstractNumId w:val="14"/>
+  </w:num>
+  <w:num w:numId="8">
+    <w:abstractNumId w:val="8"/>
+  </w:num>
+  <w:num w:numId="9">
+    <w:abstractNumId w:val="1"/>
+  </w:num>
+  <w:num w:numId="10">
+    <w:abstractNumId w:val="7"/>
+  </w:num>
+  <w:num w:numId="11">
     <w:abstractNumId w:val="5"/>
   </w:num>
-  <w:num w:numId="3">
-    <w:abstractNumId w:val="8"/>
+  <w:num w:numId="12">
+    <w:abstractNumId w:val="15"/>
   </w:num>
-  <w:num w:numId="4">
-    <w:abstractNumId w:val="1"/>
+  <w:num w:numId="13">
+    <w:abstractNumId w:val="11"/>
   </w:num>
-  <w:num w:numId="5">
-    <w:abstractNumId w:val="6"/>
+  <w:num w:numId="14">
+    <w:abstractNumId w:val="9"/>
   </w:num>
-  <w:num w:numId="6">
+  <w:num w:numId="15">
     <w:abstractNumId w:val="4"/>
   </w:num>
-  <w:num w:numId="7">
-    <w:abstractNumId w:val="7"/>
+  <w:num w:numId="16">
+    <w:abstractNumId w:val="0"/>
   </w:num>
-  <w:num w:numId="8">
+  <w:num w:numId="17">
     <w:abstractNumId w:val="3"/>
-  </w:num>
-  <w:num w:numId="9">
-    <w:abstractNumId w:val="0"/>
   </w:num>
 </w:numbering>
 </file>
@@ -3007,6 +7087,28 @@
       <w14:ligatures w14:val="standardContextual"/>
     </w:rPr>
   </w:style>
+  <w:style w:type="paragraph" w:styleId="Heading3">
+    <w:name w:val="heading 3"/>
+    <w:basedOn w:val="Normal"/>
+    <w:link w:val="Heading3Char"/>
+    <w:uiPriority w:val="9"/>
+    <w:qFormat/>
+    <w:rsid w:val="003609DC"/>
+    <w:pPr>
+      <w:spacing w:before="100" w:beforeAutospacing="1" w:after="100" w:afterAutospacing="1" w:line="240" w:lineRule="auto"/>
+      <w:outlineLvl w:val="2"/>
+    </w:pPr>
+    <w:rPr>
+      <w:rFonts w:ascii="Times New Roman" w:eastAsia="Times New Roman" w:hAnsi="Times New Roman" w:cs="Times New Roman"/>
+      <w:b/>
+      <w:bCs/>
+      <w:kern w:val="0"/>
+      <w:sz w:val="27"/>
+      <w:szCs w:val="27"/>
+      <w:lang w:val="en-US" w:eastAsia="en-US" w:bidi="ar-SA"/>
+      <w14:ligatures w14:val="none"/>
+    </w:rPr>
+  </w:style>
   <w:style w:type="character" w:default="1" w:styleId="DefaultParagraphFont">
     <w:name w:val="Default Paragraph Font"/>
     <w:uiPriority w:val="1"/>
@@ -3082,6 +7184,38 @@
       <w:rFonts w:ascii="Courier New" w:eastAsia="Times New Roman" w:hAnsi="Courier New" w:cs="Courier New"/>
       <w:sz w:val="20"/>
       <w:szCs w:val="20"/>
+    </w:rPr>
+  </w:style>
+  <w:style w:type="paragraph" w:styleId="NormalWeb">
+    <w:name w:val="Normal (Web)"/>
+    <w:basedOn w:val="Normal"/>
+    <w:uiPriority w:val="99"/>
+    <w:semiHidden/>
+    <w:unhideWhenUsed/>
+    <w:rsid w:val="001321CB"/>
+    <w:pPr>
+      <w:spacing w:before="100" w:beforeAutospacing="1" w:after="100" w:afterAutospacing="1" w:line="240" w:lineRule="auto"/>
+    </w:pPr>
+    <w:rPr>
+      <w:rFonts w:ascii="Times New Roman" w:eastAsia="Times New Roman" w:hAnsi="Times New Roman" w:cs="Times New Roman"/>
+      <w:kern w:val="0"/>
+      <w:szCs w:val="24"/>
+      <w:lang w:val="en-US" w:eastAsia="en-US" w:bidi="ar-SA"/>
+      <w14:ligatures w14:val="none"/>
+    </w:rPr>
+  </w:style>
+  <w:style w:type="character" w:customStyle="1" w:styleId="Heading3Char">
+    <w:name w:val="Heading 3 Char"/>
+    <w:basedOn w:val="DefaultParagraphFont"/>
+    <w:link w:val="Heading3"/>
+    <w:uiPriority w:val="9"/>
+    <w:rsid w:val="003609DC"/>
+    <w:rPr>
+      <w:rFonts w:ascii="Times New Roman" w:eastAsia="Times New Roman" w:hAnsi="Times New Roman" w:cs="Times New Roman"/>
+      <w:b/>
+      <w:bCs/>
+      <w:sz w:val="27"/>
+      <w:szCs w:val="27"/>
     </w:rPr>
   </w:style>
 </w:styles>

--- a/jobsheet-06/jhf.docx
+++ b/jobsheet-06/jhf.docx
@@ -406,6 +406,13 @@
           <w:szCs w:val="24"/>
         </w:rPr>
         <w:t xml:space="preserve">Link Github : </w:t>
+      </w:r>
+      <w:r>
+        <w:rPr>
+          <w:rFonts w:ascii="Times New Roman" w:hAnsi="Times New Roman" w:cs="Times New Roman"/>
+          <w:szCs w:val="24"/>
+        </w:rPr>
+        <w:t>https://github.com/MuhammadRamdhaniAriyadin/Pemrograman-Web</w:t>
       </w:r>
     </w:p>
     <w:p>
@@ -2622,11 +2629,10 @@
         <w:rPr>
           <w:rFonts w:ascii="Times New Roman" w:hAnsi="Times New Roman" w:cs="Times New Roman"/>
         </w:rPr>
-        <w:lastRenderedPageBreak/>
         <w:drawing>
-          <wp:inline distT="0" distB="0" distL="0" distR="0" wp14:anchorId="644EC487" wp14:editId="5780C1D9">
-            <wp:extent cx="5420360" cy="1769754"/>
-            <wp:effectExtent l="133350" t="114300" r="123190" b="173355"/>
+          <wp:inline distT="0" distB="0" distL="0" distR="0" wp14:anchorId="644EC487" wp14:editId="18A688F9">
+            <wp:extent cx="4464050" cy="1457518"/>
+            <wp:effectExtent l="114300" t="114300" r="127000" b="142875"/>
             <wp:docPr id="29" name="Picture 29"/>
             <wp:cNvGraphicFramePr>
               <a:graphicFrameLocks xmlns:a="http://schemas.openxmlformats.org/drawingml/2006/main" noChangeAspect="1"/>
@@ -2647,7 +2653,7 @@
                   <pic:spPr>
                     <a:xfrm>
                       <a:off x="0" y="0"/>
-                      <a:ext cx="5441515" cy="1776661"/>
+                      <a:ext cx="4559229" cy="1488594"/>
                     </a:xfrm>
                     <a:prstGeom prst="rect">
                       <a:avLst/>
@@ -2702,6 +2708,7 @@
         <w:rPr>
           <w:rFonts w:ascii="Times New Roman" w:hAnsi="Times New Roman" w:cs="Times New Roman"/>
         </w:rPr>
+        <w:lastRenderedPageBreak/>
         <w:drawing>
           <wp:inline distT="0" distB="0" distL="0" distR="0" wp14:anchorId="628B02E7" wp14:editId="49D36116">
             <wp:extent cx="5433060" cy="1317032"/>
@@ -2839,9 +2846,9 @@
           <w:rFonts w:ascii="Times New Roman" w:hAnsi="Times New Roman" w:cs="Times New Roman"/>
         </w:rPr>
         <w:drawing>
-          <wp:inline distT="0" distB="0" distL="0" distR="0" wp14:anchorId="73FDC1E8" wp14:editId="4693CA00">
-            <wp:extent cx="5731510" cy="2340610"/>
-            <wp:effectExtent l="0" t="0" r="2540" b="2540"/>
+          <wp:inline distT="0" distB="0" distL="0" distR="0" wp14:anchorId="73FDC1E8" wp14:editId="63240C25">
+            <wp:extent cx="4851400" cy="1981194"/>
+            <wp:effectExtent l="0" t="0" r="6350" b="635"/>
             <wp:docPr id="30" name="Picture 30"/>
             <wp:cNvGraphicFramePr>
               <a:graphicFrameLocks xmlns:a="http://schemas.openxmlformats.org/drawingml/2006/main" noChangeAspect="1"/>
@@ -2862,7 +2869,7 @@
                   <pic:spPr>
                     <a:xfrm>
                       <a:off x="0" y="0"/>
-                      <a:ext cx="5731510" cy="2340610"/>
+                      <a:ext cx="4870580" cy="1989026"/>
                     </a:xfrm>
                     <a:prstGeom prst="rect">
                       <a:avLst/>
@@ -2902,11 +2909,10 @@
         <w:rPr>
           <w:rFonts w:ascii="Times New Roman" w:hAnsi="Times New Roman" w:cs="Times New Roman"/>
         </w:rPr>
-        <w:lastRenderedPageBreak/>
         <w:drawing>
-          <wp:inline distT="0" distB="0" distL="0" distR="0" wp14:anchorId="798F6BC5" wp14:editId="699629A4">
-            <wp:extent cx="5299710" cy="1328157"/>
-            <wp:effectExtent l="114300" t="114300" r="148590" b="139065"/>
+          <wp:inline distT="0" distB="0" distL="0" distR="0" wp14:anchorId="798F6BC5" wp14:editId="3208DFBB">
+            <wp:extent cx="4890276" cy="1225550"/>
+            <wp:effectExtent l="133350" t="114300" r="120015" b="165100"/>
             <wp:docPr id="31" name="Picture 31"/>
             <wp:cNvGraphicFramePr>
               <a:graphicFrameLocks xmlns:a="http://schemas.openxmlformats.org/drawingml/2006/main" noChangeAspect="1"/>
@@ -2927,7 +2933,7 @@
                   <pic:spPr>
                     <a:xfrm>
                       <a:off x="0" y="0"/>
-                      <a:ext cx="5324872" cy="1334463"/>
+                      <a:ext cx="4937065" cy="1237276"/>
                     </a:xfrm>
                     <a:prstGeom prst="rect">
                       <a:avLst/>
@@ -2998,9 +3004,9 @@
           <w:rFonts w:ascii="Times New Roman" w:hAnsi="Times New Roman" w:cs="Times New Roman"/>
         </w:rPr>
         <w:drawing>
-          <wp:inline distT="0" distB="0" distL="0" distR="0" wp14:anchorId="5EED68B5" wp14:editId="7BC9E958">
-            <wp:extent cx="5420360" cy="1593800"/>
-            <wp:effectExtent l="133350" t="114300" r="123190" b="159385"/>
+          <wp:inline distT="0" distB="0" distL="0" distR="0" wp14:anchorId="5EED68B5" wp14:editId="5C7B7190">
+            <wp:extent cx="4718050" cy="1387293"/>
+            <wp:effectExtent l="133350" t="114300" r="120650" b="156210"/>
             <wp:docPr id="32" name="Picture 32"/>
             <wp:cNvGraphicFramePr>
               <a:graphicFrameLocks xmlns:a="http://schemas.openxmlformats.org/drawingml/2006/main" noChangeAspect="1"/>
@@ -3021,7 +3027,7 @@
                   <pic:spPr>
                     <a:xfrm>
                       <a:off x="0" y="0"/>
-                      <a:ext cx="5438721" cy="1599199"/>
+                      <a:ext cx="4771329" cy="1402959"/>
                     </a:xfrm>
                     <a:prstGeom prst="rect">
                       <a:avLst/>
@@ -3202,7 +3208,6 @@
         <w:rPr>
           <w:rFonts w:ascii="Times New Roman" w:hAnsi="Times New Roman" w:cs="Times New Roman"/>
         </w:rPr>
-        <w:lastRenderedPageBreak/>
         <w:drawing>
           <wp:inline distT="0" distB="0" distL="0" distR="0" wp14:anchorId="3CD0D87D" wp14:editId="5B483010">
             <wp:extent cx="5731510" cy="3308350"/>
@@ -3351,10 +3356,51 @@
           <w:rFonts w:ascii="Times New Roman" w:hAnsi="Times New Roman" w:cs="Times New Roman"/>
         </w:rPr>
       </w:pPr>
-      <w:r>
-        <w:rPr>
-          <w:rFonts w:ascii="Times New Roman" w:hAnsi="Times New Roman" w:cs="Times New Roman"/>
-        </w:rPr>
+    </w:p>
+    <w:p>
+      <w:pPr>
+        <w:pStyle w:val="ListParagraph"/>
+        <w:rPr>
+          <w:rFonts w:ascii="Times New Roman" w:hAnsi="Times New Roman" w:cs="Times New Roman"/>
+        </w:rPr>
+      </w:pPr>
+    </w:p>
+    <w:p>
+      <w:pPr>
+        <w:pStyle w:val="ListParagraph"/>
+        <w:rPr>
+          <w:rFonts w:ascii="Times New Roman" w:hAnsi="Times New Roman" w:cs="Times New Roman"/>
+        </w:rPr>
+      </w:pPr>
+    </w:p>
+    <w:p>
+      <w:pPr>
+        <w:pStyle w:val="ListParagraph"/>
+        <w:rPr>
+          <w:rFonts w:ascii="Times New Roman" w:hAnsi="Times New Roman" w:cs="Times New Roman"/>
+        </w:rPr>
+      </w:pPr>
+    </w:p>
+    <w:p>
+      <w:pPr>
+        <w:pStyle w:val="ListParagraph"/>
+        <w:rPr>
+          <w:rFonts w:ascii="Times New Roman" w:hAnsi="Times New Roman" w:cs="Times New Roman"/>
+        </w:rPr>
+      </w:pPr>
+    </w:p>
+    <w:p>
+      <w:pPr>
+        <w:pStyle w:val="ListParagraph"/>
+        <w:rPr>
+          <w:rFonts w:ascii="Times New Roman" w:hAnsi="Times New Roman" w:cs="Times New Roman"/>
+        </w:rPr>
+      </w:pPr>
+      <w:r>
+        <w:rPr>
+          <w:rFonts w:ascii="Times New Roman" w:hAnsi="Times New Roman" w:cs="Times New Roman"/>
+        </w:rPr>
+        <w:lastRenderedPageBreak/>
         <w:t>Pada anggota/list.html</w:t>
       </w:r>
     </w:p>
@@ -3425,14 +3471,7 @@
         <w:rPr>
           <w:rFonts w:ascii="Times New Roman" w:hAnsi="Times New Roman" w:cs="Times New Roman"/>
         </w:rPr>
-        <w:t xml:space="preserve">Penggabungan fungsi muatDaftarBuku() dan muatDaftarAnggota() menjadi fungsi generik muatDaftarData(urlJson, keys) berhasil menerapkan prinsip Don't Repeat Yourself (DRY). Fungsi ini menerima parameter URL file JSON dan daftar nama kunci (keys) untuk merender baris dan kolom tabel secara dinamis, sehingga modul </w:t>
-      </w:r>
-      <w:r>
-        <w:rPr>
-          <w:rFonts w:ascii="Times New Roman" w:hAnsi="Times New Roman" w:cs="Times New Roman"/>
-        </w:rPr>
-        <w:lastRenderedPageBreak/>
-        <w:t>JavaScript menjadi lebih fleksibel, efisien, dan reusable untuk berbagai struktur data di SIMPUS-Mini."</w:t>
+        <w:t>Penggabungan fungsi muatDaftarBuku() dan muatDaftarAnggota() menjadi fungsi generik muatDaftarData(urlJson, keys) berhasil menerapkan prinsip Don't Repeat Yourself (DRY). Fungsi ini menerima parameter URL file JSON dan daftar nama kunci (keys) untuk merender baris dan kolom tabel secara dinamis, sehingga modul JavaScript menjadi lebih fleksibel, efisien, dan reusable untuk berbagai struktur data di SIMPUS-Mini."</w:t>
       </w:r>
     </w:p>
     <w:p>
@@ -3596,6 +3635,87 @@
     <w:p>
       <w:pPr>
         <w:pStyle w:val="ListParagraph"/>
+        <w:ind w:left="1440"/>
+        <w:rPr>
+          <w:rFonts w:ascii="Times New Roman" w:hAnsi="Times New Roman" w:cs="Times New Roman"/>
+        </w:rPr>
+      </w:pPr>
+    </w:p>
+    <w:p>
+      <w:pPr>
+        <w:pStyle w:val="ListParagraph"/>
+        <w:ind w:left="1440"/>
+        <w:rPr>
+          <w:rFonts w:ascii="Times New Roman" w:hAnsi="Times New Roman" w:cs="Times New Roman"/>
+        </w:rPr>
+      </w:pPr>
+    </w:p>
+    <w:p>
+      <w:pPr>
+        <w:pStyle w:val="ListParagraph"/>
+        <w:ind w:left="1440"/>
+        <w:rPr>
+          <w:rFonts w:ascii="Times New Roman" w:hAnsi="Times New Roman" w:cs="Times New Roman"/>
+        </w:rPr>
+      </w:pPr>
+    </w:p>
+    <w:p>
+      <w:pPr>
+        <w:pStyle w:val="ListParagraph"/>
+        <w:ind w:left="1440"/>
+        <w:rPr>
+          <w:rFonts w:ascii="Times New Roman" w:hAnsi="Times New Roman" w:cs="Times New Roman"/>
+        </w:rPr>
+      </w:pPr>
+    </w:p>
+    <w:p>
+      <w:pPr>
+        <w:pStyle w:val="ListParagraph"/>
+        <w:ind w:left="1440"/>
+        <w:rPr>
+          <w:rFonts w:ascii="Times New Roman" w:hAnsi="Times New Roman" w:cs="Times New Roman"/>
+        </w:rPr>
+      </w:pPr>
+    </w:p>
+    <w:p>
+      <w:pPr>
+        <w:pStyle w:val="ListParagraph"/>
+        <w:ind w:left="1440"/>
+        <w:rPr>
+          <w:rFonts w:ascii="Times New Roman" w:hAnsi="Times New Roman" w:cs="Times New Roman"/>
+        </w:rPr>
+      </w:pPr>
+    </w:p>
+    <w:p>
+      <w:pPr>
+        <w:pStyle w:val="ListParagraph"/>
+        <w:ind w:left="1440"/>
+        <w:rPr>
+          <w:rFonts w:ascii="Times New Roman" w:hAnsi="Times New Roman" w:cs="Times New Roman"/>
+        </w:rPr>
+      </w:pPr>
+    </w:p>
+    <w:p>
+      <w:pPr>
+        <w:pStyle w:val="ListParagraph"/>
+        <w:ind w:left="1440"/>
+        <w:rPr>
+          <w:rFonts w:ascii="Times New Roman" w:hAnsi="Times New Roman" w:cs="Times New Roman"/>
+        </w:rPr>
+      </w:pPr>
+    </w:p>
+    <w:p>
+      <w:pPr>
+        <w:pStyle w:val="ListParagraph"/>
+        <w:ind w:left="1440"/>
+        <w:rPr>
+          <w:rFonts w:ascii="Times New Roman" w:hAnsi="Times New Roman" w:cs="Times New Roman"/>
+        </w:rPr>
+      </w:pPr>
+    </w:p>
+    <w:p>
+      <w:pPr>
+        <w:pStyle w:val="ListParagraph"/>
         <w:numPr>
           <w:ilvl w:val="0"/>
           <w:numId w:val="8"/>
@@ -3608,6 +3728,7 @@
         <w:rPr>
           <w:rFonts w:ascii="Times New Roman" w:hAnsi="Times New Roman" w:cs="Times New Roman"/>
         </w:rPr>
+        <w:lastRenderedPageBreak/>
         <w:t>Uji coba halaman anggota</w:t>
       </w:r>
     </w:p>
@@ -3639,9 +3760,9 @@
           <w:rFonts w:ascii="Times New Roman" w:hAnsi="Times New Roman" w:cs="Times New Roman"/>
         </w:rPr>
         <w:drawing>
-          <wp:inline distT="0" distB="0" distL="0" distR="0" wp14:anchorId="6199C8DF" wp14:editId="2D2307D5">
-            <wp:extent cx="5350510" cy="2204581"/>
-            <wp:effectExtent l="114300" t="114300" r="154940" b="139065"/>
+          <wp:inline distT="0" distB="0" distL="0" distR="0" wp14:anchorId="6199C8DF" wp14:editId="548EFA74">
+            <wp:extent cx="4895850" cy="2017247"/>
+            <wp:effectExtent l="114300" t="114300" r="114300" b="154940"/>
             <wp:docPr id="43" name="Picture 43"/>
             <wp:cNvGraphicFramePr>
               <a:graphicFrameLocks xmlns:a="http://schemas.openxmlformats.org/drawingml/2006/main" noChangeAspect="1"/>
@@ -3662,7 +3783,7 @@
                   <pic:spPr>
                     <a:xfrm>
                       <a:off x="0" y="0"/>
-                      <a:ext cx="5367714" cy="2211670"/>
+                      <a:ext cx="5021099" cy="2068853"/>
                     </a:xfrm>
                     <a:prstGeom prst="rect">
                       <a:avLst/>
@@ -3774,11 +3895,10 @@
         <w:rPr>
           <w:rFonts w:ascii="Times New Roman" w:hAnsi="Times New Roman" w:cs="Times New Roman"/>
         </w:rPr>
-        <w:lastRenderedPageBreak/>
         <w:drawing>
-          <wp:inline distT="0" distB="0" distL="0" distR="0" wp14:anchorId="4B28FA2E" wp14:editId="203A1D37">
-            <wp:extent cx="5731510" cy="1438275"/>
-            <wp:effectExtent l="114300" t="114300" r="116840" b="142875"/>
+          <wp:inline distT="0" distB="0" distL="0" distR="0" wp14:anchorId="4B28FA2E" wp14:editId="5926EBBC">
+            <wp:extent cx="5306060" cy="1331512"/>
+            <wp:effectExtent l="114300" t="114300" r="142240" b="154940"/>
             <wp:docPr id="45" name="Picture 45"/>
             <wp:cNvGraphicFramePr>
               <a:graphicFrameLocks xmlns:a="http://schemas.openxmlformats.org/drawingml/2006/main" noChangeAspect="1"/>
@@ -3799,7 +3919,7 @@
                   <pic:spPr>
                     <a:xfrm>
                       <a:off x="0" y="0"/>
-                      <a:ext cx="5731510" cy="1438275"/>
+                      <a:ext cx="5350491" cy="1342662"/>
                     </a:xfrm>
                     <a:prstGeom prst="rect">
                       <a:avLst/>
@@ -4001,6 +4121,7 @@
         <w:rPr>
           <w:rFonts w:ascii="Times New Roman" w:hAnsi="Times New Roman" w:cs="Times New Roman"/>
         </w:rPr>
+        <w:lastRenderedPageBreak/>
         <w:t>Update file buku/list.html</w:t>
       </w:r>
     </w:p>
@@ -4121,6 +4242,14 @@
           <w:rFonts w:ascii="Times New Roman" w:hAnsi="Times New Roman" w:cs="Times New Roman"/>
         </w:rPr>
       </w:pPr>
+    </w:p>
+    <w:p>
+      <w:pPr>
+        <w:pStyle w:val="ListParagraph"/>
+        <w:rPr>
+          <w:rFonts w:ascii="Times New Roman" w:hAnsi="Times New Roman" w:cs="Times New Roman"/>
+        </w:rPr>
+      </w:pPr>
       <w:r>
         <w:rPr>
           <w:rFonts w:ascii="Times New Roman" w:hAnsi="Times New Roman" w:cs="Times New Roman"/>
@@ -4139,7 +4268,6 @@
         <w:rPr>
           <w:rFonts w:ascii="Times New Roman" w:hAnsi="Times New Roman" w:cs="Times New Roman"/>
         </w:rPr>
-        <w:lastRenderedPageBreak/>
         <w:drawing>
           <wp:inline distT="0" distB="0" distL="0" distR="0" wp14:anchorId="773D3AF7" wp14:editId="0DF569ED">
             <wp:extent cx="5219700" cy="1993386"/>
@@ -4368,6 +4496,51 @@
     <w:p>
       <w:pPr>
         <w:pStyle w:val="ListParagraph"/>
+        <w:ind w:left="1440"/>
+        <w:rPr>
+          <w:rFonts w:ascii="Times New Roman" w:hAnsi="Times New Roman" w:cs="Times New Roman"/>
+        </w:rPr>
+      </w:pPr>
+    </w:p>
+    <w:p>
+      <w:pPr>
+        <w:pStyle w:val="ListParagraph"/>
+        <w:ind w:left="1440"/>
+        <w:rPr>
+          <w:rFonts w:ascii="Times New Roman" w:hAnsi="Times New Roman" w:cs="Times New Roman"/>
+        </w:rPr>
+      </w:pPr>
+    </w:p>
+    <w:p>
+      <w:pPr>
+        <w:pStyle w:val="ListParagraph"/>
+        <w:ind w:left="1440"/>
+        <w:rPr>
+          <w:rFonts w:ascii="Times New Roman" w:hAnsi="Times New Roman" w:cs="Times New Roman"/>
+        </w:rPr>
+      </w:pPr>
+    </w:p>
+    <w:p>
+      <w:pPr>
+        <w:pStyle w:val="ListParagraph"/>
+        <w:ind w:left="1440"/>
+        <w:rPr>
+          <w:rFonts w:ascii="Times New Roman" w:hAnsi="Times New Roman" w:cs="Times New Roman"/>
+        </w:rPr>
+      </w:pPr>
+    </w:p>
+    <w:p>
+      <w:pPr>
+        <w:pStyle w:val="ListParagraph"/>
+        <w:ind w:left="1440"/>
+        <w:rPr>
+          <w:rFonts w:ascii="Times New Roman" w:hAnsi="Times New Roman" w:cs="Times New Roman"/>
+        </w:rPr>
+      </w:pPr>
+    </w:p>
+    <w:p>
+      <w:pPr>
+        <w:pStyle w:val="ListParagraph"/>
         <w:numPr>
           <w:ilvl w:val="0"/>
           <w:numId w:val="8"/>
@@ -4380,6 +4553,7 @@
         <w:rPr>
           <w:rFonts w:ascii="Times New Roman" w:hAnsi="Times New Roman" w:cs="Times New Roman"/>
         </w:rPr>
+        <w:lastRenderedPageBreak/>
         <w:t>Uji coba</w:t>
       </w:r>
     </w:p>
@@ -4471,60 +4645,15 @@
         </w:rPr>
       </w:pPr>
       <w:r>
-        <w:t xml:space="preserve">Hasil uji coba menggunakan </w:t>
-      </w:r>
-      <w:r>
-        <w:rPr>
-          <w:rStyle w:val="HTMLCode"/>
-          <w:rFonts w:eastAsiaTheme="minorEastAsia"/>
-        </w:rPr>
-        <w:t>console.log(e.target)</w:t>
-      </w:r>
-      <w:r>
-        <w:t xml:space="preserve"> membuktikan bahwa </w:t>
-      </w:r>
-      <w:r>
-        <w:rPr>
-          <w:i/>
-          <w:iCs/>
-        </w:rPr>
-        <w:t>event listener</w:t>
-      </w:r>
-      <w:r>
-        <w:t xml:space="preserve"> pada tingkat </w:t>
-      </w:r>
-      <w:r>
-        <w:rPr>
-          <w:rStyle w:val="HTMLCode"/>
-          <w:rFonts w:eastAsiaTheme="minorEastAsia"/>
-        </w:rPr>
-        <w:t>document</w:t>
-      </w:r>
-      <w:r>
-        <w:t xml:space="preserve"> menerima semua event klik di halaman (</w:t>
-      </w:r>
-      <w:r>
-        <w:rPr>
-          <w:i/>
-          <w:iCs/>
-        </w:rPr>
-        <w:t>event bubbling</w:t>
-      </w:r>
-      <w:r>
-        <w:t xml:space="preserve">). Namun, dengan metode </w:t>
-      </w:r>
-      <w:r>
-        <w:rPr>
-          <w:rStyle w:val="HTMLCode"/>
-          <w:rFonts w:eastAsiaTheme="minorEastAsia"/>
-        </w:rPr>
-        <w:t>e.target.closest('.btn-</w:t>
-      </w:r>
-      <w:r>
-        <w:rPr>
-          <w:rFonts w:ascii="Times New Roman" w:hAnsi="Times New Roman" w:cs="Times New Roman"/>
-        </w:rPr>
-        <w:lastRenderedPageBreak/>
+        <w:rPr>
+          <w:rFonts w:ascii="Times New Roman" w:hAnsi="Times New Roman" w:cs="Times New Roman"/>
+        </w:rPr>
+        <w:t>Hasil uji coba menggunakan console.log(e.target) membuktikan bahwa event listener pada tingkat document menerima semua event klik di halaman (event bubbling). Namun, dengan metode e.target.closest('.btn-</w:t>
+      </w:r>
+      <w:r>
+        <w:rPr>
+          <w:rFonts w:ascii="Times New Roman" w:hAnsi="Times New Roman" w:cs="Times New Roman"/>
+        </w:rPr>
         <w:t>hapus'), kita dapat memfilter event tersebut secara akurat sehingga fungsi eksekusi hanya berjalan saat tombol Hapus yang diklik, tanpa perlu menempelkan event listener satu per satu pada setiap baris tabel secara manual."</w:t>
       </w:r>
     </w:p>
@@ -4617,9 +4746,9 @@
           <w:rFonts w:ascii="Times New Roman" w:hAnsi="Times New Roman" w:cs="Times New Roman"/>
         </w:rPr>
         <w:drawing>
-          <wp:inline distT="0" distB="0" distL="0" distR="0" wp14:anchorId="4DD91055" wp14:editId="1B5476C1">
-            <wp:extent cx="4140413" cy="685835"/>
-            <wp:effectExtent l="0" t="0" r="0" b="0"/>
+          <wp:inline distT="0" distB="0" distL="0" distR="0" wp14:anchorId="4DD91055" wp14:editId="1980C4E4">
+            <wp:extent cx="3517900" cy="582720"/>
+            <wp:effectExtent l="0" t="0" r="6350" b="8255"/>
             <wp:docPr id="53" name="Picture 53"/>
             <wp:cNvGraphicFramePr>
               <a:graphicFrameLocks xmlns:a="http://schemas.openxmlformats.org/drawingml/2006/main" noChangeAspect="1"/>
@@ -4640,7 +4769,7 @@
                   <pic:spPr>
                     <a:xfrm>
                       <a:off x="0" y="0"/>
-                      <a:ext cx="4140413" cy="685835"/>
+                      <a:ext cx="3548488" cy="587787"/>
                     </a:xfrm>
                     <a:prstGeom prst="rect">
                       <a:avLst/>
@@ -4673,9 +4802,9 @@
           <w:rFonts w:ascii="Times New Roman" w:hAnsi="Times New Roman" w:cs="Times New Roman"/>
         </w:rPr>
         <w:drawing>
-          <wp:inline distT="0" distB="0" distL="0" distR="0" wp14:anchorId="6FDF8528" wp14:editId="5478EF66">
-            <wp:extent cx="5731510" cy="1456055"/>
-            <wp:effectExtent l="114300" t="114300" r="116840" b="144145"/>
+          <wp:inline distT="0" distB="0" distL="0" distR="0" wp14:anchorId="6FDF8528" wp14:editId="02F042B8">
+            <wp:extent cx="4944110" cy="1256021"/>
+            <wp:effectExtent l="133350" t="114300" r="142240" b="173355"/>
             <wp:docPr id="54" name="Picture 54"/>
             <wp:cNvGraphicFramePr>
               <a:graphicFrameLocks xmlns:a="http://schemas.openxmlformats.org/drawingml/2006/main" noChangeAspect="1"/>
@@ -4696,7 +4825,7 @@
                   <pic:spPr>
                     <a:xfrm>
                       <a:off x="0" y="0"/>
-                      <a:ext cx="5731510" cy="1456055"/>
+                      <a:ext cx="4980945" cy="1265379"/>
                     </a:xfrm>
                     <a:prstGeom prst="rect">
                       <a:avLst/>
